--- a/Note_de_cadrage_Explorateur_Solaire_IDEX.docx
+++ b/Note_de_cadrage_Explorateur_Solaire_IDEX.docx
@@ -1,20 +1,35 @@
 
 <file path=word/document.xml><?xml version="1.0" encoding="utf-8"?>
-<w:document xmlns:wpc="http://schemas.microsoft.com/office/word/2010/wordprocessingCanvas" xmlns:cx="http://schemas.microsoft.com/office/drawing/2014/chartex" xmlns:cx1="http://schemas.microsoft.com/office/drawing/2015/9/8/chartex" xmlns:cx2="http://schemas.microsoft.com/office/drawing/2015/10/21/chartex" xmlns:cx3="http://schemas.microsoft.com/office/drawing/2016/5/9/chartex" xmlns:cx4="http://schemas.microsoft.com/office/drawing/2016/5/10/chartex" xmlns:cx5="http://schemas.microsoft.com/office/drawing/2016/5/11/chartex" xmlns:cx6="http://schemas.microsoft.com/office/drawing/2016/5/12/chartex" xmlns:cx7="http://schemas.microsoft.com/office/drawing/2016/5/13/chartex" xmlns:cx8="http://schemas.microsoft.com/office/drawing/2016/5/14/chartex" xmlns:mc="http://schemas.openxmlformats.org/markup-compatibility/2006" xmlns:aink="http://schemas.microsoft.com/office/drawing/2016/ink" xmlns:am3d="http://schemas.microsoft.com/office/drawing/2017/model3d" xmlns:o="urn:schemas-microsoft-com:office:office" xmlns:oel="http://schemas.microsoft.com/office/2019/extlst" xmlns:r="http://schemas.openxmlformats.org/officeDocument/2006/relationships" xmlns:m="http://schemas.openxmlformats.org/officeDocument/2006/math" xmlns:v="urn:schemas-microsoft-com:vml" xmlns:wp14="http://schemas.microsoft.com/office/word/2010/wordprocessingDrawing" xmlns:wp="http://schemas.openxmlformats.org/drawingml/2006/wordprocessingDrawing" xmlns:w10="urn:schemas-microsoft-com:office:word" xmlns:w="http://schemas.openxmlformats.org/wordprocessingml/2006/main" xmlns:w14="http://schemas.microsoft.com/office/word/2010/wordml" xmlns:w15="http://schemas.microsoft.com/office/word/2012/wordml" xmlns:w16cex="http://schemas.microsoft.com/office/word/2018/wordml/cex" xmlns:w16cid="http://schemas.microsoft.com/office/word/2016/wordml/cid" xmlns:w16="http://schemas.microsoft.com/office/word/2018/wordml" xmlns:w16sdtdh="http://schemas.microsoft.com/office/word/2020/wordml/sdtdatahash" xmlns:w16se="http://schemas.microsoft.com/office/word/2015/wordml/symex" xmlns:wpg="http://schemas.microsoft.com/office/word/2010/wordprocessingGroup" xmlns:wpi="http://schemas.microsoft.com/office/word/2010/wordprocessingInk" xmlns:wne="http://schemas.microsoft.com/office/word/2006/wordml" xmlns:wps="http://schemas.microsoft.com/office/word/2010/wordprocessingShape" mc:Ignorable="w14 w15 w16se w16cid w16 w16cex w16sdtdh wp14">
+<w:document xmlns:wpc="http://schemas.microsoft.com/office/word/2010/wordprocessingCanvas" xmlns:cx="http://schemas.microsoft.com/office/drawing/2014/chartex" xmlns:cx1="http://schemas.microsoft.com/office/drawing/2015/9/8/chartex" xmlns:cx2="http://schemas.microsoft.com/office/drawing/2015/10/21/chartex" xmlns:cx3="http://schemas.microsoft.com/office/drawing/2016/5/9/chartex" xmlns:cx4="http://schemas.microsoft.com/office/drawing/2016/5/10/chartex" xmlns:cx5="http://schemas.microsoft.com/office/drawing/2016/5/11/chartex" xmlns:cx6="http://schemas.microsoft.com/office/drawing/2016/5/12/chartex" xmlns:cx7="http://schemas.microsoft.com/office/drawing/2016/5/13/chartex" xmlns:cx8="http://schemas.microsoft.com/office/drawing/2016/5/14/chartex" xmlns:mc="http://schemas.openxmlformats.org/markup-compatibility/2006" xmlns:aink="http://schemas.microsoft.com/office/drawing/2016/ink" xmlns:am3d="http://schemas.microsoft.com/office/drawing/2017/model3d" xmlns:o="urn:schemas-microsoft-com:office:office" xmlns:oel="http://schemas.microsoft.com/office/2019/extlst" xmlns:r="http://schemas.openxmlformats.org/officeDocument/2006/relationships" xmlns:m="http://schemas.openxmlformats.org/officeDocument/2006/math" xmlns:v="urn:schemas-microsoft-com:vml" xmlns:wp14="http://schemas.microsoft.com/office/word/2010/wordprocessingDrawing" xmlns:wp="http://schemas.openxmlformats.org/drawingml/2006/wordprocessingDrawing" xmlns:w10="urn:schemas-microsoft-com:office:word" xmlns:w="http://schemas.openxmlformats.org/wordprocessingml/2006/main" xmlns:w14="http://schemas.microsoft.com/office/word/2010/wordml" xmlns:w15="http://schemas.microsoft.com/office/word/2012/wordml" xmlns:w16cex="http://schemas.microsoft.com/office/word/2018/wordml/cex" xmlns:w16cid="http://schemas.microsoft.com/office/word/2016/wordml/cid" xmlns:w16="http://schemas.microsoft.com/office/word/2018/wordml" xmlns:w16du="http://schemas.microsoft.com/office/word/2023/wordml/word16du" xmlns:w16sdtdh="http://schemas.microsoft.com/office/word/2020/wordml/sdtdatahash" xmlns:w16sdtfl="http://schemas.microsoft.com/office/word/2024/wordml/sdtformatlock" xmlns:w16se="http://schemas.microsoft.com/office/word/2015/wordml/symex" xmlns:wpg="http://schemas.microsoft.com/office/word/2010/wordprocessingGroup" xmlns:wpi="http://schemas.microsoft.com/office/word/2010/wordprocessingInk" xmlns:wne="http://schemas.microsoft.com/office/word/2006/wordml" xmlns:wps="http://schemas.microsoft.com/office/word/2010/wordprocessingShape" mc:Ignorable="w14 w15 w16se w16cid w16 w16cex w16sdtdh w16sdtfl w16du wp14">
   <w:body>
     <w:p>
       <w:pPr>
         <w:ind w:left="720"/>
-      </w:pPr>
-    </w:p>
-    <w:p/>
-    <w:p>
-      <w:r>
-        <w:rPr>
+        <w:rPr>
+          <w:rFonts w:cs="Arial"/>
+        </w:rPr>
+      </w:pPr>
+    </w:p>
+    <w:p>
+      <w:pPr>
+        <w:rPr>
+          <w:rFonts w:cs="Arial"/>
+        </w:rPr>
+      </w:pPr>
+    </w:p>
+    <w:p>
+      <w:pPr>
+        <w:rPr>
+          <w:rFonts w:cs="Arial"/>
+        </w:rPr>
+      </w:pPr>
+      <w:r>
+        <w:rPr>
+          <w:rFonts w:cs="Arial"/>
           <w:noProof/>
         </w:rPr>
         <w:drawing>
-          <wp:anchor distT="0" distB="0" distL="114300" distR="114300" simplePos="0" relativeHeight="251658240" behindDoc="1" locked="0" layoutInCell="1" allowOverlap="1" wp14:anchorId="51F50BA8" wp14:editId="3AF23603">
+          <wp:anchor distT="0" distB="0" distL="114300" distR="114300" simplePos="0" relativeHeight="251658240" behindDoc="1" locked="0" layoutInCell="1" allowOverlap="1" wp14:anchorId="51F50BA8" wp14:editId="76250BE1">
             <wp:simplePos x="0" y="0"/>
             <wp:positionH relativeFrom="margin">
               <wp:align>right</wp:align>
@@ -89,13 +104,25 @@
         </w:drawing>
       </w:r>
     </w:p>
-    <w:p/>
-    <w:p/>
+    <w:p>
+      <w:pPr>
+        <w:rPr>
+          <w:rFonts w:cs="Arial"/>
+        </w:rPr>
+      </w:pPr>
+    </w:p>
+    <w:p>
+      <w:pPr>
+        <w:rPr>
+          <w:rFonts w:cs="Arial"/>
+        </w:rPr>
+      </w:pPr>
+    </w:p>
     <w:p>
       <w:pPr>
         <w:pStyle w:val="Corpsdetexte"/>
         <w:rPr>
-          <w:rFonts w:ascii="Times New Roman"/>
+          <w:rFonts w:cs="Arial"/>
         </w:rPr>
       </w:pPr>
     </w:p>
@@ -103,7 +130,7 @@
       <w:pPr>
         <w:pStyle w:val="Corpsdetexte"/>
         <w:rPr>
-          <w:rFonts w:ascii="Times New Roman"/>
+          <w:rFonts w:cs="Arial"/>
         </w:rPr>
       </w:pPr>
     </w:p>
@@ -111,7 +138,7 @@
       <w:pPr>
         <w:pStyle w:val="Corpsdetexte"/>
         <w:rPr>
-          <w:rFonts w:ascii="Times New Roman"/>
+          <w:rFonts w:cs="Arial"/>
         </w:rPr>
       </w:pPr>
     </w:p>
@@ -119,7 +146,7 @@
       <w:pPr>
         <w:pStyle w:val="Corpsdetexte"/>
         <w:rPr>
-          <w:rFonts w:ascii="Times New Roman"/>
+          <w:rFonts w:cs="Arial"/>
         </w:rPr>
       </w:pPr>
     </w:p>
@@ -127,7 +154,7 @@
       <w:pPr>
         <w:pStyle w:val="Corpsdetexte"/>
         <w:rPr>
-          <w:rFonts w:ascii="Times New Roman"/>
+          <w:rFonts w:cs="Arial"/>
         </w:rPr>
       </w:pPr>
     </w:p>
@@ -135,7 +162,7 @@
       <w:pPr>
         <w:pStyle w:val="Corpsdetexte"/>
         <w:rPr>
-          <w:rFonts w:ascii="Times New Roman"/>
+          <w:rFonts w:cs="Arial"/>
         </w:rPr>
       </w:pPr>
     </w:p>
@@ -143,7 +170,7 @@
       <w:pPr>
         <w:pStyle w:val="Corpsdetexte"/>
         <w:rPr>
-          <w:rFonts w:ascii="Times New Roman"/>
+          <w:rFonts w:cs="Arial"/>
         </w:rPr>
       </w:pPr>
     </w:p>
@@ -151,7 +178,7 @@
       <w:pPr>
         <w:pStyle w:val="Corpsdetexte"/>
         <w:rPr>
-          <w:rFonts w:ascii="Times New Roman"/>
+          <w:rFonts w:cs="Arial"/>
         </w:rPr>
       </w:pPr>
     </w:p>
@@ -159,7 +186,7 @@
       <w:pPr>
         <w:pStyle w:val="Corpsdetexte"/>
         <w:rPr>
-          <w:rFonts w:ascii="Times New Roman"/>
+          <w:rFonts w:cs="Arial"/>
         </w:rPr>
       </w:pPr>
     </w:p>
@@ -167,7 +194,7 @@
       <w:pPr>
         <w:pStyle w:val="Corpsdetexte"/>
         <w:rPr>
-          <w:rFonts w:ascii="Times New Roman"/>
+          <w:rFonts w:cs="Arial"/>
         </w:rPr>
       </w:pPr>
     </w:p>
@@ -176,7 +203,7 @@
         <w:pStyle w:val="Corpsdetexte"/>
         <w:spacing w:before="131"/>
         <w:rPr>
-          <w:rFonts w:ascii="Times New Roman"/>
+          <w:rFonts w:cs="Arial"/>
         </w:rPr>
       </w:pPr>
     </w:p>
@@ -185,12 +212,12 @@
         <w:pStyle w:val="Corpsdetexte"/>
         <w:ind w:left="13" w:right="-15"/>
         <w:rPr>
-          <w:rFonts w:ascii="Times New Roman"/>
-        </w:rPr>
-      </w:pPr>
-      <w:r>
-        <w:rPr>
-          <w:rFonts w:ascii="Times New Roman"/>
+          <w:rFonts w:cs="Arial"/>
+        </w:rPr>
+      </w:pPr>
+      <w:r>
+        <w:rPr>
+          <w:rFonts w:cs="Arial"/>
           <w:noProof/>
         </w:rPr>
         <mc:AlternateContent>
@@ -344,41 +371,210 @@
       <w:pPr>
         <w:pStyle w:val="Corpsdetexte"/>
         <w:rPr>
-          <w:rFonts w:ascii="Times New Roman"/>
-        </w:rPr>
-      </w:pPr>
-    </w:p>
-    <w:p/>
-    <w:p/>
-    <w:p/>
-    <w:p/>
-    <w:p/>
-    <w:p/>
-    <w:p/>
-    <w:p/>
-    <w:p/>
-    <w:p/>
-    <w:p/>
-    <w:p/>
-    <w:p/>
-    <w:p/>
-    <w:p/>
-    <w:p/>
-    <w:p/>
-    <w:p/>
-    <w:p/>
-    <w:p/>
-    <w:p/>
-    <w:p/>
-    <w:p/>
-    <w:p/>
-    <w:p/>
-    <w:p/>
-    <w:p/>
-    <w:p/>
-    <w:p>
-      <w:pPr>
-        <w:rPr>
+          <w:rFonts w:cs="Arial"/>
+        </w:rPr>
+      </w:pPr>
+    </w:p>
+    <w:p>
+      <w:pPr>
+        <w:rPr>
+          <w:rFonts w:cs="Arial"/>
+        </w:rPr>
+      </w:pPr>
+    </w:p>
+    <w:p>
+      <w:pPr>
+        <w:rPr>
+          <w:rFonts w:cs="Arial"/>
+        </w:rPr>
+      </w:pPr>
+    </w:p>
+    <w:p>
+      <w:pPr>
+        <w:rPr>
+          <w:rFonts w:cs="Arial"/>
+        </w:rPr>
+      </w:pPr>
+    </w:p>
+    <w:p>
+      <w:pPr>
+        <w:rPr>
+          <w:rFonts w:cs="Arial"/>
+        </w:rPr>
+      </w:pPr>
+    </w:p>
+    <w:p>
+      <w:pPr>
+        <w:rPr>
+          <w:rFonts w:cs="Arial"/>
+        </w:rPr>
+      </w:pPr>
+    </w:p>
+    <w:p>
+      <w:pPr>
+        <w:rPr>
+          <w:rFonts w:cs="Arial"/>
+        </w:rPr>
+      </w:pPr>
+    </w:p>
+    <w:p>
+      <w:pPr>
+        <w:rPr>
+          <w:rFonts w:cs="Arial"/>
+        </w:rPr>
+      </w:pPr>
+    </w:p>
+    <w:p>
+      <w:pPr>
+        <w:rPr>
+          <w:rFonts w:cs="Arial"/>
+        </w:rPr>
+      </w:pPr>
+    </w:p>
+    <w:p>
+      <w:pPr>
+        <w:rPr>
+          <w:rFonts w:cs="Arial"/>
+        </w:rPr>
+      </w:pPr>
+    </w:p>
+    <w:p>
+      <w:pPr>
+        <w:rPr>
+          <w:rFonts w:cs="Arial"/>
+        </w:rPr>
+      </w:pPr>
+    </w:p>
+    <w:p>
+      <w:pPr>
+        <w:rPr>
+          <w:rFonts w:cs="Arial"/>
+        </w:rPr>
+      </w:pPr>
+    </w:p>
+    <w:p>
+      <w:pPr>
+        <w:rPr>
+          <w:rFonts w:cs="Arial"/>
+        </w:rPr>
+      </w:pPr>
+    </w:p>
+    <w:p>
+      <w:pPr>
+        <w:rPr>
+          <w:rFonts w:cs="Arial"/>
+        </w:rPr>
+      </w:pPr>
+    </w:p>
+    <w:p>
+      <w:pPr>
+        <w:rPr>
+          <w:rFonts w:cs="Arial"/>
+        </w:rPr>
+      </w:pPr>
+    </w:p>
+    <w:p>
+      <w:pPr>
+        <w:rPr>
+          <w:rFonts w:cs="Arial"/>
+        </w:rPr>
+      </w:pPr>
+    </w:p>
+    <w:p>
+      <w:pPr>
+        <w:rPr>
+          <w:rFonts w:cs="Arial"/>
+        </w:rPr>
+      </w:pPr>
+    </w:p>
+    <w:p>
+      <w:pPr>
+        <w:rPr>
+          <w:rFonts w:cs="Arial"/>
+        </w:rPr>
+      </w:pPr>
+    </w:p>
+    <w:p>
+      <w:pPr>
+        <w:rPr>
+          <w:rFonts w:cs="Arial"/>
+        </w:rPr>
+      </w:pPr>
+    </w:p>
+    <w:p>
+      <w:pPr>
+        <w:rPr>
+          <w:rFonts w:cs="Arial"/>
+        </w:rPr>
+      </w:pPr>
+    </w:p>
+    <w:p>
+      <w:pPr>
+        <w:rPr>
+          <w:rFonts w:cs="Arial"/>
+        </w:rPr>
+      </w:pPr>
+    </w:p>
+    <w:p>
+      <w:pPr>
+        <w:rPr>
+          <w:rFonts w:cs="Arial"/>
+        </w:rPr>
+      </w:pPr>
+    </w:p>
+    <w:p>
+      <w:pPr>
+        <w:rPr>
+          <w:rFonts w:cs="Arial"/>
+        </w:rPr>
+      </w:pPr>
+    </w:p>
+    <w:p>
+      <w:pPr>
+        <w:rPr>
+          <w:rFonts w:cs="Arial"/>
+        </w:rPr>
+      </w:pPr>
+    </w:p>
+    <w:p>
+      <w:pPr>
+        <w:rPr>
+          <w:rFonts w:cs="Arial"/>
+        </w:rPr>
+      </w:pPr>
+    </w:p>
+    <w:p>
+      <w:pPr>
+        <w:rPr>
+          <w:rFonts w:cs="Arial"/>
+        </w:rPr>
+      </w:pPr>
+    </w:p>
+    <w:p>
+      <w:pPr>
+        <w:rPr>
+          <w:rFonts w:cs="Arial"/>
+        </w:rPr>
+      </w:pPr>
+    </w:p>
+    <w:p>
+      <w:pPr>
+        <w:rPr>
+          <w:rFonts w:cs="Arial"/>
+        </w:rPr>
+      </w:pPr>
+    </w:p>
+    <w:p>
+      <w:pPr>
+        <w:rPr>
+          <w:rFonts w:cs="Arial"/>
+        </w:rPr>
+      </w:pPr>
+    </w:p>
+    <w:p>
+      <w:pPr>
+        <w:rPr>
+          <w:rFonts w:cs="Arial"/>
           <w:b/>
           <w:color w:val="2E5395"/>
           <w:sz w:val="24"/>
@@ -386,6 +582,7 @@
       </w:pPr>
       <w:r>
         <w:rPr>
+          <w:rFonts w:cs="Arial"/>
           <w:b/>
           <w:color w:val="2E5395"/>
           <w:sz w:val="24"/>
@@ -396,6 +593,7 @@
     <w:p>
       <w:pPr>
         <w:rPr>
+          <w:rFonts w:cs="Arial"/>
           <w:b/>
           <w:color w:val="2E5395"/>
           <w:sz w:val="24"/>
@@ -405,6 +603,7 @@
     <w:p>
       <w:pPr>
         <w:rPr>
+          <w:rFonts w:cs="Arial"/>
           <w:b/>
           <w:color w:val="2E5395"/>
           <w:sz w:val="22"/>
@@ -413,26 +612,63 @@
       </w:pPr>
       <w:r>
         <w:rPr>
+          <w:rFonts w:cs="Arial"/>
           <w:b/>
           <w:color w:val="2E5395"/>
           <w:sz w:val="22"/>
           <w:szCs w:val="18"/>
         </w:rPr>
+        <w:lastRenderedPageBreak/>
         <w:t>Noms &amp; Prénoms des apprenants de l'équipe : Adam G. (Pilote projet), Binôme qualité foncière, DPO/Juridique</w:t>
       </w:r>
     </w:p>
     <w:p>
-      <w:r>
+      <w:pPr>
+        <w:rPr>
+          <w:rFonts w:cs="Arial"/>
+        </w:rPr>
+      </w:pPr>
+      <w:r>
+        <w:rPr>
+          <w:rFonts w:cs="Arial"/>
+        </w:rPr>
         <w:tab/>
       </w:r>
     </w:p>
-    <w:p/>
-    <w:p/>
-    <w:p/>
-    <w:p/>
+    <w:p>
+      <w:pPr>
+        <w:rPr>
+          <w:rFonts w:cs="Arial"/>
+        </w:rPr>
+      </w:pPr>
+    </w:p>
+    <w:p>
+      <w:pPr>
+        <w:rPr>
+          <w:rFonts w:cs="Arial"/>
+        </w:rPr>
+      </w:pPr>
+    </w:p>
+    <w:p>
+      <w:pPr>
+        <w:rPr>
+          <w:rFonts w:cs="Arial"/>
+        </w:rPr>
+      </w:pPr>
+    </w:p>
+    <w:p>
+      <w:pPr>
+        <w:rPr>
+          <w:rFonts w:cs="Arial"/>
+        </w:rPr>
+      </w:pPr>
+    </w:p>
     <w:p>
       <w:pPr>
         <w:jc w:val="right"/>
+        <w:rPr>
+          <w:rFonts w:cs="Arial"/>
+        </w:rPr>
       </w:pPr>
     </w:p>
     <w:tbl>
@@ -480,7 +716,13 @@
               <w:t>Note de cadrage du projet</w:t>
             </w:r>
           </w:p>
-          <w:p/>
+          <w:p>
+            <w:pPr>
+              <w:rPr>
+                <w:rFonts w:cs="Arial"/>
+              </w:rPr>
+            </w:pPr>
+          </w:p>
         </w:tc>
       </w:tr>
     </w:tbl>
@@ -488,11 +730,13 @@
       <w:pPr>
         <w:ind w:left="6480"/>
         <w:rPr>
+          <w:rFonts w:cs="Arial"/>
           <w:color w:val="002060"/>
         </w:rPr>
       </w:pPr>
       <w:r>
         <w:rPr>
+          <w:rFonts w:cs="Arial"/>
           <w:color w:val="002060"/>
         </w:rPr>
         <w:t>Date de création : 09/06/2026</w:t>
@@ -502,11 +746,13 @@
       <w:pPr>
         <w:jc w:val="center"/>
         <w:rPr>
+          <w:rFonts w:cs="Arial"/>
           <w:color w:val="002060"/>
         </w:rPr>
       </w:pPr>
       <w:r>
         <w:rPr>
+          <w:rFonts w:cs="Arial"/>
           <w:color w:val="002060"/>
         </w:rPr>
         <w:t xml:space="preserve"> </w:t>
@@ -515,6 +761,7 @@
     <w:p>
       <w:pPr>
         <w:rPr>
+          <w:rFonts w:cs="Arial"/>
           <w:b/>
           <w:color w:val="002060"/>
           <w:sz w:val="24"/>
@@ -523,6 +770,7 @@
       </w:pPr>
       <w:r>
         <w:rPr>
+          <w:rFonts w:cs="Arial"/>
           <w:bCs/>
           <w:color w:val="002060"/>
           <w:sz w:val="24"/>
@@ -532,6 +780,7 @@
       </w:r>
       <w:r>
         <w:rPr>
+          <w:rFonts w:cs="Arial"/>
           <w:b/>
           <w:color w:val="002060"/>
           <w:sz w:val="24"/>
@@ -543,6 +792,7 @@
     <w:p>
       <w:pPr>
         <w:rPr>
+          <w:rFonts w:cs="Arial"/>
           <w:b/>
           <w:color w:val="002060"/>
           <w:sz w:val="24"/>
@@ -553,6 +803,7 @@
     <w:p>
       <w:pPr>
         <w:rPr>
+          <w:rFonts w:cs="Arial"/>
           <w:bCs/>
           <w:color w:val="002060"/>
           <w:sz w:val="24"/>
@@ -560,6 +811,7 @@
       </w:pPr>
       <w:r>
         <w:rPr>
+          <w:rFonts w:cs="Arial"/>
           <w:bCs/>
           <w:color w:val="002060"/>
           <w:sz w:val="24"/>
@@ -568,6 +820,7 @@
       </w:r>
       <w:r>
         <w:rPr>
+          <w:rFonts w:cs="Arial"/>
           <w:bCs/>
           <w:color w:val="002060"/>
           <w:sz w:val="24"/>
@@ -578,6 +831,7 @@
     <w:p>
       <w:pPr>
         <w:rPr>
+          <w:rFonts w:cs="Arial"/>
           <w:color w:val="002060"/>
         </w:rPr>
       </w:pPr>
@@ -585,6 +839,7 @@
     <w:p>
       <w:pPr>
         <w:rPr>
+          <w:rFonts w:cs="Arial"/>
           <w:bCs/>
           <w:color w:val="002060"/>
           <w:sz w:val="24"/>
@@ -592,6 +847,7 @@
       </w:pPr>
       <w:r>
         <w:rPr>
+          <w:rFonts w:cs="Arial"/>
           <w:bCs/>
           <w:color w:val="002060"/>
           <w:sz w:val="24"/>
@@ -601,6 +857,7 @@
       </w:r>
       <w:r>
         <w:rPr>
+          <w:rFonts w:cs="Arial"/>
           <w:bCs/>
           <w:color w:val="002060"/>
           <w:sz w:val="24"/>
@@ -611,6 +868,7 @@
     <w:p>
       <w:pPr>
         <w:rPr>
+          <w:rFonts w:cs="Arial"/>
           <w:bCs/>
           <w:color w:val="002060"/>
           <w:sz w:val="24"/>
@@ -620,7 +878,7 @@
     <w:p>
       <w:pPr>
         <w:rPr>
-          <w:rFonts w:ascii="Arial Narrow" w:hAnsi="Arial Narrow"/>
+          <w:rFonts w:cs="Arial"/>
           <w:color w:val="002060"/>
         </w:rPr>
       </w:pPr>
@@ -633,7 +891,7 @@
           <w:numId w:val="20"/>
         </w:numPr>
         <w:rPr>
-          <w:rFonts w:ascii="Arial Narrow" w:hAnsi="Arial Narrow"/>
+          <w:rFonts w:cs="Arial"/>
           <w:b/>
           <w:color w:val="002060"/>
           <w:sz w:val="22"/>
@@ -641,7 +899,7 @@
       </w:pPr>
       <w:r>
         <w:rPr>
-          <w:rFonts w:ascii="Arial Narrow" w:hAnsi="Arial Narrow"/>
+          <w:rFonts w:cs="Arial"/>
           <w:b/>
           <w:color w:val="002060"/>
           <w:sz w:val="22"/>
@@ -653,7 +911,7 @@
       <w:pPr>
         <w:pStyle w:val="Paragraphedeliste"/>
         <w:rPr>
-          <w:rFonts w:ascii="Arial Narrow" w:hAnsi="Arial Narrow"/>
+          <w:rFonts w:cs="Arial"/>
           <w:b/>
           <w:color w:val="002060"/>
           <w:sz w:val="22"/>
@@ -664,7 +922,7 @@
       <w:pPr>
         <w:ind w:left="360"/>
         <w:rPr>
-          <w:rFonts w:ascii="Arial Narrow" w:hAnsi="Arial Narrow"/>
+          <w:rFonts w:cs="Arial"/>
           <w:i/>
           <w:iCs/>
           <w:color w:val="CC6600"/>
@@ -680,7 +938,7 @@
       </w:pPr>
       <w:r>
         <w:rPr>
-          <w:rFonts w:ascii="Arial Narrow" w:hAnsi="Arial Narrow"/>
+          <w:rFonts w:cs="Arial"/>
           <w:i/>
           <w:iCs/>
           <w:color w:val="CC6600"/>
@@ -689,7 +947,7 @@
       </w:r>
       <w:r>
         <w:rPr>
-          <w:rFonts w:ascii="Arial Narrow" w:hAnsi="Arial Narrow"/>
+          <w:rFonts w:cs="Arial"/>
           <w:b/>
           <w:bCs/>
           <w:i/>
@@ -700,7 +958,7 @@
       </w:r>
       <w:r>
         <w:rPr>
-          <w:rFonts w:ascii="Arial Narrow" w:hAnsi="Arial Narrow"/>
+          <w:rFonts w:cs="Arial"/>
           <w:i/>
           <w:iCs/>
           <w:color w:val="CC6600"/>
@@ -709,7 +967,7 @@
       </w:r>
       <w:r>
         <w:rPr>
-          <w:rFonts w:ascii="Arial Narrow" w:hAnsi="Arial Narrow"/>
+          <w:rFonts w:cs="Arial"/>
           <w:b/>
           <w:bCs/>
           <w:i/>
@@ -720,7 +978,7 @@
       </w:r>
       <w:r>
         <w:rPr>
-          <w:rFonts w:ascii="Arial Narrow" w:hAnsi="Arial Narrow"/>
+          <w:rFonts w:cs="Arial"/>
           <w:i/>
           <w:iCs/>
           <w:color w:val="CC6600"/>
@@ -729,7 +987,7 @@
       </w:r>
       <w:r>
         <w:rPr>
-          <w:rFonts w:ascii="Arial Narrow" w:hAnsi="Arial Narrow"/>
+          <w:rFonts w:cs="Arial"/>
           <w:b/>
           <w:bCs/>
           <w:i/>
@@ -740,7 +998,7 @@
       </w:r>
       <w:r>
         <w:rPr>
-          <w:rFonts w:ascii="Arial Narrow" w:hAnsi="Arial Narrow"/>
+          <w:rFonts w:cs="Arial"/>
           <w:i/>
           <w:iCs/>
           <w:color w:val="CC6600"/>
@@ -749,7 +1007,7 @@
       </w:r>
       <w:r>
         <w:rPr>
-          <w:rFonts w:ascii="Arial Narrow" w:hAnsi="Arial Narrow"/>
+          <w:rFonts w:cs="Arial"/>
           <w:b/>
           <w:bCs/>
           <w:i/>
@@ -760,7 +1018,7 @@
       </w:r>
       <w:r>
         <w:rPr>
-          <w:rFonts w:ascii="Arial Narrow" w:hAnsi="Arial Narrow"/>
+          <w:rFonts w:cs="Arial"/>
           <w:i/>
           <w:iCs/>
           <w:color w:val="CC6600"/>
@@ -769,7 +1027,7 @@
       </w:r>
       <w:r>
         <w:rPr>
-          <w:rFonts w:ascii="Arial Narrow" w:hAnsi="Arial Narrow"/>
+          <w:rFonts w:cs="Arial"/>
           <w:b/>
           <w:bCs/>
           <w:i/>
@@ -780,33 +1038,16 @@
       </w:r>
       <w:r>
         <w:rPr>
-          <w:rFonts w:ascii="Arial Narrow" w:hAnsi="Arial Narrow"/>
+          <w:rFonts w:cs="Arial"/>
           <w:i/>
           <w:iCs/>
           <w:color w:val="CC6600"/>
         </w:rPr>
-        <w:t xml:space="preserve"> liés au projet (ce que l'on a à perdre si on ne lance pas le projet).</w:t>
-      </w:r>
-      <w:r>
-        <w:rPr>
-          <w:i/>
-          <w:iCs/>
-          <w:color w:val="CC6600"/>
-        </w:rPr>
-        <w:t xml:space="preserve"> </w:t>
-      </w:r>
-      <w:r>
-        <w:rPr>
-          <w:rFonts w:ascii="Arial Narrow" w:hAnsi="Arial Narrow"/>
-          <w:i/>
-          <w:iCs/>
-          <w:color w:val="CC6600"/>
-        </w:rPr>
-        <w:t xml:space="preserve">Exposer le </w:t>
-      </w:r>
-      <w:r>
-        <w:rPr>
-          <w:rFonts w:ascii="Arial Narrow" w:hAnsi="Arial Narrow"/>
+        <w:t xml:space="preserve"> liés au projet (ce que l'on a à perdre si on ne lance pas le projet). Exposer le </w:t>
+      </w:r>
+      <w:r>
+        <w:rPr>
+          <w:rFonts w:cs="Arial"/>
           <w:b/>
           <w:bCs/>
           <w:i/>
@@ -817,7 +1058,7 @@
       </w:r>
       <w:r>
         <w:rPr>
-          <w:rFonts w:ascii="Arial Narrow" w:hAnsi="Arial Narrow"/>
+          <w:rFonts w:cs="Arial"/>
           <w:i/>
           <w:iCs/>
           <w:color w:val="CC6600"/>
@@ -828,76 +1069,254 @@
     <w:p>
       <w:pPr>
         <w:rPr>
-          <w:rFonts w:ascii="Arial Narrow" w:hAnsi="Arial Narrow"/>
-        </w:rPr>
-      </w:pPr>
-      <w:r>
+          <w:rFonts w:cs="Arial"/>
+        </w:rPr>
+      </w:pPr>
+      <w:r>
+        <w:rPr>
+          <w:rFonts w:cs="Arial"/>
+        </w:rPr>
         <w:t>CONTEXTE</w:t>
+      </w:r>
+      <w:r>
+        <w:rPr>
+          <w:rFonts w:cs="Arial"/>
+        </w:rPr>
         <w:br/>
-        <w:t>La loi APER (2023) impose l'installation d'ombrières photovoltaïques sur les parkings extérieurs de plus de 1 500 m² : échéance 2028 pour les surfaces &gt; 1 500 m², 2026 pour les surfaces &gt; 10 000 m². Ce cadre réglementaire crée une opportunité commerciale massive mais difficile à exploiter : en France, on estime à 7 000 le nombre de SCI patrimoniales propriétaires de surfaces parkings retail, souvent masquées derrière des structures holding opaques.</w:t>
-        <w:br/>
+        <w:t xml:space="preserve">La loi APER (2023) impose l'installation d'ombrières photovoltaïques sur les parkings extérieurs de plus de 1 500 m² : échéance 2028 pour les surfaces &gt; 1 500 m², 2026 pour les surfaces &gt; 10 000 m². Ce cadre réglementaire crée une opportunité commerciale massive mais difficile à exploiter : en France, on estime à 7 000 le nombre de SCI patrimoniales propriétaires de surfaces parkings </w:t>
+      </w:r>
+      <w:proofErr w:type="spellStart"/>
+      <w:r>
+        <w:rPr>
+          <w:rFonts w:cs="Arial"/>
+        </w:rPr>
+        <w:t>retail</w:t>
+      </w:r>
+      <w:proofErr w:type="spellEnd"/>
+      <w:r>
+        <w:rPr>
+          <w:rFonts w:cs="Arial"/>
+        </w:rPr>
+        <w:t>, souvent masquées derrière des structures</w:t>
+      </w:r>
+      <w:r>
+        <w:rPr>
+          <w:rFonts w:cs="Arial"/>
+        </w:rPr>
+        <w:t>/</w:t>
+      </w:r>
+      <w:r>
+        <w:rPr>
+          <w:rFonts w:cs="Arial"/>
+        </w:rPr>
+        <w:t>holding</w:t>
+      </w:r>
+      <w:r>
+        <w:rPr>
+          <w:rFonts w:cs="Arial"/>
+        </w:rPr>
+        <w:t xml:space="preserve"> qui sont opaques.</w:t>
+      </w:r>
+    </w:p>
+    <w:p>
+      <w:pPr>
+        <w:rPr>
+          <w:rFonts w:cs="Arial"/>
+        </w:rPr>
+      </w:pPr>
+      <w:r>
+        <w:rPr>
+          <w:rFonts w:cs="Arial"/>
+        </w:rPr>
         <w:br/>
         <w:t>PROBLÈME</w:t>
+      </w:r>
+      <w:r>
+        <w:rPr>
+          <w:rFonts w:cs="Arial"/>
+        </w:rPr>
         <w:br/>
-        <w:t>La prospection actuelle est chronophage et peu structurée : identifier le bon décideur (dirigeant de SCI) prend plusieurs heures par lead, les données foncières sont fragmentées entre SIRENE, le cadastre, Pappers et les données DVF, et le marché retail est encore peu mature sur le solaire (évangélisation nécessaire). Résultat : Idex ne signe que 4 contrats pour 2 500 entreprises approchées.</w:t>
-        <w:br/>
+        <w:t>La prospection actuelle est chronophage et peu structurée : identifier le bon décideur (dirigeant de SCI) prend plusieurs heures par lead, les données foncières sont fragmentées entre SIRENE, le cadastre, Pappers et les données DVF, et le marché retail est encore peu mature sur le solaire (évangélisation nécessaire).</w:t>
+      </w:r>
+      <w:r>
+        <w:rPr>
+          <w:rFonts w:cs="Arial"/>
+        </w:rPr>
+        <w:t xml:space="preserve"> </w:t>
+      </w:r>
+      <w:r>
+        <w:rPr>
+          <w:rFonts w:cs="Arial"/>
+        </w:rPr>
+        <w:t xml:space="preserve">: </w:t>
+      </w:r>
+    </w:p>
+    <w:p>
+      <w:pPr>
+        <w:rPr>
+          <w:rFonts w:cs="Arial"/>
+        </w:rPr>
+      </w:pPr>
+      <w:r>
+        <w:rPr>
+          <w:rFonts w:cs="Arial"/>
+        </w:rPr>
+        <w:t xml:space="preserve">Résultat : </w:t>
+      </w:r>
+      <w:proofErr w:type="spellStart"/>
+      <w:r>
+        <w:rPr>
+          <w:rFonts w:cs="Arial"/>
+        </w:rPr>
+        <w:t>Idex</w:t>
+      </w:r>
+      <w:proofErr w:type="spellEnd"/>
+      <w:r>
+        <w:rPr>
+          <w:rFonts w:cs="Arial"/>
+        </w:rPr>
+        <w:t xml:space="preserve"> </w:t>
+      </w:r>
+      <w:r>
+        <w:rPr>
+          <w:rFonts w:cs="Arial"/>
+        </w:rPr>
+        <w:t>ne signe que 4 contrats pour 2500 entreprises approchées.</w:t>
+      </w:r>
+    </w:p>
+    <w:p>
+      <w:pPr>
+        <w:rPr>
+          <w:rFonts w:cs="Arial"/>
+        </w:rPr>
+      </w:pPr>
+      <w:r>
+        <w:rPr>
+          <w:rFonts w:cs="Arial"/>
+        </w:rPr>
+        <w:t xml:space="preserve"> </w:t>
+      </w:r>
+    </w:p>
+    <w:p>
+      <w:pPr>
+        <w:rPr>
+          <w:rFonts w:cs="Arial"/>
+        </w:rPr>
+      </w:pPr>
+      <w:r>
+        <w:rPr>
+          <w:rFonts w:cs="Arial"/>
+        </w:rPr>
         <w:br/>
         <w:t>ENJEUX</w:t>
+      </w:r>
+      <w:r>
+        <w:rPr>
+          <w:rFonts w:cs="Arial"/>
+        </w:rPr>
         <w:br/>
-        <w:t>Si le projet n'est pas lancé, Idex rate la fenêtre commerciale avant les échéances réglementaires, laisse le champ libre à la concurrence, et continue de mobiliser des ressources commerciales sur des leads non qualifiés. Les ombrières installées représentent +5 à 7 % de marge nette pour le retailer — argument fort, mais seulement si le bon décideur est contacté au bon moment.</w:t>
+        <w:t xml:space="preserve">Si le projet n'est pas lancé, Idex rate la fenêtre commerciale avant les échéances réglementaires, laisse le champ libre à la concurrence, et continue de mobiliser des ressources commerciales sur des leads non qualifiés. Les ombrières installées représentent +5 à 7 % de marge nette pour le </w:t>
+      </w:r>
+      <w:proofErr w:type="spellStart"/>
+      <w:r>
+        <w:rPr>
+          <w:rFonts w:cs="Arial"/>
+        </w:rPr>
+        <w:t>retailer</w:t>
+      </w:r>
+      <w:proofErr w:type="spellEnd"/>
+      <w:r>
+        <w:rPr>
+          <w:rFonts w:cs="Arial"/>
+        </w:rPr>
+        <w:t xml:space="preserve"> ce qui est un </w:t>
+      </w:r>
+      <w:r>
+        <w:rPr>
+          <w:rFonts w:cs="Arial"/>
+        </w:rPr>
+        <w:t xml:space="preserve"> argument fort, </w:t>
+      </w:r>
+      <w:r>
+        <w:rPr>
+          <w:rFonts w:cs="Arial"/>
+        </w:rPr>
+        <w:t>mais seulement si le bon décideur est contacté au bon moment.</w:t>
+      </w:r>
+    </w:p>
+    <w:p>
+      <w:pPr>
+        <w:rPr>
+          <w:rFonts w:cs="Arial"/>
+        </w:rPr>
+      </w:pPr>
+    </w:p>
+    <w:p>
+      <w:pPr>
+        <w:rPr>
+          <w:rFonts w:cs="Arial"/>
+        </w:rPr>
+      </w:pPr>
+      <w:r>
+        <w:rPr>
+          <w:rFonts w:cs="Arial"/>
+        </w:rPr>
+        <w:t>BESOIN</w:t>
+      </w:r>
+      <w:r>
+        <w:rPr>
+          <w:rFonts w:cs="Arial"/>
+        </w:rPr>
         <w:br/>
-        <w:br/>
-        <w:t>BESOIN</w:t>
-        <w:br/>
-        <w:t>Disposer d'un outil automatisé (agent IA) qui, à partir d'une zone géographique, identifie les supermarchés/hypermarchés indépendants, remonte à la SCI propriétaire probable du parking, estime la surface et l'échéance réglementaire, score les leads et recommande un canal de contact — le tout en sources officielles uniquement et dans le respect du RGPD.</w:t>
-      </w:r>
-    </w:p>
-    <w:p>
-      <w:pPr>
-        <w:rPr>
-          <w:rFonts w:ascii="Arial Narrow" w:hAnsi="Arial Narrow"/>
-        </w:rPr>
-      </w:pPr>
-    </w:p>
-    <w:p>
-      <w:pPr>
-        <w:rPr>
-          <w:rFonts w:ascii="Arial Narrow" w:hAnsi="Arial Narrow"/>
-        </w:rPr>
-      </w:pPr>
-    </w:p>
-    <w:p>
-      <w:pPr>
-        <w:rPr>
-          <w:rFonts w:ascii="Arial Narrow" w:hAnsi="Arial Narrow"/>
-        </w:rPr>
-      </w:pPr>
-    </w:p>
-    <w:p>
-      <w:pPr>
-        <w:rPr>
-          <w:rFonts w:ascii="Arial Narrow" w:hAnsi="Arial Narrow"/>
-        </w:rPr>
-      </w:pPr>
-    </w:p>
-    <w:p>
-      <w:pPr>
-        <w:rPr>
-          <w:rFonts w:ascii="Arial Narrow" w:hAnsi="Arial Narrow"/>
-        </w:rPr>
-      </w:pPr>
-    </w:p>
-    <w:p>
-      <w:pPr>
-        <w:rPr>
-          <w:rFonts w:ascii="Arial Narrow" w:hAnsi="Arial Narrow"/>
-        </w:rPr>
-      </w:pPr>
-    </w:p>
-    <w:p>
-      <w:pPr>
-        <w:rPr>
-          <w:rFonts w:ascii="Arial Narrow" w:hAnsi="Arial Narrow"/>
+        <w:t>Disposer d'un outil automatisé (agent IA) qui, à partir d'une zone géographique, identifie les supermarchés/hypermarchés indépendants, remonte à la SCI propriétaire probable du parking, estime la surface et l'échéance réglementaire, score les leads et recommande un canal de contact  le tout en sources officielles uniquement et dans le respect du RGPD.</w:t>
+      </w:r>
+    </w:p>
+    <w:p>
+      <w:pPr>
+        <w:rPr>
+          <w:rFonts w:cs="Arial"/>
+        </w:rPr>
+      </w:pPr>
+    </w:p>
+    <w:p>
+      <w:pPr>
+        <w:rPr>
+          <w:rFonts w:cs="Arial"/>
+        </w:rPr>
+      </w:pPr>
+    </w:p>
+    <w:p>
+      <w:pPr>
+        <w:rPr>
+          <w:rFonts w:cs="Arial"/>
+        </w:rPr>
+      </w:pPr>
+    </w:p>
+    <w:p>
+      <w:pPr>
+        <w:rPr>
+          <w:rFonts w:cs="Arial"/>
+        </w:rPr>
+      </w:pPr>
+    </w:p>
+    <w:p>
+      <w:pPr>
+        <w:rPr>
+          <w:rFonts w:cs="Arial"/>
+        </w:rPr>
+      </w:pPr>
+    </w:p>
+    <w:p>
+      <w:pPr>
+        <w:rPr>
+          <w:rFonts w:cs="Arial"/>
+        </w:rPr>
+      </w:pPr>
+    </w:p>
+    <w:p>
+      <w:pPr>
+        <w:rPr>
+          <w:rFonts w:cs="Arial"/>
         </w:rPr>
       </w:pPr>
     </w:p>
@@ -909,7 +1328,7 @@
           <w:numId w:val="20"/>
         </w:numPr>
         <w:rPr>
-          <w:rFonts w:ascii="Arial Narrow" w:hAnsi="Arial Narrow"/>
+          <w:rFonts w:cs="Arial"/>
           <w:b/>
           <w:color w:val="002060"/>
           <w:sz w:val="22"/>
@@ -917,39 +1336,30 @@
       </w:pPr>
       <w:r>
         <w:rPr>
-          <w:rFonts w:ascii="Arial Narrow" w:hAnsi="Arial Narrow"/>
+          <w:rFonts w:cs="Arial"/>
           <w:b/>
           <w:color w:val="002060"/>
           <w:sz w:val="22"/>
         </w:rPr>
-        <w:t xml:space="preserve">ROADMAP </w:t>
-      </w:r>
-      <w:r>
-        <w:rPr>
-          <w:rFonts w:ascii="Arial Narrow" w:hAnsi="Arial Narrow"/>
+        <w:t>ROADMAP DU PROJET</w:t>
+      </w:r>
+    </w:p>
+    <w:p>
+      <w:pPr>
+        <w:pStyle w:val="Paragraphedeliste"/>
+        <w:rPr>
+          <w:rFonts w:cs="Arial"/>
           <w:b/>
           <w:color w:val="002060"/>
           <w:sz w:val="22"/>
         </w:rPr>
-        <w:t>DU PROJET</w:t>
-      </w:r>
-    </w:p>
-    <w:p>
-      <w:pPr>
-        <w:pStyle w:val="Paragraphedeliste"/>
-        <w:rPr>
-          <w:rFonts w:ascii="Arial Narrow" w:hAnsi="Arial Narrow"/>
-          <w:b/>
-          <w:color w:val="002060"/>
-          <w:sz w:val="22"/>
-        </w:rPr>
       </w:pPr>
     </w:p>
     <w:p>
       <w:pPr>
         <w:ind w:left="360"/>
         <w:rPr>
-          <w:rFonts w:ascii="Arial Narrow" w:hAnsi="Arial Narrow"/>
+          <w:rFonts w:cs="Arial"/>
           <w:i/>
           <w:iCs/>
           <w:color w:val="CC6600"/>
@@ -957,7 +1367,7 @@
       </w:pPr>
       <w:r>
         <w:rPr>
-          <w:rFonts w:ascii="Arial Narrow" w:hAnsi="Arial Narrow"/>
+          <w:rFonts w:cs="Arial"/>
           <w:i/>
           <w:iCs/>
           <w:color w:val="CC6600"/>
@@ -969,7 +1379,7 @@
       <w:pPr>
         <w:ind w:left="360"/>
         <w:rPr>
-          <w:rFonts w:ascii="Arial Narrow" w:hAnsi="Arial Narrow"/>
+          <w:rFonts w:cs="Arial"/>
           <w:i/>
           <w:iCs/>
           <w:color w:val="215E99" w:themeColor="text2" w:themeTint="BF"/>
@@ -980,7 +1390,7 @@
       <w:pPr>
         <w:ind w:left="360"/>
         <w:rPr>
-          <w:rFonts w:ascii="Arial Narrow" w:hAnsi="Arial Narrow"/>
+          <w:rFonts w:cs="Arial"/>
           <w:i/>
           <w:iCs/>
           <w:color w:val="215E99" w:themeColor="text2" w:themeTint="BF"/>
@@ -997,8 +1407,8 @@
       <w:tblGrid>
         <w:gridCol w:w="2316"/>
         <w:gridCol w:w="2317"/>
-        <w:gridCol w:w="2317"/>
-        <w:gridCol w:w="2318"/>
+        <w:gridCol w:w="2320"/>
+        <w:gridCol w:w="2315"/>
       </w:tblGrid>
       <w:tr>
         <w:tc>
@@ -1008,7 +1418,7 @@
           <w:p>
             <w:pPr>
               <w:rPr>
-                <w:rFonts w:ascii="Arial Narrow" w:hAnsi="Arial Narrow"/>
+                <w:rFonts w:cs="Arial"/>
                 <w:b/>
                 <w:bCs/>
                 <w:i/>
@@ -1020,7 +1430,7 @@
             </w:pPr>
             <w:r>
               <w:rPr>
-                <w:rFonts w:ascii="Arial Narrow" w:hAnsi="Arial Narrow"/>
+                <w:rFonts w:cs="Arial"/>
                 <w:b/>
                 <w:bCs/>
                 <w:i/>
@@ -1040,7 +1450,7 @@
           <w:p>
             <w:pPr>
               <w:rPr>
-                <w:rFonts w:ascii="Arial Narrow" w:hAnsi="Arial Narrow"/>
+                <w:rFonts w:cs="Arial"/>
                 <w:b/>
                 <w:bCs/>
                 <w:i/>
@@ -1052,7 +1462,7 @@
             </w:pPr>
             <w:r>
               <w:rPr>
-                <w:rFonts w:ascii="Arial Narrow" w:hAnsi="Arial Narrow"/>
+                <w:rFonts w:cs="Arial"/>
                 <w:b/>
                 <w:bCs/>
                 <w:i/>
@@ -1072,7 +1482,7 @@
           <w:p>
             <w:pPr>
               <w:rPr>
-                <w:rFonts w:ascii="Arial Narrow" w:hAnsi="Arial Narrow"/>
+                <w:rFonts w:cs="Arial"/>
                 <w:b/>
                 <w:bCs/>
                 <w:i/>
@@ -1084,7 +1494,7 @@
             </w:pPr>
             <w:r>
               <w:rPr>
-                <w:rFonts w:ascii="Arial Narrow" w:hAnsi="Arial Narrow"/>
+                <w:rFonts w:cs="Arial"/>
                 <w:b/>
                 <w:bCs/>
                 <w:i/>
@@ -1104,7 +1514,7 @@
           <w:p>
             <w:pPr>
               <w:rPr>
-                <w:rFonts w:ascii="Arial Narrow" w:hAnsi="Arial Narrow"/>
+                <w:rFonts w:cs="Arial"/>
                 <w:b/>
                 <w:bCs/>
                 <w:i/>
@@ -1116,7 +1526,7 @@
             </w:pPr>
             <w:r>
               <w:rPr>
-                <w:rFonts w:ascii="Arial Narrow" w:hAnsi="Arial Narrow"/>
+                <w:rFonts w:cs="Arial"/>
                 <w:b/>
                 <w:bCs/>
                 <w:i/>
@@ -1136,7 +1546,15 @@
             <w:tcW w:w="2322" w:type="dxa"/>
           </w:tcPr>
           <w:p>
+            <w:pPr>
+              <w:rPr>
+                <w:rFonts w:cs="Arial"/>
+              </w:rPr>
+            </w:pPr>
             <w:r>
+              <w:rPr>
+                <w:rFonts w:cs="Arial"/>
+              </w:rPr>
               <w:t>J0 — Pré-requis</w:t>
             </w:r>
           </w:p>
@@ -1146,7 +1564,15 @@
             <w:tcW w:w="2322" w:type="dxa"/>
           </w:tcPr>
           <w:p>
+            <w:pPr>
+              <w:rPr>
+                <w:rFonts w:cs="Arial"/>
+              </w:rPr>
+            </w:pPr>
             <w:r>
+              <w:rPr>
+                <w:rFonts w:cs="Arial"/>
+              </w:rPr>
               <w:t>Créer comptes API (INSEE, Pappers, Airtable, Anthropic), choisir zone pilote, validation DPO express</w:t>
             </w:r>
           </w:p>
@@ -1156,7 +1582,15 @@
             <w:tcW w:w="2322" w:type="dxa"/>
           </w:tcPr>
           <w:p>
+            <w:pPr>
+              <w:rPr>
+                <w:rFonts w:cs="Arial"/>
+              </w:rPr>
+            </w:pPr>
             <w:r>
+              <w:rPr>
+                <w:rFonts w:cs="Arial"/>
+              </w:rPr>
               <w:t>Clés API actives, zone pilote définie, base légale validée</w:t>
             </w:r>
           </w:p>
@@ -1166,7 +1600,15 @@
             <w:tcW w:w="2322" w:type="dxa"/>
           </w:tcPr>
           <w:p>
+            <w:pPr>
+              <w:rPr>
+                <w:rFonts w:cs="Arial"/>
+              </w:rPr>
+            </w:pPr>
             <w:r>
+              <w:rPr>
+                <w:rFonts w:cs="Arial"/>
+              </w:rPr>
               <w:t>Avant J1</w:t>
             </w:r>
           </w:p>
@@ -1178,7 +1620,15 @@
             <w:tcW w:w="2322" w:type="dxa"/>
           </w:tcPr>
           <w:p>
+            <w:pPr>
+              <w:rPr>
+                <w:rFonts w:cs="Arial"/>
+              </w:rPr>
+            </w:pPr>
             <w:r>
+              <w:rPr>
+                <w:rFonts w:cs="Arial"/>
+              </w:rPr>
               <w:t>J1–J2 — Fondations</w:t>
             </w:r>
           </w:p>
@@ -1188,7 +1638,15 @@
             <w:tcW w:w="2322" w:type="dxa"/>
           </w:tcPr>
           <w:p>
+            <w:pPr>
+              <w:rPr>
+                <w:rFonts w:cs="Arial"/>
+              </w:rPr>
+            </w:pPr>
             <w:r>
+              <w:rPr>
+                <w:rFonts w:cs="Arial"/>
+              </w:rPr>
               <w:t>Structurer Airtable (tables Leads, Zone, Opposition), scaffolding du dépôt Python, garde-fous RGPD codés</w:t>
             </w:r>
           </w:p>
@@ -1198,7 +1656,15 @@
             <w:tcW w:w="2322" w:type="dxa"/>
           </w:tcPr>
           <w:p>
+            <w:pPr>
+              <w:rPr>
+                <w:rFonts w:cs="Arial"/>
+              </w:rPr>
+            </w:pPr>
             <w:r>
+              <w:rPr>
+                <w:rFonts w:cs="Arial"/>
+              </w:rPr>
               <w:t>Repo GitHub structuré, .env.example, filtre diffusion partielle actif, table Opposition opérationnelle</w:t>
             </w:r>
           </w:p>
@@ -1208,7 +1674,15 @@
             <w:tcW w:w="2322" w:type="dxa"/>
           </w:tcPr>
           <w:p>
+            <w:pPr>
+              <w:rPr>
+                <w:rFonts w:cs="Arial"/>
+              </w:rPr>
+            </w:pPr>
             <w:r>
+              <w:rPr>
+                <w:rFonts w:cs="Arial"/>
+              </w:rPr>
               <w:t>J1–J2</w:t>
             </w:r>
           </w:p>
@@ -1220,7 +1694,15 @@
             <w:tcW w:w="2322" w:type="dxa"/>
           </w:tcPr>
           <w:p>
+            <w:pPr>
+              <w:rPr>
+                <w:rFonts w:cs="Arial"/>
+              </w:rPr>
+            </w:pPr>
             <w:r>
+              <w:rPr>
+                <w:rFonts w:cs="Arial"/>
+              </w:rPr>
               <w:t>J3–J4 — Extraction &amp; Géocodage</w:t>
             </w:r>
           </w:p>
@@ -1230,7 +1712,15 @@
             <w:tcW w:w="2322" w:type="dxa"/>
           </w:tcPr>
           <w:p>
+            <w:pPr>
+              <w:rPr>
+                <w:rFonts w:cs="Arial"/>
+              </w:rPr>
+            </w:pPr>
             <w:r>
+              <w:rPr>
+                <w:rFonts w:cs="Arial"/>
+              </w:rPr>
               <w:t>Extraction SIRENE (NAF 47.11C/D/F), géocodage BAN, récupération parcelle IGN Cadastre</w:t>
             </w:r>
           </w:p>
@@ -1240,7 +1730,15 @@
             <w:tcW w:w="2322" w:type="dxa"/>
           </w:tcPr>
           <w:p>
+            <w:pPr>
+              <w:rPr>
+                <w:rFonts w:cs="Arial"/>
+              </w:rPr>
+            </w:pPr>
             <w:r>
+              <w:rPr>
+                <w:rFonts w:cs="Arial"/>
+              </w:rPr>
               <w:t>Fonction get_stores() + geocode() + get_parcelle() ; magasins de la zone pilote dans Airtable avec lat/lon et surface parcelle</w:t>
             </w:r>
           </w:p>
@@ -1250,7 +1748,15 @@
             <w:tcW w:w="2322" w:type="dxa"/>
           </w:tcPr>
           <w:p>
+            <w:pPr>
+              <w:rPr>
+                <w:rFonts w:cs="Arial"/>
+              </w:rPr>
+            </w:pPr>
             <w:r>
+              <w:rPr>
+                <w:rFonts w:cs="Arial"/>
+              </w:rPr>
               <w:t>J3–J4</w:t>
             </w:r>
           </w:p>
@@ -1262,7 +1768,15 @@
             <w:tcW w:w="2322" w:type="dxa"/>
           </w:tcPr>
           <w:p>
+            <w:pPr>
+              <w:rPr>
+                <w:rFonts w:cs="Arial"/>
+              </w:rPr>
+            </w:pPr>
             <w:r>
+              <w:rPr>
+                <w:rFonts w:cs="Arial"/>
+              </w:rPr>
               <w:t>J5–J6 — Pappers + IA-1</w:t>
             </w:r>
           </w:p>
@@ -1272,7 +1786,15 @@
             <w:tcW w:w="2322" w:type="dxa"/>
           </w:tcPr>
           <w:p>
+            <w:pPr>
+              <w:rPr>
+                <w:rFonts w:cs="Arial"/>
+              </w:rPr>
+            </w:pPr>
             <w:r>
+              <w:rPr>
+                <w:rFonts w:cs="Arial"/>
+              </w:rPr>
               <w:t>Remontée dirigeants → mandats → SCI candidates via Pappers ; rapprochement IA magasin ↔ SCI (API Claude)</w:t>
             </w:r>
           </w:p>
@@ -1282,7 +1804,15 @@
             <w:tcW w:w="2322" w:type="dxa"/>
           </w:tcPr>
           <w:p>
+            <w:pPr>
+              <w:rPr>
+                <w:rFonts w:cs="Arial"/>
+              </w:rPr>
+            </w:pPr>
             <w:r>
+              <w:rPr>
+                <w:rFonts w:cs="Arial"/>
+              </w:rPr>
               <w:t>Fonction get_sci_candidates() + match_sci_to_store() ; champ confiance_lien_sci + justification_ia dans Airtable</w:t>
             </w:r>
           </w:p>
@@ -1292,7 +1822,15 @@
             <w:tcW w:w="2322" w:type="dxa"/>
           </w:tcPr>
           <w:p>
+            <w:pPr>
+              <w:rPr>
+                <w:rFonts w:cs="Arial"/>
+              </w:rPr>
+            </w:pPr>
             <w:r>
+              <w:rPr>
+                <w:rFonts w:cs="Arial"/>
+              </w:rPr>
               <w:t>J5–J6</w:t>
             </w:r>
           </w:p>
@@ -1304,7 +1842,15 @@
             <w:tcW w:w="2322" w:type="dxa"/>
           </w:tcPr>
           <w:p>
+            <w:pPr>
+              <w:rPr>
+                <w:rFonts w:cs="Arial"/>
+              </w:rPr>
+            </w:pPr>
             <w:r>
+              <w:rPr>
+                <w:rFonts w:cs="Arial"/>
+              </w:rPr>
               <w:t>J7–J8 — Parking &amp; Potentiel solaire</w:t>
             </w:r>
           </w:p>
@@ -1314,7 +1860,15 @@
             <w:tcW w:w="2322" w:type="dxa"/>
           </w:tcPr>
           <w:p>
+            <w:pPr>
+              <w:rPr>
+                <w:rFonts w:cs="Arial"/>
+              </w:rPr>
+            </w:pPr>
             <w:r>
+              <w:rPr>
+                <w:rFonts w:cs="Arial"/>
+              </w:rPr>
               <w:t>Vérification propriété parking (même parcelle, surface estimée), segmentation A/B, DVF contexte, estimation kWc, échéance APER</w:t>
             </w:r>
           </w:p>
@@ -1324,7 +1878,15 @@
             <w:tcW w:w="2322" w:type="dxa"/>
           </w:tcPr>
           <w:p>
+            <w:pPr>
+              <w:rPr>
+                <w:rFonts w:cs="Arial"/>
+              </w:rPr>
+            </w:pPr>
             <w:r>
+              <w:rPr>
+                <w:rFonts w:cs="Arial"/>
+              </w:rPr>
               <w:t>Fonction parking_check() + solar_estimate() + dvf_context() ; champs segment, confiance_propriete, echeance_aper remplis</w:t>
             </w:r>
           </w:p>
@@ -1334,7 +1896,15 @@
             <w:tcW w:w="2322" w:type="dxa"/>
           </w:tcPr>
           <w:p>
+            <w:pPr>
+              <w:rPr>
+                <w:rFonts w:cs="Arial"/>
+              </w:rPr>
+            </w:pPr>
             <w:r>
+              <w:rPr>
+                <w:rFonts w:cs="Arial"/>
+              </w:rPr>
               <w:t>J7–J8</w:t>
             </w:r>
           </w:p>
@@ -1346,7 +1916,15 @@
             <w:tcW w:w="2322" w:type="dxa"/>
           </w:tcPr>
           <w:p>
+            <w:pPr>
+              <w:rPr>
+                <w:rFonts w:cs="Arial"/>
+              </w:rPr>
+            </w:pPr>
             <w:r>
+              <w:rPr>
+                <w:rFonts w:cs="Arial"/>
+              </w:rPr>
               <w:t>J9 — Scoring + Contact</w:t>
             </w:r>
           </w:p>
@@ -1356,7 +1934,15 @@
             <w:tcW w:w="2322" w:type="dxa"/>
           </w:tcPr>
           <w:p>
+            <w:pPr>
+              <w:rPr>
+                <w:rFonts w:cs="Arial"/>
+              </w:rPr>
+            </w:pPr>
             <w:r>
+              <w:rPr>
+                <w:rFonts w:cs="Arial"/>
+              </w:rPr>
               <w:t>Score de priorité (0–100), canal recommandé, brouillon d'accroche IA-2 ; vue carte Airtable</w:t>
             </w:r>
           </w:p>
@@ -1366,7 +1952,15 @@
             <w:tcW w:w="2322" w:type="dxa"/>
           </w:tcPr>
           <w:p>
+            <w:pPr>
+              <w:rPr>
+                <w:rFonts w:cs="Arial"/>
+              </w:rPr>
+            </w:pPr>
             <w:r>
+              <w:rPr>
+                <w:rFonts w:cs="Arial"/>
+              </w:rPr>
               <w:t>Fonction score_priorite() + contact_strategy() ; vue carte filtrée par segment et score</w:t>
             </w:r>
           </w:p>
@@ -1376,7 +1970,15 @@
             <w:tcW w:w="2322" w:type="dxa"/>
           </w:tcPr>
           <w:p>
+            <w:pPr>
+              <w:rPr>
+                <w:rFonts w:cs="Arial"/>
+              </w:rPr>
+            </w:pPr>
             <w:r>
+              <w:rPr>
+                <w:rFonts w:cs="Arial"/>
+              </w:rPr>
               <w:t>J9</w:t>
             </w:r>
           </w:p>
@@ -1388,7 +1990,15 @@
             <w:tcW w:w="2322" w:type="dxa"/>
           </w:tcPr>
           <w:p>
+            <w:pPr>
+              <w:rPr>
+                <w:rFonts w:cs="Arial"/>
+              </w:rPr>
+            </w:pPr>
             <w:r>
+              <w:rPr>
+                <w:rFonts w:cs="Arial"/>
+              </w:rPr>
               <w:t>J10 — Run pilote &amp; QC</w:t>
             </w:r>
           </w:p>
@@ -1398,7 +2008,15 @@
             <w:tcW w:w="2322" w:type="dxa"/>
           </w:tcPr>
           <w:p>
+            <w:pPr>
+              <w:rPr>
+                <w:rFonts w:cs="Arial"/>
+              </w:rPr>
+            </w:pPr>
             <w:r>
+              <w:rPr>
+                <w:rFonts w:cs="Arial"/>
+              </w:rPr>
               <w:t>Pipeline complet sur zone pilote, contrôle qualité humain sur top 10–15 leads, demandes relevés de propriété (mairie/SPF)</w:t>
             </w:r>
           </w:p>
@@ -1408,7 +2026,15 @@
             <w:tcW w:w="2322" w:type="dxa"/>
           </w:tcPr>
           <w:p>
+            <w:pPr>
+              <w:rPr>
+                <w:rFonts w:cs="Arial"/>
+              </w:rPr>
+            </w:pPr>
             <w:r>
+              <w:rPr>
+                <w:rFonts w:cs="Arial"/>
+              </w:rPr>
               <w:t>50–100 leads qualifiés dans Airtable ; au moins 5 propriétés confirmées officiellement</w:t>
             </w:r>
           </w:p>
@@ -1418,7 +2044,15 @@
             <w:tcW w:w="2322" w:type="dxa"/>
           </w:tcPr>
           <w:p>
+            <w:pPr>
+              <w:rPr>
+                <w:rFonts w:cs="Arial"/>
+              </w:rPr>
+            </w:pPr>
             <w:r>
+              <w:rPr>
+                <w:rFonts w:cs="Arial"/>
+              </w:rPr>
               <w:t>J10</w:t>
             </w:r>
           </w:p>
@@ -1430,8 +2064,34 @@
             <w:tcW w:w="2322" w:type="dxa"/>
           </w:tcPr>
           <w:p>
+            <w:pPr>
+              <w:rPr>
+                <w:rFonts w:cs="Arial"/>
+                <w:lang w:val="pl-PL"/>
+              </w:rPr>
+            </w:pPr>
             <w:r>
-              <w:t>J11 — Démo &amp; Go/No-Go</w:t>
+              <w:rPr>
+                <w:rFonts w:cs="Arial"/>
+                <w:lang w:val="pl-PL"/>
+              </w:rPr>
+              <w:t xml:space="preserve">J11 — </w:t>
+            </w:r>
+            <w:proofErr w:type="spellStart"/>
+            <w:r>
+              <w:rPr>
+                <w:rFonts w:cs="Arial"/>
+                <w:lang w:val="pl-PL"/>
+              </w:rPr>
+              <w:t>Démo</w:t>
+            </w:r>
+            <w:proofErr w:type="spellEnd"/>
+            <w:r>
+              <w:rPr>
+                <w:rFonts w:cs="Arial"/>
+                <w:lang w:val="pl-PL"/>
+              </w:rPr>
+              <w:t xml:space="preserve"> &amp; Go/No-Go</w:t>
             </w:r>
           </w:p>
         </w:tc>
@@ -1440,7 +2100,15 @@
             <w:tcW w:w="2322" w:type="dxa"/>
           </w:tcPr>
           <w:p>
+            <w:pPr>
+              <w:rPr>
+                <w:rFonts w:cs="Arial"/>
+              </w:rPr>
+            </w:pPr>
             <w:r>
+              <w:rPr>
+                <w:rFonts w:cs="Arial"/>
+              </w:rPr>
               <w:t>Démo live sur nouvelle commune, présentation KPIs, décision de passage à l'échelle</w:t>
             </w:r>
           </w:p>
@@ -1450,7 +2118,15 @@
             <w:tcW w:w="2322" w:type="dxa"/>
           </w:tcPr>
           <w:p>
+            <w:pPr>
+              <w:rPr>
+                <w:rFonts w:cs="Arial"/>
+              </w:rPr>
+            </w:pPr>
             <w:r>
+              <w:rPr>
+                <w:rFonts w:cs="Arial"/>
+              </w:rPr>
               <w:t>Démo fonctionnelle, tableau de KPIs, recommandation documentée</w:t>
             </w:r>
           </w:p>
@@ -1460,7 +2136,15 @@
             <w:tcW w:w="2322" w:type="dxa"/>
           </w:tcPr>
           <w:p>
+            <w:pPr>
+              <w:rPr>
+                <w:rFonts w:cs="Arial"/>
+              </w:rPr>
+            </w:pPr>
             <w:r>
+              <w:rPr>
+                <w:rFonts w:cs="Arial"/>
+              </w:rPr>
               <w:t>J11</w:t>
             </w:r>
           </w:p>
@@ -1474,7 +2158,7 @@
           <w:p>
             <w:pPr>
               <w:rPr>
-                <w:rFonts w:ascii="Arial Narrow" w:hAnsi="Arial Narrow"/>
+                <w:rFonts w:cs="Arial"/>
                 <w:i/>
                 <w:iCs/>
                 <w:color w:val="215E99" w:themeColor="text2" w:themeTint="BF"/>
@@ -1491,7 +2175,7 @@
           <w:p>
             <w:pPr>
               <w:rPr>
-                <w:rFonts w:ascii="Arial Narrow" w:hAnsi="Arial Narrow"/>
+                <w:rFonts w:cs="Arial"/>
                 <w:i/>
                 <w:iCs/>
                 <w:color w:val="215E99" w:themeColor="text2" w:themeTint="BF"/>
@@ -1508,7 +2192,7 @@
           <w:p>
             <w:pPr>
               <w:rPr>
-                <w:rFonts w:ascii="Arial Narrow" w:hAnsi="Arial Narrow"/>
+                <w:rFonts w:cs="Arial"/>
                 <w:i/>
                 <w:iCs/>
                 <w:color w:val="215E99" w:themeColor="text2" w:themeTint="BF"/>
@@ -1525,7 +2209,7 @@
           <w:p>
             <w:pPr>
               <w:rPr>
-                <w:rFonts w:ascii="Arial Narrow" w:hAnsi="Arial Narrow"/>
+                <w:rFonts w:cs="Arial"/>
                 <w:i/>
                 <w:iCs/>
                 <w:color w:val="215E99" w:themeColor="text2" w:themeTint="BF"/>
@@ -1544,7 +2228,7 @@
           <w:p>
             <w:pPr>
               <w:rPr>
-                <w:rFonts w:ascii="Arial Narrow" w:hAnsi="Arial Narrow"/>
+                <w:rFonts w:cs="Arial"/>
                 <w:i/>
                 <w:iCs/>
                 <w:color w:val="215E99" w:themeColor="text2" w:themeTint="BF"/>
@@ -1561,7 +2245,7 @@
           <w:p>
             <w:pPr>
               <w:rPr>
-                <w:rFonts w:ascii="Arial Narrow" w:hAnsi="Arial Narrow"/>
+                <w:rFonts w:cs="Arial"/>
                 <w:i/>
                 <w:iCs/>
                 <w:color w:val="215E99" w:themeColor="text2" w:themeTint="BF"/>
@@ -1578,7 +2262,7 @@
           <w:p>
             <w:pPr>
               <w:rPr>
-                <w:rFonts w:ascii="Arial Narrow" w:hAnsi="Arial Narrow"/>
+                <w:rFonts w:cs="Arial"/>
                 <w:i/>
                 <w:iCs/>
                 <w:color w:val="215E99" w:themeColor="text2" w:themeTint="BF"/>
@@ -1595,7 +2279,7 @@
           <w:p>
             <w:pPr>
               <w:rPr>
-                <w:rFonts w:ascii="Arial Narrow" w:hAnsi="Arial Narrow"/>
+                <w:rFonts w:cs="Arial"/>
                 <w:i/>
                 <w:iCs/>
                 <w:color w:val="215E99" w:themeColor="text2" w:themeTint="BF"/>
@@ -1611,7 +2295,7 @@
       <w:pPr>
         <w:ind w:left="360"/>
         <w:rPr>
-          <w:rFonts w:ascii="Arial Narrow" w:hAnsi="Arial Narrow"/>
+          <w:rFonts w:cs="Arial"/>
           <w:i/>
           <w:iCs/>
           <w:color w:val="215E99" w:themeColor="text2" w:themeTint="BF"/>
@@ -1621,26 +2305,122 @@
     <w:p>
       <w:pPr>
         <w:rPr>
-          <w:rFonts w:ascii="Arial Narrow" w:hAnsi="Arial Narrow"/>
-        </w:rPr>
-      </w:pPr>
-    </w:p>
-    <w:p/>
-    <w:p/>
-    <w:p/>
-    <w:p/>
-    <w:p/>
-    <w:p/>
-    <w:p/>
-    <w:p/>
-    <w:p/>
-    <w:p/>
-    <w:p/>
-    <w:p/>
-    <w:p/>
-    <w:p/>
-    <w:p/>
-    <w:p/>
+          <w:rFonts w:cs="Arial"/>
+        </w:rPr>
+      </w:pPr>
+    </w:p>
+    <w:p>
+      <w:pPr>
+        <w:rPr>
+          <w:rFonts w:cs="Arial"/>
+        </w:rPr>
+      </w:pPr>
+    </w:p>
+    <w:p>
+      <w:pPr>
+        <w:rPr>
+          <w:rFonts w:cs="Arial"/>
+        </w:rPr>
+      </w:pPr>
+    </w:p>
+    <w:p>
+      <w:pPr>
+        <w:rPr>
+          <w:rFonts w:cs="Arial"/>
+        </w:rPr>
+      </w:pPr>
+    </w:p>
+    <w:p>
+      <w:pPr>
+        <w:rPr>
+          <w:rFonts w:cs="Arial"/>
+        </w:rPr>
+      </w:pPr>
+    </w:p>
+    <w:p>
+      <w:pPr>
+        <w:rPr>
+          <w:rFonts w:cs="Arial"/>
+        </w:rPr>
+      </w:pPr>
+    </w:p>
+    <w:p>
+      <w:pPr>
+        <w:rPr>
+          <w:rFonts w:cs="Arial"/>
+        </w:rPr>
+      </w:pPr>
+    </w:p>
+    <w:p>
+      <w:pPr>
+        <w:rPr>
+          <w:rFonts w:cs="Arial"/>
+        </w:rPr>
+      </w:pPr>
+    </w:p>
+    <w:p>
+      <w:pPr>
+        <w:rPr>
+          <w:rFonts w:cs="Arial"/>
+        </w:rPr>
+      </w:pPr>
+    </w:p>
+    <w:p>
+      <w:pPr>
+        <w:rPr>
+          <w:rFonts w:cs="Arial"/>
+        </w:rPr>
+      </w:pPr>
+    </w:p>
+    <w:p>
+      <w:pPr>
+        <w:rPr>
+          <w:rFonts w:cs="Arial"/>
+        </w:rPr>
+      </w:pPr>
+    </w:p>
+    <w:p>
+      <w:pPr>
+        <w:rPr>
+          <w:rFonts w:cs="Arial"/>
+        </w:rPr>
+      </w:pPr>
+    </w:p>
+    <w:p>
+      <w:pPr>
+        <w:rPr>
+          <w:rFonts w:cs="Arial"/>
+        </w:rPr>
+      </w:pPr>
+    </w:p>
+    <w:p>
+      <w:pPr>
+        <w:rPr>
+          <w:rFonts w:cs="Arial"/>
+        </w:rPr>
+      </w:pPr>
+    </w:p>
+    <w:p>
+      <w:pPr>
+        <w:rPr>
+          <w:rFonts w:cs="Arial"/>
+        </w:rPr>
+      </w:pPr>
+    </w:p>
+    <w:p>
+      <w:pPr>
+        <w:rPr>
+          <w:rFonts w:cs="Arial"/>
+        </w:rPr>
+      </w:pPr>
+    </w:p>
+    <w:p>
+      <w:pPr>
+        <w:rPr>
+          <w:rFonts w:cs="Arial"/>
+        </w:rPr>
+      </w:pPr>
+    </w:p>
     <w:p>
       <w:pPr>
         <w:pStyle w:val="Paragraphedeliste"/>
@@ -1649,7 +2429,7 @@
           <w:numId w:val="20"/>
         </w:numPr>
         <w:rPr>
-          <w:rFonts w:ascii="Arial Narrow" w:hAnsi="Arial Narrow"/>
+          <w:rFonts w:cs="Arial"/>
           <w:b/>
           <w:color w:val="002060"/>
           <w:sz w:val="22"/>
@@ -1657,7 +2437,7 @@
       </w:pPr>
       <w:r>
         <w:rPr>
-          <w:rFonts w:ascii="Arial Narrow" w:hAnsi="Arial Narrow"/>
+          <w:rFonts w:cs="Arial"/>
           <w:b/>
           <w:color w:val="002060"/>
           <w:sz w:val="22"/>
@@ -1669,7 +2449,7 @@
       <w:pPr>
         <w:pStyle w:val="Paragraphedeliste"/>
         <w:rPr>
-          <w:rFonts w:ascii="Arial Narrow" w:hAnsi="Arial Narrow"/>
+          <w:rFonts w:cs="Arial"/>
           <w:b/>
           <w:color w:val="002060"/>
           <w:sz w:val="22"/>
@@ -1680,7 +2460,7 @@
       <w:pPr>
         <w:ind w:left="360"/>
         <w:rPr>
-          <w:rFonts w:ascii="Arial Narrow" w:hAnsi="Arial Narrow"/>
+          <w:rFonts w:cs="Arial"/>
           <w:i/>
           <w:iCs/>
           <w:color w:val="CC6600"/>
@@ -1688,7 +2468,7 @@
       </w:pPr>
       <w:r>
         <w:rPr>
-          <w:rFonts w:ascii="Arial Narrow" w:hAnsi="Arial Narrow"/>
+          <w:rFonts w:cs="Arial"/>
           <w:i/>
           <w:iCs/>
           <w:color w:val="CC6600"/>
@@ -1697,7 +2477,7 @@
       </w:r>
       <w:r>
         <w:rPr>
-          <w:rFonts w:ascii="Arial Narrow" w:hAnsi="Arial Narrow"/>
+          <w:rFonts w:cs="Arial"/>
           <w:b/>
           <w:bCs/>
           <w:i/>
@@ -1708,56 +2488,36 @@
       </w:r>
       <w:r>
         <w:rPr>
-          <w:rFonts w:ascii="Arial Narrow" w:hAnsi="Arial Narrow"/>
+          <w:rFonts w:cs="Arial"/>
           <w:i/>
           <w:iCs/>
           <w:color w:val="CC6600"/>
         </w:rPr>
-        <w:t xml:space="preserve">, tels que répondant autant à la problématique </w:t>
-      </w:r>
-      <w:proofErr w:type="gramStart"/>
-      <w:r>
-        <w:rPr>
-          <w:rFonts w:ascii="Arial Narrow" w:hAnsi="Arial Narrow"/>
+        <w:t>, tels que répondant autant à la problématique du persona qu'au besoin du commanditaire / de l'entreprise.</w:t>
+      </w:r>
+    </w:p>
+    <w:p>
+      <w:pPr>
+        <w:ind w:left="360"/>
+        <w:rPr>
+          <w:rFonts w:cs="Arial"/>
           <w:i/>
           <w:iCs/>
           <w:color w:val="CC6600"/>
         </w:rPr>
-        <w:t>du persona</w:t>
-      </w:r>
-      <w:proofErr w:type="gramEnd"/>
-      <w:r>
-        <w:rPr>
-          <w:rFonts w:ascii="Arial Narrow" w:hAnsi="Arial Narrow"/>
+      </w:pPr>
+      <w:r>
+        <w:rPr>
+          <w:rFonts w:cs="Arial"/>
           <w:i/>
           <w:iCs/>
           <w:color w:val="CC6600"/>
         </w:rPr>
-        <w:t xml:space="preserve"> qu'au besoin du commanditaire / de l'entreprise.</w:t>
-      </w:r>
-    </w:p>
-    <w:p>
-      <w:pPr>
-        <w:ind w:left="360"/>
-        <w:rPr>
-          <w:rFonts w:ascii="Arial Narrow" w:hAnsi="Arial Narrow"/>
-          <w:i/>
-          <w:iCs/>
-          <w:color w:val="CC6600"/>
-        </w:rPr>
-      </w:pPr>
-      <w:r>
-        <w:rPr>
-          <w:rFonts w:ascii="Arial Narrow" w:hAnsi="Arial Narrow"/>
-          <w:i/>
-          <w:iCs/>
-          <w:color w:val="CC6600"/>
-        </w:rPr>
         <w:t xml:space="preserve">Délimiter le </w:t>
       </w:r>
       <w:r>
         <w:rPr>
-          <w:rFonts w:ascii="Arial Narrow" w:hAnsi="Arial Narrow"/>
+          <w:rFonts w:cs="Arial"/>
           <w:b/>
           <w:bCs/>
           <w:i/>
@@ -1768,7 +2528,7 @@
       </w:r>
       <w:r>
         <w:rPr>
-          <w:rFonts w:ascii="Arial Narrow" w:hAnsi="Arial Narrow"/>
+          <w:rFonts w:cs="Arial"/>
           <w:i/>
           <w:iCs/>
           <w:color w:val="CC6600"/>
@@ -1776,50 +2536,1243 @@
         <w:t xml:space="preserve"> du projet (ce que le projet doit concerner, ce qu'il ne concerne pas)</w:t>
       </w:r>
     </w:p>
-    <w:p/>
-    <w:p>
-      <w:r>
+    <w:p>
+      <w:pPr>
+        <w:ind w:left="360"/>
+        <w:rPr>
+          <w:rFonts w:cs="Arial"/>
+          <w:i/>
+          <w:iCs/>
+          <w:color w:val="CC6600"/>
+        </w:rPr>
+      </w:pPr>
+    </w:p>
+    <w:p>
+      <w:pPr>
+        <w:ind w:left="360"/>
+        <w:rPr>
+          <w:rFonts w:cs="Arial"/>
+          <w:b/>
+          <w:bCs/>
+          <w:i/>
+          <w:iCs/>
+          <w:sz w:val="24"/>
+          <w:szCs w:val="24"/>
+        </w:rPr>
+      </w:pPr>
+      <w:r>
+        <w:rPr>
+          <w:rFonts w:cs="Arial"/>
+          <w:b/>
+          <w:bCs/>
+          <w:i/>
+          <w:iCs/>
+          <w:sz w:val="24"/>
+          <w:szCs w:val="24"/>
+        </w:rPr>
+        <w:t>L'Agent IA Explorateur Solaire</w:t>
+      </w:r>
+    </w:p>
+    <w:p>
+      <w:pPr>
+        <w:ind w:left="360"/>
+        <w:rPr>
+          <w:rFonts w:cs="Arial"/>
+          <w:b/>
+          <w:bCs/>
+          <w:i/>
+          <w:iCs/>
+        </w:rPr>
+      </w:pPr>
+    </w:p>
+    <w:p>
+      <w:pPr>
+        <w:ind w:left="360"/>
+        <w:rPr>
+          <w:rFonts w:cs="Arial"/>
+          <w:i/>
+          <w:iCs/>
+        </w:rPr>
+      </w:pPr>
+      <w:r>
+        <w:rPr>
+          <w:rFonts w:cs="Arial"/>
+          <w:i/>
+          <w:iCs/>
+        </w:rPr>
+        <w:t>L'</w:t>
+      </w:r>
+      <w:r>
+        <w:rPr>
+          <w:rFonts w:cs="Arial"/>
+          <w:b/>
+          <w:bCs/>
+          <w:i/>
+          <w:iCs/>
+        </w:rPr>
+        <w:t>Agent IA Explorateur Solaire</w:t>
+      </w:r>
+      <w:r>
+        <w:rPr>
+          <w:rFonts w:cs="Arial"/>
+          <w:i/>
+          <w:iCs/>
+        </w:rPr>
+        <w:t xml:space="preserve"> est un pipeline Python automatisé qui orchestre plusieurs sources de données publiques officielles pour identifier, qualifier et scorer des leads B2B dans le segment de l'énergie solaire sur parkings </w:t>
+      </w:r>
+      <w:proofErr w:type="spellStart"/>
+      <w:r>
+        <w:rPr>
+          <w:rFonts w:cs="Arial"/>
+          <w:i/>
+          <w:iCs/>
+        </w:rPr>
+        <w:t>retail</w:t>
+      </w:r>
+      <w:proofErr w:type="spellEnd"/>
+      <w:r>
+        <w:rPr>
+          <w:rFonts w:cs="Arial"/>
+          <w:i/>
+          <w:iCs/>
+        </w:rPr>
+        <w:t>.</w:t>
+      </w:r>
+    </w:p>
+    <w:p>
+      <w:pPr>
+        <w:ind w:left="360"/>
+        <w:rPr>
+          <w:rFonts w:cs="Arial"/>
+          <w:i/>
+          <w:iCs/>
+        </w:rPr>
+      </w:pPr>
+    </w:p>
+    <w:p>
+      <w:pPr>
+        <w:ind w:left="360"/>
+        <w:rPr>
+          <w:rFonts w:cs="Arial"/>
+          <w:b/>
+          <w:bCs/>
+          <w:i/>
+          <w:iCs/>
+          <w:sz w:val="24"/>
+          <w:szCs w:val="24"/>
+        </w:rPr>
+      </w:pPr>
+      <w:r>
+        <w:rPr>
+          <w:rFonts w:cs="Arial"/>
+          <w:b/>
+          <w:bCs/>
+          <w:i/>
+          <w:iCs/>
+          <w:sz w:val="24"/>
+          <w:szCs w:val="24"/>
+        </w:rPr>
+        <w:t>Finalité</w:t>
+      </w:r>
+    </w:p>
+    <w:p>
+      <w:pPr>
+        <w:ind w:left="360"/>
+        <w:rPr>
+          <w:rFonts w:cs="Arial"/>
+          <w:i/>
+          <w:iCs/>
+        </w:rPr>
+      </w:pPr>
+      <w:r>
+        <w:rPr>
+          <w:rFonts w:cs="Arial"/>
+          <w:i/>
+          <w:iCs/>
+        </w:rPr>
+        <w:t xml:space="preserve">Permettre aux chargés d'affaires </w:t>
+      </w:r>
+      <w:proofErr w:type="spellStart"/>
+      <w:r>
+        <w:rPr>
+          <w:rFonts w:cs="Arial"/>
+          <w:i/>
+          <w:iCs/>
+        </w:rPr>
+        <w:t>Idex</w:t>
+      </w:r>
+      <w:proofErr w:type="spellEnd"/>
+      <w:r>
+        <w:rPr>
+          <w:rFonts w:cs="Arial"/>
+          <w:i/>
+          <w:iCs/>
+        </w:rPr>
+        <w:t xml:space="preserve"> de recevoir chaque semaine une liste de décideurs (dirigeants de SCI patrimoniales) à contacter, avec pour chaque lead :</w:t>
+      </w:r>
+    </w:p>
+    <w:p>
+      <w:pPr>
+        <w:numPr>
+          <w:ilvl w:val="0"/>
+          <w:numId w:val="23"/>
+        </w:numPr>
+        <w:rPr>
+          <w:rFonts w:cs="Arial"/>
+          <w:i/>
+          <w:iCs/>
+        </w:rPr>
+      </w:pPr>
+      <w:r>
+        <w:rPr>
+          <w:rFonts w:cs="Arial"/>
+          <w:i/>
+          <w:iCs/>
+        </w:rPr>
+        <w:t>La surface estimée du parking.</w:t>
+      </w:r>
+    </w:p>
+    <w:p>
+      <w:pPr>
+        <w:numPr>
+          <w:ilvl w:val="0"/>
+          <w:numId w:val="23"/>
+        </w:numPr>
+        <w:rPr>
+          <w:rFonts w:cs="Arial"/>
+          <w:i/>
+          <w:iCs/>
+        </w:rPr>
+      </w:pPr>
+      <w:r>
+        <w:rPr>
+          <w:rFonts w:cs="Arial"/>
+          <w:i/>
+          <w:iCs/>
+        </w:rPr>
+        <w:t>L'échéance réglementaire applicable.</w:t>
+      </w:r>
+    </w:p>
+    <w:p>
+      <w:pPr>
+        <w:numPr>
+          <w:ilvl w:val="0"/>
+          <w:numId w:val="23"/>
+        </w:numPr>
+        <w:rPr>
+          <w:rFonts w:cs="Arial"/>
+          <w:i/>
+          <w:iCs/>
+        </w:rPr>
+      </w:pPr>
+      <w:r>
+        <w:rPr>
+          <w:rFonts w:cs="Arial"/>
+          <w:i/>
+          <w:iCs/>
+        </w:rPr>
+        <w:t>Le score de priorité.</w:t>
+      </w:r>
+    </w:p>
+    <w:p>
+      <w:pPr>
+        <w:numPr>
+          <w:ilvl w:val="0"/>
+          <w:numId w:val="23"/>
+        </w:numPr>
+        <w:rPr>
+          <w:rFonts w:cs="Arial"/>
+          <w:i/>
+          <w:iCs/>
+        </w:rPr>
+      </w:pPr>
+      <w:r>
+        <w:rPr>
+          <w:rFonts w:cs="Arial"/>
+          <w:i/>
+          <w:iCs/>
+        </w:rPr>
+        <w:t>Un brouillon d'accroche commerciale personnalisée.</w:t>
+      </w:r>
+    </w:p>
+    <w:p>
+      <w:pPr>
+        <w:numPr>
+          <w:ilvl w:val="0"/>
+          <w:numId w:val="23"/>
+        </w:numPr>
+        <w:rPr>
+          <w:rFonts w:cs="Arial"/>
+          <w:i/>
+          <w:iCs/>
+        </w:rPr>
+      </w:pPr>
+    </w:p>
+    <w:p>
+      <w:pPr>
+        <w:ind w:left="360"/>
+        <w:rPr>
+          <w:rFonts w:cs="Arial"/>
+          <w:b/>
+          <w:bCs/>
+          <w:i/>
+          <w:iCs/>
+          <w:sz w:val="24"/>
+          <w:szCs w:val="24"/>
+        </w:rPr>
+      </w:pPr>
+      <w:r>
+        <w:rPr>
+          <w:rFonts w:cs="Arial"/>
+          <w:b/>
+          <w:bCs/>
+          <w:i/>
+          <w:iCs/>
+          <w:sz w:val="24"/>
+          <w:szCs w:val="24"/>
+        </w:rPr>
+        <w:t>Périmètre du projet (Ce que le projet couvre)</w:t>
+      </w:r>
+    </w:p>
+    <w:p>
+      <w:pPr>
+        <w:ind w:left="360"/>
+        <w:rPr>
+          <w:rFonts w:cs="Arial"/>
+          <w:b/>
+          <w:bCs/>
+          <w:i/>
+          <w:iCs/>
+          <w:sz w:val="24"/>
+          <w:szCs w:val="24"/>
+        </w:rPr>
+      </w:pPr>
+    </w:p>
+    <w:p>
+      <w:pPr>
+        <w:numPr>
+          <w:ilvl w:val="0"/>
+          <w:numId w:val="24"/>
+        </w:numPr>
+        <w:rPr>
+          <w:rFonts w:cs="Arial"/>
+          <w:i/>
+          <w:iCs/>
+        </w:rPr>
+      </w:pPr>
+      <w:r>
+        <w:rPr>
+          <w:rFonts w:cs="Arial"/>
+          <w:b/>
+          <w:bCs/>
+          <w:i/>
+          <w:iCs/>
+        </w:rPr>
+        <w:t>Extraction automatique</w:t>
+      </w:r>
+      <w:r>
+        <w:rPr>
+          <w:rFonts w:cs="Arial"/>
+          <w:i/>
+          <w:iCs/>
+        </w:rPr>
+        <w:t xml:space="preserve"> des supermarchés/hypermarchés (NAF 47.11C/D/F) depuis SIRENE.</w:t>
+      </w:r>
+    </w:p>
+    <w:p>
+      <w:pPr>
+        <w:numPr>
+          <w:ilvl w:val="0"/>
+          <w:numId w:val="24"/>
+        </w:numPr>
+        <w:rPr>
+          <w:rFonts w:cs="Arial"/>
+          <w:i/>
+          <w:iCs/>
+        </w:rPr>
+      </w:pPr>
+      <w:r>
+        <w:rPr>
+          <w:rFonts w:cs="Arial"/>
+          <w:b/>
+          <w:bCs/>
+          <w:i/>
+          <w:iCs/>
+        </w:rPr>
+        <w:t>Géocodage</w:t>
+      </w:r>
+      <w:r>
+        <w:rPr>
+          <w:rFonts w:cs="Arial"/>
+          <w:i/>
+          <w:iCs/>
+        </w:rPr>
+        <w:t xml:space="preserve"> et récupération de la parcelle cadastrale (BAN + IGN).</w:t>
+      </w:r>
+    </w:p>
+    <w:p>
+      <w:pPr>
+        <w:numPr>
+          <w:ilvl w:val="0"/>
+          <w:numId w:val="24"/>
+        </w:numPr>
+        <w:rPr>
+          <w:rFonts w:cs="Arial"/>
+          <w:i/>
+          <w:iCs/>
+        </w:rPr>
+      </w:pPr>
+      <w:r>
+        <w:rPr>
+          <w:rFonts w:cs="Arial"/>
+          <w:b/>
+          <w:bCs/>
+          <w:i/>
+          <w:iCs/>
+        </w:rPr>
+        <w:t>Identification des SCI candidates</w:t>
+      </w:r>
+      <w:r>
+        <w:rPr>
+          <w:rFonts w:cs="Arial"/>
+          <w:i/>
+          <w:iCs/>
+        </w:rPr>
+        <w:t xml:space="preserve"> via </w:t>
+      </w:r>
+      <w:proofErr w:type="spellStart"/>
+      <w:r>
+        <w:rPr>
+          <w:rFonts w:cs="Arial"/>
+          <w:i/>
+          <w:iCs/>
+        </w:rPr>
+        <w:t>Pappers</w:t>
+      </w:r>
+      <w:proofErr w:type="spellEnd"/>
+      <w:r>
+        <w:rPr>
+          <w:rFonts w:cs="Arial"/>
+          <w:i/>
+          <w:iCs/>
+        </w:rPr>
+        <w:t xml:space="preserve"> (dirigeants $\</w:t>
+      </w:r>
+      <w:proofErr w:type="spellStart"/>
+      <w:r>
+        <w:rPr>
+          <w:rFonts w:cs="Arial"/>
+          <w:i/>
+          <w:iCs/>
+        </w:rPr>
+        <w:t>rightarrow</w:t>
+      </w:r>
+      <w:proofErr w:type="spellEnd"/>
+      <w:r>
+        <w:rPr>
+          <w:rFonts w:cs="Arial"/>
+          <w:i/>
+          <w:iCs/>
+        </w:rPr>
+        <w:t>$ mandats).</w:t>
+      </w:r>
+    </w:p>
+    <w:p>
+      <w:pPr>
+        <w:numPr>
+          <w:ilvl w:val="0"/>
+          <w:numId w:val="24"/>
+        </w:numPr>
+        <w:rPr>
+          <w:rFonts w:cs="Arial"/>
+          <w:i/>
+          <w:iCs/>
+        </w:rPr>
+      </w:pPr>
+      <w:r>
+        <w:rPr>
+          <w:rFonts w:cs="Arial"/>
+          <w:b/>
+          <w:bCs/>
+          <w:i/>
+          <w:iCs/>
+        </w:rPr>
+        <w:t>Rapprochement IA</w:t>
+      </w:r>
+      <w:r>
+        <w:rPr>
+          <w:rFonts w:cs="Arial"/>
+          <w:i/>
+          <w:iCs/>
+        </w:rPr>
+        <w:t xml:space="preserve"> magasin $\</w:t>
+      </w:r>
+      <w:proofErr w:type="spellStart"/>
+      <w:r>
+        <w:rPr>
+          <w:rFonts w:cs="Arial"/>
+          <w:i/>
+          <w:iCs/>
+        </w:rPr>
+        <w:t>leftrightarrow</w:t>
+      </w:r>
+      <w:proofErr w:type="spellEnd"/>
+      <w:r>
+        <w:rPr>
+          <w:rFonts w:cs="Arial"/>
+          <w:i/>
+          <w:iCs/>
+        </w:rPr>
+        <w:t>$ SCI (API Claude) avec score de confiance.</w:t>
+      </w:r>
+    </w:p>
+    <w:p>
+      <w:pPr>
+        <w:numPr>
+          <w:ilvl w:val="0"/>
+          <w:numId w:val="24"/>
+        </w:numPr>
+        <w:rPr>
+          <w:rFonts w:cs="Arial"/>
+          <w:i/>
+          <w:iCs/>
+        </w:rPr>
+      </w:pPr>
+      <w:r>
+        <w:rPr>
+          <w:rFonts w:cs="Arial"/>
+          <w:b/>
+          <w:bCs/>
+          <w:i/>
+          <w:iCs/>
+        </w:rPr>
+        <w:t>Estimation</w:t>
+      </w:r>
+      <w:r>
+        <w:rPr>
+          <w:rFonts w:cs="Arial"/>
+          <w:i/>
+          <w:iCs/>
+        </w:rPr>
+        <w:t xml:space="preserve"> de la surface du parking, des seuils APER et du contexte DVF.</w:t>
+      </w:r>
+    </w:p>
+    <w:p>
+      <w:pPr>
+        <w:numPr>
+          <w:ilvl w:val="0"/>
+          <w:numId w:val="24"/>
+        </w:numPr>
+        <w:rPr>
+          <w:rFonts w:cs="Arial"/>
+          <w:i/>
+          <w:iCs/>
+        </w:rPr>
+      </w:pPr>
+      <w:proofErr w:type="spellStart"/>
+      <w:r>
+        <w:rPr>
+          <w:rFonts w:cs="Arial"/>
+          <w:b/>
+          <w:bCs/>
+          <w:i/>
+          <w:iCs/>
+        </w:rPr>
+        <w:t>Scoring</w:t>
+      </w:r>
+      <w:proofErr w:type="spellEnd"/>
+      <w:r>
+        <w:rPr>
+          <w:rFonts w:cs="Arial"/>
+          <w:i/>
+          <w:iCs/>
+        </w:rPr>
+        <w:t xml:space="preserve"> des leads et recommandation de canal de contact.</w:t>
+      </w:r>
+    </w:p>
+    <w:p>
+      <w:pPr>
+        <w:numPr>
+          <w:ilvl w:val="0"/>
+          <w:numId w:val="24"/>
+        </w:numPr>
+        <w:rPr>
+          <w:rFonts w:cs="Arial"/>
+          <w:i/>
+          <w:iCs/>
+        </w:rPr>
+      </w:pPr>
+      <w:r>
+        <w:rPr>
+          <w:rFonts w:cs="Arial"/>
+          <w:b/>
+          <w:bCs/>
+          <w:i/>
+          <w:iCs/>
+        </w:rPr>
+        <w:t>Stockage et visualisation</w:t>
+      </w:r>
+      <w:r>
+        <w:rPr>
+          <w:rFonts w:cs="Arial"/>
+          <w:i/>
+          <w:iCs/>
+        </w:rPr>
+        <w:t xml:space="preserve"> dans </w:t>
+      </w:r>
+      <w:proofErr w:type="spellStart"/>
+      <w:r>
+        <w:rPr>
+          <w:rFonts w:cs="Arial"/>
+          <w:i/>
+          <w:iCs/>
+        </w:rPr>
+        <w:t>Airtable</w:t>
+      </w:r>
+      <w:proofErr w:type="spellEnd"/>
+      <w:r>
+        <w:rPr>
+          <w:rFonts w:cs="Arial"/>
+          <w:i/>
+          <w:iCs/>
+        </w:rPr>
+        <w:t xml:space="preserve"> (vue carte + CRM léger).</w:t>
+      </w:r>
+    </w:p>
+    <w:p>
+      <w:pPr>
+        <w:numPr>
+          <w:ilvl w:val="0"/>
+          <w:numId w:val="24"/>
+        </w:numPr>
+        <w:rPr>
+          <w:rFonts w:cs="Arial"/>
+          <w:i/>
+          <w:iCs/>
+        </w:rPr>
+      </w:pPr>
+      <w:r>
+        <w:rPr>
+          <w:rFonts w:cs="Arial"/>
+          <w:b/>
+          <w:bCs/>
+          <w:i/>
+          <w:iCs/>
+        </w:rPr>
+        <w:t>Zone pilote :</w:t>
+      </w:r>
+      <w:r>
+        <w:rPr>
+          <w:rFonts w:cs="Arial"/>
+          <w:i/>
+          <w:iCs/>
+        </w:rPr>
+        <w:t xml:space="preserve"> 1 à 3 départements</w:t>
+      </w:r>
+    </w:p>
+    <w:p>
+      <w:pPr>
+        <w:ind w:left="720"/>
+        <w:rPr>
+          <w:rFonts w:cs="Arial"/>
+          <w:i/>
+          <w:iCs/>
+        </w:rPr>
+      </w:pPr>
+    </w:p>
+    <w:p>
+      <w:pPr>
+        <w:ind w:left="360"/>
+        <w:rPr>
+          <w:rFonts w:cs="Arial"/>
+          <w:b/>
+          <w:bCs/>
+          <w:i/>
+          <w:iCs/>
+        </w:rPr>
+      </w:pPr>
+      <w:r>
+        <w:rPr>
+          <w:rFonts w:cs="Arial"/>
+          <w:b/>
+          <w:bCs/>
+          <w:i/>
+          <w:iCs/>
+        </w:rPr>
+        <w:t>Hors Périmètre (Ce que le projet ne couvre pas)</w:t>
+      </w:r>
+    </w:p>
+    <w:p>
+      <w:pPr>
+        <w:numPr>
+          <w:ilvl w:val="0"/>
+          <w:numId w:val="25"/>
+        </w:numPr>
+        <w:rPr>
+          <w:rFonts w:cs="Arial"/>
+          <w:i/>
+          <w:iCs/>
+        </w:rPr>
+      </w:pPr>
+      <w:r>
+        <w:rPr>
+          <w:rFonts w:cs="Arial"/>
+          <w:i/>
+          <w:iCs/>
+        </w:rPr>
+        <w:t>La confirmation définitive du propriétaire (le relevé de propriété reste une démarche manuelle).</w:t>
+      </w:r>
+    </w:p>
+    <w:p>
+      <w:pPr>
+        <w:numPr>
+          <w:ilvl w:val="0"/>
+          <w:numId w:val="25"/>
+        </w:numPr>
+        <w:rPr>
+          <w:rFonts w:cs="Arial"/>
+          <w:i/>
+          <w:iCs/>
+        </w:rPr>
+      </w:pPr>
+      <w:r>
+        <w:rPr>
+          <w:rFonts w:cs="Arial"/>
+          <w:i/>
+          <w:iCs/>
+        </w:rPr>
+        <w:t>Le dimensionnement technique de l'installation (à la charge du bureau d'études).</w:t>
+      </w:r>
+    </w:p>
+    <w:p>
+      <w:pPr>
+        <w:numPr>
+          <w:ilvl w:val="0"/>
+          <w:numId w:val="25"/>
+        </w:numPr>
+        <w:rPr>
+          <w:rFonts w:cs="Arial"/>
+          <w:i/>
+          <w:iCs/>
+        </w:rPr>
+      </w:pPr>
+      <w:r>
+        <w:rPr>
+          <w:rFonts w:cs="Arial"/>
+          <w:i/>
+          <w:iCs/>
+        </w:rPr>
+        <w:t>La prise de contact elle-même (qui reste humaine).</w:t>
+      </w:r>
+    </w:p>
+    <w:p>
+      <w:pPr>
+        <w:numPr>
+          <w:ilvl w:val="0"/>
+          <w:numId w:val="25"/>
+        </w:numPr>
+        <w:rPr>
+          <w:rFonts w:cs="Arial"/>
+          <w:i/>
+          <w:iCs/>
+        </w:rPr>
+      </w:pPr>
+      <w:r>
+        <w:rPr>
+          <w:rFonts w:cs="Arial"/>
+          <w:i/>
+          <w:iCs/>
+        </w:rPr>
+        <w:t>Les parkings de moins de 1 500 m².</w:t>
+      </w:r>
+    </w:p>
+    <w:p>
+      <w:pPr>
+        <w:numPr>
+          <w:ilvl w:val="0"/>
+          <w:numId w:val="25"/>
+        </w:numPr>
+        <w:rPr>
+          <w:rFonts w:cs="Arial"/>
+          <w:i/>
+          <w:iCs/>
+        </w:rPr>
+      </w:pPr>
+      <w:r>
+        <w:rPr>
+          <w:rFonts w:cs="Arial"/>
+          <w:i/>
+          <w:iCs/>
+        </w:rPr>
+        <w:t>Les bénéficiaires effectifs (accès restreint, non utilisés).</w:t>
+      </w:r>
+    </w:p>
+    <w:p>
+      <w:pPr>
+        <w:numPr>
+          <w:ilvl w:val="0"/>
+          <w:numId w:val="25"/>
+        </w:numPr>
+        <w:shd w:val="clear" w:color="auto" w:fill="FDFDFC"/>
+        <w:jc w:val="left"/>
+        <w:rPr>
+          <w:rFonts w:ascii="Courier New" w:hAnsi="Courier New" w:cs="Courier New"/>
+          <w:color w:val="1A1A1A"/>
+          <w:lang w:eastAsia="zh-CN"/>
+        </w:rPr>
+      </w:pPr>
+      <w:r>
+        <w:rPr>
+          <w:rFonts w:ascii="Courier New" w:hAnsi="Courier New" w:cs="Courier New"/>
+          <w:color w:val="1A1A1A"/>
+          <w:lang w:eastAsia="zh-CN"/>
+        </w:rPr>
+        <w:t>L'identification certaine du propriétaire du parking lorsque le dirigeant du magasin n'est pas propriétaire des murs (foncière externe, bailleur tiers, holding opaque) — dans ce cas l'agent signale le doute mais ne peut pas résoudre seul.</w:t>
+      </w:r>
+    </w:p>
+    <w:p>
+      <w:pPr>
+        <w:numPr>
+          <w:ilvl w:val="0"/>
+          <w:numId w:val="25"/>
+        </w:numPr>
+        <w:shd w:val="clear" w:color="auto" w:fill="FDFDFC"/>
+        <w:jc w:val="left"/>
+        <w:rPr>
+          <w:rFonts w:ascii="Courier New" w:hAnsi="Courier New" w:cs="Courier New"/>
+          <w:color w:val="1A1A1A"/>
+          <w:lang w:eastAsia="zh-CN"/>
+        </w:rPr>
+      </w:pPr>
+      <w:r>
+        <w:rPr>
+          <w:rFonts w:ascii="Courier New" w:hAnsi="Courier New" w:cs="Courier New"/>
+          <w:color w:val="1A1A1A"/>
+          <w:lang w:eastAsia="zh-CN"/>
+        </w:rPr>
+        <w:t>La mesure précise de la surface du parking : l'estimation automatique (parcelle − bâtiment) est indicative à ±30 % et inclut quais de livraison, espaces verts et voirie interne.</w:t>
+      </w:r>
+    </w:p>
+    <w:p>
+      <w:pPr>
+        <w:numPr>
+          <w:ilvl w:val="0"/>
+          <w:numId w:val="25"/>
+        </w:numPr>
+        <w:shd w:val="clear" w:color="auto" w:fill="FDFDFC"/>
+        <w:jc w:val="left"/>
+        <w:rPr>
+          <w:rFonts w:ascii="Courier New" w:hAnsi="Courier New" w:cs="Courier New"/>
+          <w:color w:val="1A1A1A"/>
+          <w:lang w:eastAsia="zh-CN"/>
+        </w:rPr>
+      </w:pPr>
+      <w:r>
+        <w:rPr>
+          <w:rFonts w:ascii="Courier New" w:hAnsi="Courier New" w:cs="Courier New"/>
+          <w:color w:val="1A1A1A"/>
+          <w:lang w:eastAsia="zh-CN"/>
+        </w:rPr>
+        <w:t>La résolution des cas ambigus de rattachement SCI (dénomination générique, dirigeant multi-mandats, structures en holding) : ces cas sont flaggés « À vérifier » pour revue humaine obligatoire avant tout contact.</w:t>
+      </w:r>
+    </w:p>
+    <w:p>
+      <w:pPr>
+        <w:numPr>
+          <w:ilvl w:val="0"/>
+          <w:numId w:val="25"/>
+        </w:numPr>
+        <w:shd w:val="clear" w:color="auto" w:fill="FDFDFC"/>
+        <w:jc w:val="left"/>
+        <w:rPr>
+          <w:rFonts w:cs="Arial"/>
+          <w:color w:val="0A0A0A"/>
+          <w:sz w:val="21"/>
+          <w:szCs w:val="21"/>
+          <w:lang w:eastAsia="zh-CN"/>
+        </w:rPr>
+      </w:pPr>
+      <w:r>
+        <w:rPr>
+          <w:rFonts w:cs="Arial"/>
+          <w:i/>
+          <w:iCs/>
+          <w:color w:val="0A0A0A"/>
+          <w:sz w:val="21"/>
+          <w:szCs w:val="21"/>
+          <w:lang w:eastAsia="zh-CN"/>
+        </w:rPr>
+      </w:r>
+    </w:p>
+    <w:p>
+      <w:pPr>
+        <w:pStyle w:val="Paragraphedeliste"/>
+        <w:numPr>
+          <w:ilvl w:val="0"/>
+          <w:numId w:val="25"/>
+        </w:numPr>
+        <w:shd w:val="clear" w:color="auto" w:fill="FDFDFC"/>
+        <w:jc w:val="left"/>
+        <w:rPr>
+          <w:rFonts w:cs="Arial"/>
+          <w:color w:val="1A1A1A"/>
+          <w:lang w:eastAsia="zh-CN"/>
+        </w:rPr>
+      </w:pPr>
+      <w:r>
+        <w:rPr>
+          <w:rFonts w:cs="Arial"/>
+          <w:color w:val="1A1A1A"/>
+          <w:lang w:eastAsia="zh-CN"/>
+        </w:rPr>
+      </w:r>
+    </w:p>
+    <w:p>
+      <w:pPr>
+        <w:pStyle w:val="Paragraphedeliste"/>
+        <w:shd w:val="clear" w:color="auto" w:fill="FDFDFC"/>
+        <w:jc w:val="left"/>
+        <w:rPr>
+          <w:rFonts w:cs="Arial"/>
+          <w:color w:val="1A1A1A"/>
+          <w:lang w:eastAsia="zh-CN"/>
+        </w:rPr>
+      </w:pPr>
+      <w:r>
+        <w:rPr>
+          <w:rFonts w:cs="Arial"/>
+          <w:color w:val="1A1A1A"/>
+          <w:lang w:eastAsia="zh-CN"/>
+        </w:rPr>
+      </w:r>
+    </w:p>
+    <w:p>
+      <w:pPr>
+        <w:pStyle w:val="Paragraphedeliste"/>
+        <w:shd w:val="clear" w:color="auto" w:fill="FDFDFC"/>
+        <w:jc w:val="left"/>
+        <w:rPr>
+          <w:rFonts w:cs="Arial"/>
+          <w:color w:val="1A1A1A"/>
+          <w:lang w:eastAsia="zh-CN"/>
+        </w:rPr>
+      </w:pPr>
+      <w:r>
+        <w:rPr>
+          <w:rFonts w:cs="Arial"/>
+          <w:color w:val="1A1A1A"/>
+          <w:lang w:eastAsia="zh-CN"/>
+        </w:rPr>
+      </w:r>
+    </w:p>
+    <w:p>
+      <w:pPr>
+        <w:pStyle w:val="Paragraphedeliste"/>
+        <w:shd w:val="clear" w:color="auto" w:fill="FDFDFC"/>
+        <w:jc w:val="left"/>
+        <w:rPr>
+          <w:rFonts w:cs="Arial"/>
+          <w:color w:val="1A1A1A"/>
+          <w:lang w:eastAsia="zh-CN"/>
+        </w:rPr>
+      </w:pPr>
+      <w:r>
+        <w:rPr>
+          <w:rFonts w:cs="Arial"/>
+          <w:color w:val="1A1A1A"/>
+          <w:lang w:eastAsia="zh-CN"/>
+        </w:rPr>
+      </w:r>
+    </w:p>
+    <w:p>
+      <w:pPr>
+        <w:pStyle w:val="Paragraphedeliste"/>
+        <w:rPr>
+          <w:rFonts w:cs="Arial"/>
+          <w:color w:val="1A1A1A"/>
+          <w:lang w:eastAsia="zh-CN"/>
+        </w:rPr>
+      </w:pPr>
+      <w:r>
+        <w:rPr>
+          <w:rFonts w:cs="Arial"/>
+          <w:color w:val="1A1A1A"/>
+          <w:lang w:eastAsia="zh-CN"/>
+        </w:rPr>
+      </w:r>
+    </w:p>
+    <w:p>
+      <w:pPr>
+        <w:pStyle w:val="Paragraphedeliste"/>
+        <w:rPr>
+          <w:rFonts w:cs="Arial"/>
+          <w:color w:val="1A1A1A"/>
+          <w:lang w:eastAsia="zh-CN"/>
+        </w:rPr>
+      </w:pPr>
+      <w:r>
+        <w:rPr>
+          <w:rFonts w:cs="Arial"/>
+          <w:color w:val="1A1A1A"/>
+          <w:lang w:eastAsia="zh-CN"/>
+        </w:rPr>
+      </w:r>
+    </w:p>
+    <w:p>
+      <w:pPr>
+        <w:pStyle w:val="Paragraphedeliste"/>
+        <w:rPr>
+          <w:rFonts w:cs="Arial"/>
+          <w:color w:val="1A1A1A"/>
+          <w:lang w:eastAsia="zh-CN"/>
+        </w:rPr>
+      </w:pPr>
+      <w:r>
+        <w:rPr>
+          <w:rFonts w:cs="Arial"/>
+          <w:color w:val="1A1A1A"/>
+          <w:lang w:eastAsia="zh-CN"/>
+        </w:rPr>
+      </w:r>
+    </w:p>
+    <w:p>
+      <w:pPr>
+        <w:pStyle w:val="Paragraphedeliste"/>
+        <w:rPr>
+          <w:rFonts w:cs="Arial"/>
+          <w:color w:val="1A1A1A"/>
+          <w:lang w:eastAsia="zh-CN"/>
+        </w:rPr>
+      </w:pPr>
+    </w:p>
+    <w:p>
+      <w:pPr>
+        <w:pStyle w:val="Paragraphedeliste"/>
+        <w:rPr>
+          <w:rFonts w:cs="Arial"/>
+          <w:color w:val="1A1A1A"/>
+          <w:lang w:eastAsia="zh-CN"/>
+        </w:rPr>
+      </w:pPr>
+      <w:r>
+        <w:rPr>
+          <w:rFonts w:cs="Arial"/>
+          <w:color w:val="1A1A1A"/>
+          <w:lang w:eastAsia="zh-CN"/>
+        </w:rPr>
+      </w:r>
+    </w:p>
+    <w:p>
+      <w:pPr>
+        <w:pStyle w:val="Paragraphedeliste"/>
+        <w:rPr>
+          <w:rFonts w:cs="Arial"/>
+          <w:color w:val="1A1A1A"/>
+          <w:lang w:eastAsia="zh-CN"/>
+        </w:rPr>
+      </w:pPr>
+      <w:r>
+        <w:rPr>
+          <w:rFonts w:cs="Arial"/>
+          <w:color w:val="1A1A1A"/>
+          <w:lang w:eastAsia="zh-CN"/>
+        </w:rPr>
+      </w:r>
+    </w:p>
+    <w:p>
+      <w:pPr>
+        <w:pStyle w:val="Paragraphedeliste"/>
+        <w:rPr>
+          <w:rFonts w:cs="Arial"/>
+          <w:color w:val="1A1A1A"/>
+          <w:lang w:eastAsia="zh-CN"/>
+        </w:rPr>
+      </w:pPr>
+      <w:r>
+        <w:rPr>
+          <w:rFonts w:cs="Arial"/>
+          <w:color w:val="1A1A1A"/>
+          <w:lang w:eastAsia="zh-CN"/>
+        </w:rPr>
+      </w:r>
+    </w:p>
+    <w:p>
+      <w:pPr>
+        <w:pStyle w:val="Paragraphedeliste"/>
+        <w:rPr>
+          <w:rFonts w:cs="Arial"/>
+          <w:color w:val="1A1A1A"/>
+          <w:lang w:eastAsia="zh-CN"/>
+        </w:rPr>
+      </w:pPr>
+      <w:r>
+        <w:rPr>
+          <w:rFonts w:cs="Arial"/>
+          <w:color w:val="1A1A1A"/>
+          <w:lang w:eastAsia="zh-CN"/>
+        </w:rPr>
+      </w:r>
+    </w:p>
+    <w:p>
+      <w:pPr>
+        <w:pStyle w:val="Paragraphedeliste"/>
+        <w:rPr>
+          <w:rFonts w:cs="Arial"/>
+          <w:color w:val="1A1A1A"/>
+          <w:lang w:eastAsia="zh-CN"/>
+        </w:rPr>
+      </w:pPr>
+      <w:r>
+        <w:rPr>
+          <w:rFonts w:cs="Arial"/>
+          <w:color w:val="1A1A1A"/>
+          <w:lang w:eastAsia="zh-CN"/>
+        </w:rPr>
+      </w:r>
+    </w:p>
+    <w:p>
+      <w:pPr>
+        <w:pStyle w:val="Paragraphedeliste"/>
+        <w:rPr>
+          <w:rFonts w:cs="Arial"/>
+          <w:color w:val="1A1A1A"/>
+          <w:lang w:eastAsia="zh-CN"/>
+        </w:rPr>
+      </w:pPr>
+      <w:r>
+        <w:rPr>
+          <w:rFonts w:cs="Arial"/>
+          <w:color w:val="1A1A1A"/>
+          <w:lang w:eastAsia="zh-CN"/>
+        </w:rPr>
+      </w:r>
+    </w:p>
+    <w:p>
+      <w:pPr>
+        <w:pStyle w:val="Paragraphedeliste"/>
+        <w:rPr>
+          <w:rFonts w:cs="Arial"/>
+          <w:color w:val="1A1A1A"/>
+          <w:lang w:eastAsia="zh-CN"/>
+        </w:rPr>
+      </w:pPr>
+      <w:r>
+        <w:rPr>
+          <w:rFonts w:cs="Arial"/>
+          <w:color w:val="1A1A1A"/>
+          <w:lang w:eastAsia="zh-CN"/>
+        </w:rPr>
+      </w:r>
+    </w:p>
+    <w:p>
+      <w:pPr>
+        <w:pStyle w:val="Paragraphedeliste"/>
+        <w:rPr>
+          <w:rFonts w:cs="Arial"/>
+          <w:color w:val="1A1A1A"/>
+          <w:lang w:eastAsia="zh-CN"/>
+        </w:rPr>
+      </w:pPr>
+    </w:p>
+    <w:p>
+      <w:pPr>
+        <w:pStyle w:val="Paragraphedeliste"/>
+        <w:rPr>
+          <w:rFonts w:cs="Arial"/>
+          <w:color w:val="1A1A1A"/>
+          <w:lang w:eastAsia="zh-CN"/>
+        </w:rPr>
+      </w:pPr>
+    </w:p>
+    <w:p>
+      <w:pPr>
+        <w:pStyle w:val="Paragraphedeliste"/>
+        <w:rPr>
+          <w:rFonts w:cs="Arial"/>
+          <w:color w:val="1A1A1A"/>
+          <w:lang w:eastAsia="zh-CN"/>
+        </w:rPr>
+      </w:pPr>
+    </w:p>
+    <w:p>
+      <w:pPr>
+        <w:pStyle w:val="Paragraphedeliste"/>
+        <w:shd w:val="clear" w:color="auto" w:fill="FDFDFC"/>
+        <w:jc w:val="left"/>
+        <w:rPr>
+          <w:rFonts w:cs="Arial"/>
+          <w:color w:val="1A1A1A"/>
+          <w:lang w:eastAsia="zh-CN"/>
+        </w:rPr>
+      </w:pPr>
+    </w:p>
+    <w:p>
+      <w:pPr>
+        <w:shd w:val="clear" w:color="auto" w:fill="FDFDFC"/>
+        <w:jc w:val="left"/>
+        <w:rPr>
+          <w:rFonts w:cs="Arial"/>
+          <w:color w:val="1A1A1A"/>
+          <w:lang w:eastAsia="zh-CN"/>
+        </w:rPr>
+      </w:pPr>
+    </w:p>
+    <w:p>
+      <w:pPr>
+        <w:shd w:val="clear" w:color="auto" w:fill="FDFDFC"/>
+        <w:ind w:left="720"/>
+        <w:jc w:val="left"/>
+        <w:rPr>
+          <w:rFonts w:cs="Arial"/>
+          <w:color w:val="0A0A0A"/>
+          <w:sz w:val="21"/>
+          <w:szCs w:val="21"/>
+          <w:lang w:eastAsia="zh-CN"/>
+        </w:rPr>
+      </w:pPr>
+    </w:p>
+    <w:p>
+      <w:pPr>
+        <w:rPr>
+          <w:rFonts w:cs="Arial"/>
+          <w:i/>
+          <w:iCs/>
+        </w:rPr>
+      </w:pPr>
+    </w:p>
+    <w:p>
+      <w:pPr>
+        <w:rPr>
+          <w:rFonts w:cs="Arial"/>
+        </w:rPr>
+      </w:pPr>
+    </w:p>
+    <w:p>
+      <w:pPr>
+        <w:rPr>
+          <w:rFonts w:cs="Arial"/>
+        </w:rPr>
+      </w:pPr>
+      <w:r>
+        <w:rPr>
+          <w:rFonts w:cs="Arial"/>
+        </w:rPr>
         <w:t>DESCRIPTION</w:t>
+      </w:r>
+      <w:r>
+        <w:rPr>
+          <w:rFonts w:cs="Arial"/>
+        </w:rPr>
         <w:br/>
-        <w:t>L'Agent IA Explorateur Solaire est un pipeline Python automatisé qui orchestre plusieurs sources de données publiques officielles pour identifier, qualifier et scorer des leads B2B dans le segment de l'énergie solaire sur parkings retail.</w:t>
-        <w:br/>
-        <w:br/>
-        <w:t>FINALITÉ : Permettre aux chargés d'affaires Idex de recevoir chaque semaine une liste de décideurs (dirigeants de SCI patrimoniales) à contacter, avec pour chaque lead : la surface estimée du parking, l'échéance réglementaire applicable, le score de priorité et un brouillon d'accroche commerciale personnalisée.</w:t>
-        <w:br/>
-        <w:br/>
-        <w:t>PÉRIMÈTRE DU PROJET (ce que le projet COUVRE) :</w:t>
-        <w:br/>
-        <w:t>- Extraction automatique des supermarchés/hypermarchés (NAF 47.11C/D/F) depuis SIRENE</w:t>
-        <w:br/>
-        <w:t>- Géocodage et récupération de la parcelle cadastrale (BAN + IGN)</w:t>
-        <w:br/>
-        <w:t>- Identification des SCI candidates via Pappers (dirigeants → mandats)</w:t>
-        <w:br/>
-        <w:t>- Rapprochement IA magasin ↔ SCI (API Claude) avec score de confiance</w:t>
-        <w:br/>
-        <w:t>- Estimation surface parking, seuils APER, contexte DVF</w:t>
-        <w:br/>
-        <w:t>- Scoring des leads et recommandation de canal de contact</w:t>
-        <w:br/>
-        <w:t>- Stockage et visualisation dans Airtable (vue carte + CRM léger)</w:t>
-        <w:br/>
-        <w:t>- Zone pilote : 1 à 3 départements (POC sur Saint-Malo, commune 35288)</w:t>
-        <w:br/>
-        <w:br/>
-        <w:t>PÉRIMÈTRE (ce que le projet NE COUVRE PAS) :</w:t>
-        <w:br/>
-        <w:t>- La confirmation définitive du propriétaire (relevé de propriété = démarche manuelle)</w:t>
-        <w:br/>
-        <w:t>- Le dimensionnement technique de l'installation (bureau d'études)</w:t>
-        <w:br/>
-        <w:t>- La prise de contact elle-même (reste humaine)</w:t>
-        <w:br/>
-        <w:t>- Les parkings de moins de 1 500 m²</w:t>
-        <w:br/>
-        <w:t>- Les bénéficiaires effectifs (accès restreint, non utilisés)</w:t>
-      </w:r>
-    </w:p>
-    <w:p/>
+      </w:r>
+    </w:p>
+    <w:p>
+      <w:pPr>
+        <w:rPr>
+          <w:rFonts w:cs="Arial"/>
+        </w:rPr>
+      </w:pPr>
+    </w:p>
     <w:p>
       <w:pPr>
         <w:pStyle w:val="Paragraphedeliste"/>
@@ -1828,7 +3781,7 @@
           <w:numId w:val="20"/>
         </w:numPr>
         <w:rPr>
-          <w:rFonts w:ascii="Arial Narrow" w:hAnsi="Arial Narrow"/>
+          <w:rFonts w:cs="Arial"/>
           <w:b/>
           <w:color w:val="002060"/>
           <w:sz w:val="22"/>
@@ -1836,7 +3789,7 @@
       </w:pPr>
       <w:r>
         <w:rPr>
-          <w:rFonts w:ascii="Arial Narrow" w:hAnsi="Arial Narrow"/>
+          <w:rFonts w:cs="Arial"/>
           <w:b/>
           <w:color w:val="002060"/>
           <w:sz w:val="22"/>
@@ -1848,7 +3801,7 @@
       <w:pPr>
         <w:pStyle w:val="Paragraphedeliste"/>
         <w:rPr>
-          <w:rFonts w:ascii="Arial Narrow" w:hAnsi="Arial Narrow"/>
+          <w:rFonts w:cs="Arial"/>
           <w:b/>
           <w:color w:val="002060"/>
           <w:sz w:val="22"/>
@@ -1859,7 +3812,7 @@
       <w:pPr>
         <w:ind w:left="360"/>
         <w:rPr>
-          <w:rFonts w:ascii="Arial Narrow" w:hAnsi="Arial Narrow"/>
+          <w:rFonts w:cs="Arial"/>
           <w:i/>
           <w:iCs/>
           <w:color w:val="CC6600"/>
@@ -1867,7 +3820,7 @@
       </w:pPr>
       <w:r>
         <w:rPr>
-          <w:rFonts w:ascii="Arial Narrow" w:hAnsi="Arial Narrow"/>
+          <w:rFonts w:cs="Arial"/>
           <w:i/>
           <w:iCs/>
           <w:color w:val="CC6600"/>
@@ -1876,7 +3829,7 @@
       </w:r>
       <w:r>
         <w:rPr>
-          <w:rFonts w:ascii="Arial Narrow" w:hAnsi="Arial Narrow"/>
+          <w:rFonts w:cs="Arial"/>
           <w:b/>
           <w:bCs/>
           <w:i/>
@@ -1887,7 +3840,7 @@
       </w:r>
       <w:r>
         <w:rPr>
-          <w:rFonts w:ascii="Arial Narrow" w:hAnsi="Arial Narrow"/>
+          <w:rFonts w:cs="Arial"/>
           <w:i/>
           <w:iCs/>
           <w:color w:val="CC6600"/>
@@ -1896,7 +3849,7 @@
       </w:r>
       <w:r>
         <w:rPr>
-          <w:rFonts w:ascii="Arial Narrow" w:hAnsi="Arial Narrow"/>
+          <w:rFonts w:cs="Arial"/>
           <w:b/>
           <w:bCs/>
           <w:i/>
@@ -1907,7 +3860,7 @@
       </w:r>
       <w:r>
         <w:rPr>
-          <w:rFonts w:ascii="Arial Narrow" w:hAnsi="Arial Narrow"/>
+          <w:rFonts w:cs="Arial"/>
           <w:i/>
           <w:iCs/>
           <w:color w:val="CC6600"/>
@@ -1919,7 +3872,7 @@
       <w:pPr>
         <w:ind w:left="360"/>
         <w:rPr>
-          <w:rFonts w:ascii="Arial Narrow" w:hAnsi="Arial Narrow"/>
+          <w:rFonts w:cs="Arial"/>
           <w:i/>
           <w:iCs/>
           <w:color w:val="215E99" w:themeColor="text2" w:themeTint="BF"/>
@@ -1930,7 +3883,7 @@
       <w:pPr>
         <w:ind w:left="360"/>
         <w:rPr>
-          <w:rFonts w:ascii="Arial Narrow" w:hAnsi="Arial Narrow"/>
+          <w:rFonts w:cs="Arial"/>
           <w:i/>
           <w:iCs/>
           <w:color w:val="215E99" w:themeColor="text2" w:themeTint="BF"/>
@@ -1965,12 +3918,19 @@
               <w:bottom w:val="single" w:sz="4" w:space="0" w:color="auto"/>
               <w:right w:val="single" w:sz="4" w:space="0" w:color="000000"/>
             </w:tcBorders>
-            <w:shd w:val="clear" w:color="auto" w:fill="auto"/>
             <w:vAlign w:val="center"/>
             <w:hideMark/>
           </w:tcPr>
           <w:p>
+            <w:pPr>
+              <w:rPr>
+                <w:rFonts w:cs="Arial"/>
+              </w:rPr>
+            </w:pPr>
             <w:r>
+              <w:rPr>
+                <w:rFonts w:cs="Arial"/>
+              </w:rPr>
               <w:t>Gouvernance : Comité de sélection projet — validation J11</w:t>
             </w:r>
           </w:p>
@@ -1990,14 +3950,13 @@
               <w:bottom w:val="nil"/>
               <w:right w:val="nil"/>
             </w:tcBorders>
-            <w:shd w:val="clear" w:color="auto" w:fill="auto"/>
             <w:hideMark/>
           </w:tcPr>
           <w:p>
             <w:pPr>
               <w:jc w:val="left"/>
               <w:rPr>
-                <w:rFonts w:ascii="Arial Narrow" w:hAnsi="Arial Narrow" w:cs="Calibri"/>
+                <w:rFonts w:cs="Arial"/>
                 <w:b/>
                 <w:bCs/>
                 <w:i/>
@@ -2023,13 +3982,20 @@
               <w:bottom w:val="nil"/>
               <w:right w:val="nil"/>
             </w:tcBorders>
-            <w:shd w:val="clear" w:color="auto" w:fill="auto"/>
             <w:noWrap/>
             <w:vAlign w:val="bottom"/>
             <w:hideMark/>
           </w:tcPr>
           <w:p>
+            <w:pPr>
+              <w:rPr>
+                <w:rFonts w:cs="Arial"/>
+              </w:rPr>
+            </w:pPr>
             <w:r>
+              <w:rPr>
+                <w:rFonts w:cs="Arial"/>
+              </w:rPr>
               <w:t>Cadrage, Airtable, n8n, recette, démo</w:t>
             </w:r>
           </w:p>
@@ -2048,12 +4014,19 @@
               <w:bottom w:val="single" w:sz="4" w:space="0" w:color="auto"/>
               <w:right w:val="nil"/>
             </w:tcBorders>
-            <w:shd w:val="clear" w:color="auto" w:fill="auto"/>
             <w:vAlign w:val="center"/>
             <w:hideMark/>
           </w:tcPr>
           <w:p>
+            <w:pPr>
+              <w:rPr>
+                <w:rFonts w:cs="Arial"/>
+              </w:rPr>
+            </w:pPr>
             <w:r>
+              <w:rPr>
+                <w:rFonts w:cs="Arial"/>
+              </w:rPr>
               <w:t>Builder (Claude Code)</w:t>
             </w:r>
           </w:p>
@@ -2067,12 +4040,19 @@
               <w:bottom w:val="single" w:sz="4" w:space="0" w:color="auto"/>
               <w:right w:val="single" w:sz="4" w:space="0" w:color="000000"/>
             </w:tcBorders>
-            <w:shd w:val="clear" w:color="auto" w:fill="auto"/>
             <w:vAlign w:val="center"/>
             <w:hideMark/>
           </w:tcPr>
           <w:p>
+            <w:pPr>
+              <w:rPr>
+                <w:rFonts w:cs="Arial"/>
+              </w:rPr>
+            </w:pPr>
             <w:r>
+              <w:rPr>
+                <w:rFonts w:cs="Arial"/>
+              </w:rPr>
               <w:t>Scripts Python : appels API, IA, scoring, Airtable</w:t>
             </w:r>
           </w:p>
@@ -2091,13 +4071,20 @@
               <w:bottom w:val="single" w:sz="4" w:space="0" w:color="auto"/>
               <w:right w:val="single" w:sz="4" w:space="0" w:color="auto"/>
             </w:tcBorders>
-            <w:shd w:val="clear" w:color="auto" w:fill="auto"/>
             <w:noWrap/>
             <w:vAlign w:val="bottom"/>
             <w:hideMark/>
           </w:tcPr>
           <w:p>
+            <w:pPr>
+              <w:rPr>
+                <w:rFonts w:cs="Arial"/>
+              </w:rPr>
+            </w:pPr>
             <w:r>
+              <w:rPr>
+                <w:rFonts w:cs="Arial"/>
+              </w:rPr>
               <w:t>Qualité &amp; Vérif. foncière</w:t>
             </w:r>
           </w:p>
@@ -2111,13 +4098,20 @@
               <w:bottom w:val="single" w:sz="4" w:space="0" w:color="auto"/>
               <w:right w:val="single" w:sz="4" w:space="0" w:color="auto"/>
             </w:tcBorders>
-            <w:shd w:val="clear" w:color="auto" w:fill="auto"/>
             <w:noWrap/>
             <w:vAlign w:val="bottom"/>
             <w:hideMark/>
           </w:tcPr>
           <w:p>
+            <w:pPr>
+              <w:rPr>
+                <w:rFonts w:cs="Arial"/>
+              </w:rPr>
+            </w:pPr>
             <w:r>
+              <w:rPr>
+                <w:rFonts w:cs="Arial"/>
+              </w:rPr>
               <w:t>Revue cas douteux, relevés de propriété, liste d'opposition</w:t>
             </w:r>
           </w:p>
@@ -2136,13 +4130,20 @@
               <w:bottom w:val="single" w:sz="4" w:space="0" w:color="auto"/>
               <w:right w:val="single" w:sz="4" w:space="0" w:color="auto"/>
             </w:tcBorders>
-            <w:shd w:val="clear" w:color="auto" w:fill="auto"/>
             <w:noWrap/>
             <w:vAlign w:val="bottom"/>
             <w:hideMark/>
           </w:tcPr>
           <w:p>
+            <w:pPr>
+              <w:rPr>
+                <w:rFonts w:cs="Arial"/>
+              </w:rPr>
+            </w:pPr>
             <w:r>
+              <w:rPr>
+                <w:rFonts w:cs="Arial"/>
+              </w:rPr>
               <w:t>DPO / Juridique</w:t>
             </w:r>
           </w:p>
@@ -2156,13 +4157,20 @@
               <w:bottom w:val="single" w:sz="4" w:space="0" w:color="auto"/>
               <w:right w:val="single" w:sz="4" w:space="0" w:color="auto"/>
             </w:tcBorders>
-            <w:shd w:val="clear" w:color="auto" w:fill="auto"/>
             <w:noWrap/>
             <w:vAlign w:val="bottom"/>
             <w:hideMark/>
           </w:tcPr>
           <w:p>
+            <w:pPr>
+              <w:rPr>
+                <w:rFonts w:cs="Arial"/>
+              </w:rPr>
+            </w:pPr>
             <w:r>
+              <w:rPr>
+                <w:rFonts w:cs="Arial"/>
+              </w:rPr>
               <w:t>Base légale (intérêt légitime), mention d'information, DPA</w:t>
             </w:r>
           </w:p>
@@ -2181,7 +4189,6 @@
               <w:bottom w:val="single" w:sz="4" w:space="0" w:color="auto"/>
               <w:right w:val="single" w:sz="4" w:space="0" w:color="auto"/>
             </w:tcBorders>
-            <w:shd w:val="clear" w:color="auto" w:fill="auto"/>
             <w:noWrap/>
             <w:vAlign w:val="bottom"/>
             <w:hideMark/>
@@ -2190,14 +4197,14 @@
             <w:pPr>
               <w:jc w:val="center"/>
               <w:rPr>
-                <w:rFonts w:ascii="Arial Narrow" w:hAnsi="Arial Narrow" w:cs="Calibri"/>
+                <w:rFonts w:cs="Arial"/>
                 <w:color w:val="60497A"/>
                 <w:lang w:eastAsia="fr-FR"/>
               </w:rPr>
             </w:pPr>
             <w:r>
               <w:rPr>
-                <w:rFonts w:ascii="Arial Narrow" w:hAnsi="Arial Narrow" w:cs="Calibri"/>
+                <w:rFonts w:cs="Arial"/>
                 <w:color w:val="60497A"/>
                 <w:lang w:eastAsia="fr-FR"/>
               </w:rPr>
@@ -2214,7 +4221,6 @@
               <w:bottom w:val="single" w:sz="4" w:space="0" w:color="auto"/>
               <w:right w:val="single" w:sz="4" w:space="0" w:color="auto"/>
             </w:tcBorders>
-            <w:shd w:val="clear" w:color="auto" w:fill="auto"/>
             <w:noWrap/>
             <w:vAlign w:val="bottom"/>
             <w:hideMark/>
@@ -2223,14 +4229,14 @@
             <w:pPr>
               <w:jc w:val="center"/>
               <w:rPr>
-                <w:rFonts w:ascii="Arial Narrow" w:hAnsi="Arial Narrow" w:cs="Calibri"/>
+                <w:rFonts w:cs="Arial"/>
                 <w:color w:val="60497A"/>
                 <w:lang w:eastAsia="fr-FR"/>
               </w:rPr>
             </w:pPr>
             <w:r>
               <w:rPr>
-                <w:rFonts w:ascii="Arial Narrow" w:hAnsi="Arial Narrow" w:cs="Calibri"/>
+                <w:rFonts w:cs="Arial"/>
                 <w:color w:val="60497A"/>
                 <w:lang w:eastAsia="fr-FR"/>
               </w:rPr>
@@ -2252,7 +4258,6 @@
               <w:bottom w:val="single" w:sz="4" w:space="0" w:color="auto"/>
               <w:right w:val="single" w:sz="4" w:space="0" w:color="auto"/>
             </w:tcBorders>
-            <w:shd w:val="clear" w:color="auto" w:fill="auto"/>
             <w:noWrap/>
             <w:vAlign w:val="bottom"/>
             <w:hideMark/>
@@ -2261,14 +4266,14 @@
             <w:pPr>
               <w:jc w:val="center"/>
               <w:rPr>
-                <w:rFonts w:ascii="Arial Narrow" w:hAnsi="Arial Narrow" w:cs="Calibri"/>
+                <w:rFonts w:cs="Arial"/>
                 <w:color w:val="60497A"/>
                 <w:lang w:eastAsia="fr-FR"/>
               </w:rPr>
             </w:pPr>
             <w:r>
               <w:rPr>
-                <w:rFonts w:ascii="Arial Narrow" w:hAnsi="Arial Narrow" w:cs="Calibri"/>
+                <w:rFonts w:cs="Arial"/>
                 <w:color w:val="60497A"/>
                 <w:lang w:eastAsia="fr-FR"/>
               </w:rPr>
@@ -2285,7 +4290,6 @@
               <w:bottom w:val="single" w:sz="4" w:space="0" w:color="auto"/>
               <w:right w:val="single" w:sz="4" w:space="0" w:color="auto"/>
             </w:tcBorders>
-            <w:shd w:val="clear" w:color="auto" w:fill="auto"/>
             <w:noWrap/>
             <w:vAlign w:val="bottom"/>
             <w:hideMark/>
@@ -2294,14 +4298,14 @@
             <w:pPr>
               <w:jc w:val="center"/>
               <w:rPr>
-                <w:rFonts w:ascii="Arial Narrow" w:hAnsi="Arial Narrow" w:cs="Calibri"/>
+                <w:rFonts w:cs="Arial"/>
                 <w:color w:val="60497A"/>
                 <w:lang w:eastAsia="fr-FR"/>
               </w:rPr>
             </w:pPr>
             <w:r>
               <w:rPr>
-                <w:rFonts w:ascii="Arial Narrow" w:hAnsi="Arial Narrow" w:cs="Calibri"/>
+                <w:rFonts w:cs="Arial"/>
                 <w:color w:val="60497A"/>
                 <w:lang w:eastAsia="fr-FR"/>
               </w:rPr>
@@ -2315,7 +4319,7 @@
       <w:pPr>
         <w:ind w:left="360"/>
         <w:rPr>
-          <w:rFonts w:ascii="Arial Narrow" w:hAnsi="Arial Narrow"/>
+          <w:rFonts w:cs="Arial"/>
           <w:i/>
           <w:iCs/>
           <w:color w:val="215E99" w:themeColor="text2" w:themeTint="BF"/>
@@ -2326,16 +4330,34 @@
       <w:pPr>
         <w:ind w:left="360"/>
         <w:rPr>
-          <w:rFonts w:ascii="Arial Narrow" w:hAnsi="Arial Narrow"/>
+          <w:rFonts w:cs="Arial"/>
           <w:i/>
           <w:iCs/>
           <w:color w:val="215E99" w:themeColor="text2" w:themeTint="BF"/>
         </w:rPr>
       </w:pPr>
     </w:p>
-    <w:p/>
-    <w:p/>
-    <w:p/>
+    <w:p>
+      <w:pPr>
+        <w:rPr>
+          <w:rFonts w:cs="Arial"/>
+        </w:rPr>
+      </w:pPr>
+    </w:p>
+    <w:p>
+      <w:pPr>
+        <w:rPr>
+          <w:rFonts w:cs="Arial"/>
+        </w:rPr>
+      </w:pPr>
+    </w:p>
+    <w:p>
+      <w:pPr>
+        <w:rPr>
+          <w:rFonts w:cs="Arial"/>
+        </w:rPr>
+      </w:pPr>
+    </w:p>
     <w:p>
       <w:pPr>
         <w:pStyle w:val="Paragraphedeliste"/>
@@ -2344,7 +4366,7 @@
           <w:numId w:val="20"/>
         </w:numPr>
         <w:rPr>
-          <w:rFonts w:ascii="Arial Narrow" w:hAnsi="Arial Narrow"/>
+          <w:rFonts w:cs="Arial"/>
           <w:b/>
           <w:color w:val="002060"/>
           <w:sz w:val="22"/>
@@ -2352,7 +4374,7 @@
       </w:pPr>
       <w:r>
         <w:rPr>
-          <w:rFonts w:ascii="Arial Narrow" w:hAnsi="Arial Narrow"/>
+          <w:rFonts w:cs="Arial"/>
           <w:b/>
           <w:color w:val="002060"/>
           <w:sz w:val="22"/>
@@ -2364,7 +4386,7 @@
       <w:pPr>
         <w:pStyle w:val="Paragraphedeliste"/>
         <w:rPr>
-          <w:rFonts w:ascii="Arial Narrow" w:hAnsi="Arial Narrow"/>
+          <w:rFonts w:cs="Arial"/>
           <w:b/>
           <w:color w:val="002060"/>
           <w:sz w:val="22"/>
@@ -2375,7 +4397,7 @@
       <w:pPr>
         <w:ind w:left="360"/>
         <w:rPr>
-          <w:rFonts w:ascii="Arial Narrow" w:hAnsi="Arial Narrow"/>
+          <w:rFonts w:cs="Arial"/>
           <w:i/>
           <w:iCs/>
           <w:color w:val="CC6600"/>
@@ -2383,7 +4405,7 @@
       </w:pPr>
       <w:r>
         <w:rPr>
-          <w:rFonts w:ascii="Arial Narrow" w:hAnsi="Arial Narrow"/>
+          <w:rFonts w:cs="Arial"/>
           <w:i/>
           <w:iCs/>
           <w:color w:val="CC6600"/>
@@ -2392,7 +4414,7 @@
       </w:r>
       <w:r>
         <w:rPr>
-          <w:rFonts w:ascii="Arial Narrow" w:hAnsi="Arial Narrow"/>
+          <w:rFonts w:cs="Arial"/>
           <w:b/>
           <w:bCs/>
           <w:i/>
@@ -2403,7 +4425,7 @@
       </w:r>
       <w:r>
         <w:rPr>
-          <w:rFonts w:ascii="Arial Narrow" w:hAnsi="Arial Narrow"/>
+          <w:rFonts w:cs="Arial"/>
           <w:i/>
           <w:iCs/>
           <w:color w:val="CC6600"/>
@@ -2412,31 +4434,20 @@
       </w:r>
       <w:r>
         <w:rPr>
-          <w:rFonts w:ascii="Arial Narrow" w:hAnsi="Arial Narrow"/>
+          <w:rFonts w:cs="Arial"/>
           <w:b/>
           <w:bCs/>
           <w:i/>
           <w:iCs/>
           <w:color w:val="CC6600"/>
         </w:rPr>
-        <w:t>hypothèses principales du budget par livrable</w:t>
-      </w:r>
-      <w:r>
-        <w:rPr>
-          <w:rFonts w:ascii="Arial Narrow" w:hAnsi="Arial Narrow"/>
-          <w:b/>
-          <w:bCs/>
-          <w:i/>
-          <w:iCs/>
-          <w:color w:val="CC6600"/>
-        </w:rPr>
-        <w:t xml:space="preserve">. </w:t>
-      </w:r>
-    </w:p>
-    <w:p>
-      <w:pPr>
-        <w:rPr>
-          <w:rFonts w:ascii="Arial Narrow" w:hAnsi="Arial Narrow"/>
+        <w:t xml:space="preserve">hypothèses principales du budget par livrable. </w:t>
+      </w:r>
+    </w:p>
+    <w:p>
+      <w:pPr>
+        <w:rPr>
+          <w:rFonts w:cs="Arial"/>
           <w:i/>
           <w:iCs/>
           <w:color w:val="215E99" w:themeColor="text2" w:themeTint="BF"/>
@@ -2447,7 +4458,7 @@
       <w:pPr>
         <w:ind w:left="360"/>
         <w:rPr>
-          <w:rFonts w:ascii="Arial Narrow" w:hAnsi="Arial Narrow"/>
+          <w:rFonts w:cs="Arial"/>
           <w:i/>
           <w:iCs/>
           <w:color w:val="215E99" w:themeColor="text2" w:themeTint="BF"/>
@@ -2479,7 +4490,6 @@
               <w:top w:val="nil"/>
               <w:bottom w:val="single" w:sz="4" w:space="0" w:color="auto"/>
             </w:tcBorders>
-            <w:shd w:val="clear" w:color="auto" w:fill="auto"/>
             <w:vAlign w:val="center"/>
             <w:hideMark/>
           </w:tcPr>
@@ -2487,7 +4497,7 @@
             <w:pPr>
               <w:jc w:val="left"/>
               <w:rPr>
-                <w:rFonts w:ascii="Arial Narrow" w:hAnsi="Arial Narrow" w:cs="Calibri"/>
+                <w:rFonts w:cs="Arial"/>
                 <w:b/>
                 <w:bCs/>
                 <w:i/>
@@ -2498,7 +4508,7 @@
             </w:pPr>
             <w:r>
               <w:rPr>
-                <w:rFonts w:ascii="Arial Narrow" w:hAnsi="Arial Narrow" w:cs="Calibri"/>
+                <w:rFonts w:cs="Arial"/>
                 <w:b/>
                 <w:bCs/>
                 <w:i/>
@@ -2519,7 +4529,6 @@
               <w:bottom w:val="single" w:sz="4" w:space="0" w:color="auto"/>
               <w:right w:val="nil"/>
             </w:tcBorders>
-            <w:shd w:val="clear" w:color="auto" w:fill="auto"/>
             <w:vAlign w:val="center"/>
             <w:hideMark/>
           </w:tcPr>
@@ -2527,7 +4536,7 @@
             <w:pPr>
               <w:jc w:val="left"/>
               <w:rPr>
-                <w:rFonts w:ascii="Arial Narrow" w:hAnsi="Arial Narrow" w:cs="Calibri"/>
+                <w:rFonts w:cs="Arial"/>
                 <w:b/>
                 <w:bCs/>
                 <w:i/>
@@ -2538,7 +4547,7 @@
             </w:pPr>
             <w:r>
               <w:rPr>
-                <w:rFonts w:ascii="Arial Narrow" w:hAnsi="Arial Narrow" w:cs="Calibri"/>
+                <w:rFonts w:cs="Arial"/>
                 <w:b/>
                 <w:bCs/>
                 <w:i/>
@@ -2564,12 +4573,19 @@
               <w:bottom w:val="single" w:sz="4" w:space="0" w:color="auto"/>
               <w:right w:val="single" w:sz="4" w:space="0" w:color="auto"/>
             </w:tcBorders>
-            <w:shd w:val="clear" w:color="auto" w:fill="auto"/>
             <w:vAlign w:val="center"/>
             <w:hideMark/>
           </w:tcPr>
           <w:p>
+            <w:pPr>
+              <w:rPr>
+                <w:rFonts w:cs="Arial"/>
+              </w:rPr>
+            </w:pPr>
             <w:r>
+              <w:rPr>
+                <w:rFonts w:cs="Arial"/>
+              </w:rPr>
               <w:t>API Pappers (crédits PAYG — ~500 appels POC)</w:t>
             </w:r>
           </w:p>
@@ -2583,12 +4599,19 @@
               <w:bottom w:val="single" w:sz="4" w:space="0" w:color="auto"/>
               <w:right w:val="single" w:sz="4" w:space="0" w:color="auto"/>
             </w:tcBorders>
-            <w:shd w:val="clear" w:color="auto" w:fill="auto"/>
             <w:vAlign w:val="center"/>
             <w:hideMark/>
           </w:tcPr>
           <w:p>
+            <w:pPr>
+              <w:rPr>
+                <w:rFonts w:cs="Arial"/>
+              </w:rPr>
+            </w:pPr>
             <w:r>
+              <w:rPr>
+                <w:rFonts w:cs="Arial"/>
+              </w:rPr>
               <w:t>~50 €</w:t>
             </w:r>
           </w:p>
@@ -2607,13 +4630,38 @@
               <w:bottom w:val="single" w:sz="4" w:space="0" w:color="auto"/>
               <w:right w:val="single" w:sz="4" w:space="0" w:color="auto"/>
             </w:tcBorders>
-            <w:shd w:val="clear" w:color="auto" w:fill="auto"/>
             <w:vAlign w:val="center"/>
             <w:hideMark/>
           </w:tcPr>
           <w:p>
+            <w:pPr>
+              <w:rPr>
+                <w:rFonts w:cs="Arial"/>
+                <w:lang w:val="pt-PT"/>
+              </w:rPr>
+            </w:pPr>
             <w:r>
-              <w:t>API Anthropic Claude (IA-1 + IA-2, ~1 000 leads)</w:t>
+              <w:rPr>
+                <w:rFonts w:cs="Arial"/>
+                <w:lang w:val="pt-PT"/>
+              </w:rPr>
+              <w:t xml:space="preserve">API </w:t>
+            </w:r>
+            <w:proofErr w:type="spellStart"/>
+            <w:r>
+              <w:rPr>
+                <w:rFonts w:cs="Arial"/>
+                <w:lang w:val="pt-PT"/>
+              </w:rPr>
+              <w:t>Anthropic</w:t>
+            </w:r>
+            <w:proofErr w:type="spellEnd"/>
+            <w:r>
+              <w:rPr>
+                <w:rFonts w:cs="Arial"/>
+                <w:lang w:val="pt-PT"/>
+              </w:rPr>
+              <w:t xml:space="preserve"> Claude (IA-1 + IA-2, ~1 000 leads)</w:t>
             </w:r>
           </w:p>
         </w:tc>
@@ -2626,12 +4674,19 @@
               <w:bottom w:val="single" w:sz="4" w:space="0" w:color="auto"/>
               <w:right w:val="single" w:sz="4" w:space="0" w:color="auto"/>
             </w:tcBorders>
-            <w:shd w:val="clear" w:color="auto" w:fill="auto"/>
             <w:vAlign w:val="center"/>
             <w:hideMark/>
           </w:tcPr>
           <w:p>
+            <w:pPr>
+              <w:rPr>
+                <w:rFonts w:cs="Arial"/>
+              </w:rPr>
+            </w:pPr>
             <w:r>
+              <w:rPr>
+                <w:rFonts w:cs="Arial"/>
+              </w:rPr>
               <w:t>~30 €</w:t>
             </w:r>
           </w:p>
@@ -2650,12 +4705,19 @@
               <w:bottom w:val="single" w:sz="4" w:space="0" w:color="auto"/>
               <w:right w:val="single" w:sz="4" w:space="0" w:color="auto"/>
             </w:tcBorders>
-            <w:shd w:val="clear" w:color="auto" w:fill="auto"/>
             <w:vAlign w:val="center"/>
             <w:hideMark/>
           </w:tcPr>
           <w:p>
+            <w:pPr>
+              <w:rPr>
+                <w:rFonts w:cs="Arial"/>
+              </w:rPr>
+            </w:pPr>
             <w:r>
+              <w:rPr>
+                <w:rFonts w:cs="Arial"/>
+              </w:rPr>
               <w:t>Airtable (plan Team si &gt; 5 utilisateurs)</w:t>
             </w:r>
           </w:p>
@@ -2669,13 +4731,20 @@
               <w:bottom w:val="single" w:sz="4" w:space="0" w:color="auto"/>
               <w:right w:val="single" w:sz="4" w:space="0" w:color="auto"/>
             </w:tcBorders>
-            <w:shd w:val="clear" w:color="auto" w:fill="auto"/>
             <w:noWrap/>
             <w:vAlign w:val="bottom"/>
             <w:hideMark/>
           </w:tcPr>
           <w:p>
+            <w:pPr>
+              <w:rPr>
+                <w:rFonts w:cs="Arial"/>
+              </w:rPr>
+            </w:pPr>
             <w:r>
+              <w:rPr>
+                <w:rFonts w:cs="Arial"/>
+              </w:rPr>
               <w:t>0 € (plan gratuit suffisant pour POC)</w:t>
             </w:r>
           </w:p>
@@ -2694,12 +4763,19 @@
               <w:bottom w:val="single" w:sz="4" w:space="0" w:color="auto"/>
               <w:right w:val="single" w:sz="4" w:space="0" w:color="auto"/>
             </w:tcBorders>
-            <w:shd w:val="clear" w:color="auto" w:fill="auto"/>
             <w:vAlign w:val="center"/>
             <w:hideMark/>
           </w:tcPr>
           <w:p>
+            <w:pPr>
+              <w:rPr>
+                <w:rFonts w:cs="Arial"/>
+              </w:rPr>
+            </w:pPr>
             <w:r>
+              <w:rPr>
+                <w:rFonts w:cs="Arial"/>
+              </w:rPr>
               <w:t>n8n Cloud (orchestration cron)</w:t>
             </w:r>
           </w:p>
@@ -2713,14 +4789,39 @@
               <w:bottom w:val="single" w:sz="4" w:space="0" w:color="auto"/>
               <w:right w:val="single" w:sz="4" w:space="0" w:color="auto"/>
             </w:tcBorders>
-            <w:shd w:val="clear" w:color="auto" w:fill="auto"/>
             <w:noWrap/>
             <w:vAlign w:val="bottom"/>
             <w:hideMark/>
           </w:tcPr>
           <w:p>
+            <w:pPr>
+              <w:rPr>
+                <w:rFonts w:cs="Arial"/>
+                <w:lang w:val="en-US"/>
+              </w:rPr>
+            </w:pPr>
             <w:r>
-              <w:t>0 € (self-hosted ou free tier)</w:t>
+              <w:rPr>
+                <w:rFonts w:cs="Arial"/>
+                <w:lang w:val="en-US"/>
+              </w:rPr>
+              <w:t xml:space="preserve">0 € (self-hosted </w:t>
+            </w:r>
+            <w:proofErr w:type="spellStart"/>
+            <w:r>
+              <w:rPr>
+                <w:rFonts w:cs="Arial"/>
+                <w:lang w:val="en-US"/>
+              </w:rPr>
+              <w:t>ou</w:t>
+            </w:r>
+            <w:proofErr w:type="spellEnd"/>
+            <w:r>
+              <w:rPr>
+                <w:rFonts w:cs="Arial"/>
+                <w:lang w:val="en-US"/>
+              </w:rPr>
+              <w:t xml:space="preserve"> free tier)</w:t>
             </w:r>
           </w:p>
         </w:tc>
@@ -2738,12 +4839,19 @@
               <w:bottom w:val="single" w:sz="4" w:space="0" w:color="auto"/>
               <w:right w:val="single" w:sz="4" w:space="0" w:color="auto"/>
             </w:tcBorders>
-            <w:shd w:val="clear" w:color="auto" w:fill="auto"/>
             <w:vAlign w:val="center"/>
             <w:hideMark/>
           </w:tcPr>
           <w:p>
+            <w:pPr>
+              <w:rPr>
+                <w:rFonts w:cs="Arial"/>
+              </w:rPr>
+            </w:pPr>
             <w:r>
+              <w:rPr>
+                <w:rFonts w:cs="Arial"/>
+              </w:rPr>
               <w:t>Relevés de propriété SPF (top 15 leads)</w:t>
             </w:r>
           </w:p>
@@ -2757,13 +4865,20 @@
               <w:bottom w:val="single" w:sz="4" w:space="0" w:color="auto"/>
               <w:right w:val="single" w:sz="4" w:space="0" w:color="auto"/>
             </w:tcBorders>
-            <w:shd w:val="clear" w:color="auto" w:fill="auto"/>
             <w:noWrap/>
             <w:vAlign w:val="bottom"/>
             <w:hideMark/>
           </w:tcPr>
           <w:p>
+            <w:pPr>
+              <w:rPr>
+                <w:rFonts w:cs="Arial"/>
+              </w:rPr>
+            </w:pPr>
             <w:r>
+              <w:rPr>
+                <w:rFonts w:cs="Arial"/>
+              </w:rPr>
               <w:t>~180 € (12 €/parcelle)</w:t>
             </w:r>
           </w:p>
@@ -2782,12 +4897,19 @@
               <w:bottom w:val="single" w:sz="4" w:space="0" w:color="auto"/>
               <w:right w:val="single" w:sz="4" w:space="0" w:color="auto"/>
             </w:tcBorders>
-            <w:shd w:val="clear" w:color="auto" w:fill="auto"/>
             <w:vAlign w:val="center"/>
             <w:hideMark/>
           </w:tcPr>
           <w:p>
+            <w:pPr>
+              <w:rPr>
+                <w:rFonts w:cs="Arial"/>
+              </w:rPr>
+            </w:pPr>
             <w:r>
+              <w:rPr>
+                <w:rFonts w:cs="Arial"/>
+              </w:rPr>
               <w:t>APIs INSEE / BAN / IGN Cadastre / DVF</w:t>
             </w:r>
           </w:p>
@@ -2801,13 +4923,20 @@
               <w:bottom w:val="single" w:sz="4" w:space="0" w:color="auto"/>
               <w:right w:val="single" w:sz="4" w:space="0" w:color="auto"/>
             </w:tcBorders>
-            <w:shd w:val="clear" w:color="auto" w:fill="auto"/>
             <w:noWrap/>
             <w:vAlign w:val="bottom"/>
             <w:hideMark/>
           </w:tcPr>
           <w:p>
+            <w:pPr>
+              <w:rPr>
+                <w:rFonts w:cs="Arial"/>
+              </w:rPr>
+            </w:pPr>
             <w:r>
+              <w:rPr>
+                <w:rFonts w:cs="Arial"/>
+              </w:rPr>
               <w:t>0 € (gratuites)</w:t>
             </w:r>
           </w:p>
@@ -2826,12 +4955,19 @@
               <w:bottom w:val="single" w:sz="4" w:space="0" w:color="auto"/>
               <w:right w:val="single" w:sz="4" w:space="0" w:color="auto"/>
             </w:tcBorders>
-            <w:shd w:val="clear" w:color="auto" w:fill="auto"/>
             <w:vAlign w:val="center"/>
             <w:hideMark/>
           </w:tcPr>
           <w:p>
+            <w:pPr>
+              <w:rPr>
+                <w:rFonts w:cs="Arial"/>
+              </w:rPr>
+            </w:pPr>
             <w:r>
+              <w:rPr>
+                <w:rFonts w:cs="Arial"/>
+              </w:rPr>
               <w:t>Temps équipe (build + recette, ~11 jours)</w:t>
             </w:r>
           </w:p>
@@ -2845,13 +4981,20 @@
               <w:bottom w:val="single" w:sz="4" w:space="0" w:color="auto"/>
               <w:right w:val="single" w:sz="4" w:space="0" w:color="auto"/>
             </w:tcBorders>
-            <w:shd w:val="clear" w:color="auto" w:fill="auto"/>
             <w:noWrap/>
             <w:vAlign w:val="bottom"/>
             <w:hideMark/>
           </w:tcPr>
           <w:p>
+            <w:pPr>
+              <w:rPr>
+                <w:rFonts w:cs="Arial"/>
+              </w:rPr>
+            </w:pPr>
             <w:r>
+              <w:rPr>
+                <w:rFonts w:cs="Arial"/>
+              </w:rPr>
               <w:t>Coût interne</w:t>
             </w:r>
           </w:p>
@@ -2870,12 +5013,19 @@
               <w:bottom w:val="single" w:sz="4" w:space="0" w:color="auto"/>
               <w:right w:val="single" w:sz="4" w:space="0" w:color="auto"/>
             </w:tcBorders>
-            <w:shd w:val="clear" w:color="auto" w:fill="auto"/>
             <w:vAlign w:val="center"/>
             <w:hideMark/>
           </w:tcPr>
           <w:p>
+            <w:pPr>
+              <w:rPr>
+                <w:rFonts w:cs="Arial"/>
+              </w:rPr>
+            </w:pPr>
             <w:r>
+              <w:rPr>
+                <w:rFonts w:cs="Arial"/>
+              </w:rPr>
               <w:t>Google Solar API (optionnel)</w:t>
             </w:r>
           </w:p>
@@ -2889,13 +5039,20 @@
               <w:bottom w:val="single" w:sz="4" w:space="0" w:color="auto"/>
               <w:right w:val="single" w:sz="4" w:space="0" w:color="auto"/>
             </w:tcBorders>
-            <w:shd w:val="clear" w:color="auto" w:fill="auto"/>
             <w:noWrap/>
             <w:vAlign w:val="bottom"/>
             <w:hideMark/>
           </w:tcPr>
           <w:p>
+            <w:pPr>
+              <w:rPr>
+                <w:rFonts w:cs="Arial"/>
+              </w:rPr>
+            </w:pPr>
             <w:r>
+              <w:rPr>
+                <w:rFonts w:cs="Arial"/>
+              </w:rPr>
               <w:t>0 € (quotas gratuits)</w:t>
             </w:r>
           </w:p>
@@ -2914,7 +5071,6 @@
               <w:bottom w:val="single" w:sz="4" w:space="0" w:color="auto"/>
               <w:right w:val="single" w:sz="4" w:space="0" w:color="auto"/>
             </w:tcBorders>
-            <w:shd w:val="clear" w:color="auto" w:fill="auto"/>
             <w:vAlign w:val="center"/>
             <w:hideMark/>
           </w:tcPr>
@@ -2922,7 +5078,7 @@
             <w:pPr>
               <w:jc w:val="center"/>
               <w:rPr>
-                <w:rFonts w:ascii="Arial Narrow" w:hAnsi="Arial Narrow" w:cs="Calibri"/>
+                <w:rFonts w:cs="Arial"/>
                 <w:i/>
                 <w:iCs/>
                 <w:color w:val="60497A"/>
@@ -2931,7 +5087,7 @@
             </w:pPr>
             <w:r>
               <w:rPr>
-                <w:rFonts w:ascii="Arial Narrow" w:hAnsi="Arial Narrow" w:cs="Calibri"/>
+                <w:rFonts w:cs="Arial"/>
                 <w:i/>
                 <w:iCs/>
                 <w:color w:val="60497A"/>
@@ -2950,7 +5106,6 @@
               <w:bottom w:val="single" w:sz="4" w:space="0" w:color="auto"/>
               <w:right w:val="single" w:sz="4" w:space="0" w:color="auto"/>
             </w:tcBorders>
-            <w:shd w:val="clear" w:color="auto" w:fill="auto"/>
             <w:noWrap/>
             <w:vAlign w:val="bottom"/>
             <w:hideMark/>
@@ -2959,13 +5114,13 @@
             <w:pPr>
               <w:jc w:val="left"/>
               <w:rPr>
-                <w:rFonts w:ascii="Arial Narrow" w:hAnsi="Arial Narrow" w:cs="Calibri"/>
+                <w:rFonts w:cs="Arial"/>
                 <w:lang w:eastAsia="fr-FR"/>
               </w:rPr>
             </w:pPr>
             <w:r>
               <w:rPr>
-                <w:rFonts w:ascii="Arial Narrow" w:hAnsi="Arial Narrow" w:cs="Calibri"/>
+                <w:rFonts w:cs="Arial"/>
                 <w:lang w:eastAsia="fr-FR"/>
               </w:rPr>
               <w:t> </w:t>
@@ -2986,7 +5141,6 @@
               <w:bottom w:val="single" w:sz="4" w:space="0" w:color="auto"/>
               <w:right w:val="single" w:sz="4" w:space="0" w:color="auto"/>
             </w:tcBorders>
-            <w:shd w:val="clear" w:color="auto" w:fill="auto"/>
             <w:vAlign w:val="center"/>
             <w:hideMark/>
           </w:tcPr>
@@ -2994,7 +5148,7 @@
             <w:pPr>
               <w:jc w:val="center"/>
               <w:rPr>
-                <w:rFonts w:ascii="Arial Narrow" w:hAnsi="Arial Narrow" w:cs="Calibri"/>
+                <w:rFonts w:cs="Arial"/>
                 <w:i/>
                 <w:iCs/>
                 <w:color w:val="60497A"/>
@@ -3003,7 +5157,7 @@
             </w:pPr>
             <w:r>
               <w:rPr>
-                <w:rFonts w:ascii="Arial Narrow" w:hAnsi="Arial Narrow" w:cs="Calibri"/>
+                <w:rFonts w:cs="Arial"/>
                 <w:i/>
                 <w:iCs/>
                 <w:color w:val="60497A"/>
@@ -3022,7 +5176,6 @@
               <w:bottom w:val="single" w:sz="4" w:space="0" w:color="auto"/>
               <w:right w:val="single" w:sz="4" w:space="0" w:color="auto"/>
             </w:tcBorders>
-            <w:shd w:val="clear" w:color="auto" w:fill="auto"/>
             <w:noWrap/>
             <w:vAlign w:val="bottom"/>
             <w:hideMark/>
@@ -3031,13 +5184,13 @@
             <w:pPr>
               <w:jc w:val="left"/>
               <w:rPr>
-                <w:rFonts w:ascii="Arial Narrow" w:hAnsi="Arial Narrow" w:cs="Calibri"/>
+                <w:rFonts w:cs="Arial"/>
                 <w:lang w:eastAsia="fr-FR"/>
               </w:rPr>
             </w:pPr>
             <w:r>
               <w:rPr>
-                <w:rFonts w:ascii="Arial Narrow" w:hAnsi="Arial Narrow" w:cs="Calibri"/>
+                <w:rFonts w:cs="Arial"/>
                 <w:lang w:eastAsia="fr-FR"/>
               </w:rPr>
               <w:t> </w:t>
@@ -3058,12 +5211,19 @@
               <w:bottom w:val="single" w:sz="4" w:space="0" w:color="auto"/>
               <w:right w:val="single" w:sz="4" w:space="0" w:color="auto"/>
             </w:tcBorders>
-            <w:shd w:val="clear" w:color="auto" w:fill="auto"/>
             <w:vAlign w:val="center"/>
             <w:hideMark/>
           </w:tcPr>
           <w:p>
+            <w:pPr>
+              <w:rPr>
+                <w:rFonts w:cs="Arial"/>
+              </w:rPr>
+            </w:pPr>
             <w:r>
+              <w:rPr>
+                <w:rFonts w:cs="Arial"/>
+              </w:rPr>
               <w:t>Budget total :</w:t>
             </w:r>
           </w:p>
@@ -3077,13 +5237,20 @@
               <w:bottom w:val="single" w:sz="4" w:space="0" w:color="auto"/>
               <w:right w:val="single" w:sz="4" w:space="0" w:color="auto"/>
             </w:tcBorders>
-            <w:shd w:val="clear" w:color="auto" w:fill="auto"/>
             <w:noWrap/>
             <w:vAlign w:val="bottom"/>
             <w:hideMark/>
           </w:tcPr>
           <w:p>
+            <w:pPr>
+              <w:rPr>
+                <w:rFonts w:cs="Arial"/>
+              </w:rPr>
+            </w:pPr>
             <w:r>
+              <w:rPr>
+                <w:rFonts w:cs="Arial"/>
+              </w:rPr>
               <w:t>≤ 300 € hors coûts internes — budget solution ≤ 10 000 € (conforme objectif)</w:t>
             </w:r>
           </w:p>
@@ -3094,7 +5261,7 @@
       <w:pPr>
         <w:ind w:left="360"/>
         <w:rPr>
-          <w:rFonts w:ascii="Arial Narrow" w:hAnsi="Arial Narrow"/>
+          <w:rFonts w:cs="Arial"/>
           <w:i/>
           <w:iCs/>
           <w:color w:val="215E99" w:themeColor="text2" w:themeTint="BF"/>
@@ -3106,7 +5273,7 @@
         <w:ind w:left="720" w:hanging="153"/>
         <w:jc w:val="left"/>
         <w:rPr>
-          <w:rFonts w:ascii="Arial Narrow" w:hAnsi="Arial Narrow" w:cs="Calibri"/>
+          <w:rFonts w:cs="Arial"/>
           <w:b/>
           <w:bCs/>
           <w:i/>
@@ -3117,7 +5284,7 @@
       </w:pPr>
       <w:r>
         <w:rPr>
-          <w:rFonts w:ascii="Arial Narrow" w:hAnsi="Arial Narrow" w:cs="Calibri"/>
+          <w:rFonts w:cs="Arial"/>
           <w:b/>
           <w:bCs/>
           <w:i/>
@@ -3125,23 +5292,94 @@
           <w:color w:val="60497A"/>
           <w:lang w:eastAsia="fr-FR"/>
         </w:rPr>
+        <w:lastRenderedPageBreak/>
         <w:t>Indicateurs de performance à suivre (KPI) :</w:t>
+      </w:r>
+      <w:r>
+        <w:rPr>
+          <w:rFonts w:cs="Arial"/>
+          <w:b/>
+          <w:bCs/>
+          <w:i/>
+          <w:iCs/>
+          <w:color w:val="60497A"/>
+          <w:lang w:eastAsia="fr-FR"/>
+        </w:rPr>
         <w:br/>
         <w:t>• Nombre de leads qualifiés produits (cible POC : 50–100 sur zone pilote)</w:t>
+      </w:r>
+      <w:r>
+        <w:rPr>
+          <w:rFonts w:cs="Arial"/>
+          <w:b/>
+          <w:bCs/>
+          <w:i/>
+          <w:iCs/>
+          <w:color w:val="60497A"/>
+          <w:lang w:eastAsia="fr-FR"/>
+        </w:rPr>
         <w:br/>
         <w:t>• Taux de lien correct magasin ↔ SCI (cible : ≥ 70 % sur échantillon contrôlé à la main)</w:t>
+      </w:r>
+      <w:r>
+        <w:rPr>
+          <w:rFonts w:cs="Arial"/>
+          <w:b/>
+          <w:bCs/>
+          <w:i/>
+          <w:iCs/>
+          <w:color w:val="60497A"/>
+          <w:lang w:eastAsia="fr-FR"/>
+        </w:rPr>
         <w:br/>
         <w:t>• Taux de couverture parcelle (cible : ≥ 90 % des magasins avec parcelle rattachée)</w:t>
+      </w:r>
+      <w:r>
+        <w:rPr>
+          <w:rFonts w:cs="Arial"/>
+          <w:b/>
+          <w:bCs/>
+          <w:i/>
+          <w:iCs/>
+          <w:color w:val="60497A"/>
+          <w:lang w:eastAsia="fr-FR"/>
+        </w:rPr>
         <w:br/>
         <w:t>• Nombre de propriétés confirmées par relevé officiel (cible : ≥ 5 sur top leads)</w:t>
+      </w:r>
+      <w:r>
+        <w:rPr>
+          <w:rFonts w:cs="Arial"/>
+          <w:b/>
+          <w:bCs/>
+          <w:i/>
+          <w:iCs/>
+          <w:color w:val="60497A"/>
+          <w:lang w:eastAsia="fr-FR"/>
+        </w:rPr>
         <w:br/>
         <w:t>• Temps de traitement par lead (cible : &lt; 30 secondes automatique)</w:t>
+      </w:r>
+      <w:r>
+        <w:rPr>
+          <w:rFonts w:cs="Arial"/>
+          <w:b/>
+          <w:bCs/>
+          <w:i/>
+          <w:iCs/>
+          <w:color w:val="60497A"/>
+          <w:lang w:eastAsia="fr-FR"/>
+        </w:rPr>
         <w:br/>
         <w:t>• Taux de conversion lead → rendez-vous (à mesurer post-POC, cible : &gt; 4/10 sur segment A)</w:t>
       </w:r>
-      <w:r>
-        <w:rPr>
-          <w:rFonts w:ascii="Arial Narrow" w:hAnsi="Arial Narrow" w:cs="Calibri"/>
+    </w:p>
+    <w:p>
+      <w:pPr>
+        <w:ind w:left="720" w:hanging="153"/>
+        <w:jc w:val="left"/>
+        <w:rPr>
+          <w:rFonts w:cs="Arial"/>
           <w:b/>
           <w:bCs/>
           <w:i/>
@@ -3149,14 +5387,14 @@
           <w:color w:val="60497A"/>
           <w:lang w:eastAsia="fr-FR"/>
         </w:rPr>
-      </w:r>
+      </w:pPr>
     </w:p>
     <w:p>
       <w:pPr>
         <w:ind w:left="720" w:hanging="153"/>
         <w:jc w:val="left"/>
         <w:rPr>
-          <w:rFonts w:ascii="Arial Narrow" w:hAnsi="Arial Narrow" w:cs="Calibri"/>
+          <w:rFonts w:cs="Arial"/>
           <w:b/>
           <w:bCs/>
           <w:i/>
@@ -3171,7 +5409,7 @@
         <w:ind w:left="720" w:hanging="153"/>
         <w:jc w:val="left"/>
         <w:rPr>
-          <w:rFonts w:ascii="Arial Narrow" w:hAnsi="Arial Narrow" w:cs="Calibri"/>
+          <w:rFonts w:cs="Arial"/>
           <w:b/>
           <w:bCs/>
           <w:i/>
@@ -3186,7 +5424,7 @@
         <w:ind w:left="720" w:hanging="153"/>
         <w:jc w:val="left"/>
         <w:rPr>
-          <w:rFonts w:ascii="Arial Narrow" w:hAnsi="Arial Narrow" w:cs="Calibri"/>
+          <w:rFonts w:cs="Arial"/>
           <w:b/>
           <w:bCs/>
           <w:i/>
@@ -3201,7 +5439,7 @@
         <w:ind w:left="720" w:hanging="153"/>
         <w:jc w:val="left"/>
         <w:rPr>
-          <w:rFonts w:ascii="Arial Narrow" w:hAnsi="Arial Narrow" w:cs="Calibri"/>
+          <w:rFonts w:cs="Arial"/>
           <w:b/>
           <w:bCs/>
           <w:i/>
@@ -3216,7 +5454,7 @@
         <w:ind w:left="720" w:hanging="153"/>
         <w:jc w:val="left"/>
         <w:rPr>
-          <w:rFonts w:ascii="Arial Narrow" w:hAnsi="Arial Narrow" w:cs="Calibri"/>
+          <w:rFonts w:cs="Arial"/>
           <w:b/>
           <w:bCs/>
           <w:i/>
@@ -3231,7 +5469,7 @@
         <w:ind w:left="720" w:hanging="153"/>
         <w:jc w:val="left"/>
         <w:rPr>
-          <w:rFonts w:ascii="Arial Narrow" w:hAnsi="Arial Narrow" w:cs="Calibri"/>
+          <w:rFonts w:cs="Arial"/>
           <w:b/>
           <w:bCs/>
           <w:i/>
@@ -3246,7 +5484,7 @@
         <w:ind w:left="720" w:hanging="153"/>
         <w:jc w:val="left"/>
         <w:rPr>
-          <w:rFonts w:ascii="Arial Narrow" w:hAnsi="Arial Narrow" w:cs="Calibri"/>
+          <w:rFonts w:cs="Arial"/>
           <w:b/>
           <w:bCs/>
           <w:i/>
@@ -3261,7 +5499,7 @@
         <w:ind w:left="720" w:hanging="153"/>
         <w:jc w:val="left"/>
         <w:rPr>
-          <w:rFonts w:ascii="Arial Narrow" w:hAnsi="Arial Narrow" w:cs="Calibri"/>
+          <w:rFonts w:cs="Arial"/>
           <w:b/>
           <w:bCs/>
           <w:i/>
@@ -3276,22 +5514,7 @@
         <w:ind w:left="720" w:hanging="153"/>
         <w:jc w:val="left"/>
         <w:rPr>
-          <w:rFonts w:ascii="Arial Narrow" w:hAnsi="Arial Narrow" w:cs="Calibri"/>
-          <w:b/>
-          <w:bCs/>
-          <w:i/>
-          <w:iCs/>
-          <w:color w:val="60497A"/>
-          <w:lang w:eastAsia="fr-FR"/>
-        </w:rPr>
-      </w:pPr>
-    </w:p>
-    <w:p>
-      <w:pPr>
-        <w:ind w:left="720" w:hanging="153"/>
-        <w:jc w:val="left"/>
-        <w:rPr>
-          <w:rFonts w:ascii="Arial Narrow" w:hAnsi="Arial Narrow" w:cs="Calibri"/>
+          <w:rFonts w:cs="Arial"/>
           <w:b/>
           <w:bCs/>
           <w:i/>
@@ -3309,7 +5532,7 @@
           <w:numId w:val="20"/>
         </w:numPr>
         <w:rPr>
-          <w:rFonts w:ascii="Arial Narrow" w:hAnsi="Arial Narrow"/>
+          <w:rFonts w:cs="Arial"/>
           <w:b/>
           <w:color w:val="002060"/>
           <w:sz w:val="22"/>
@@ -3317,7 +5540,7 @@
       </w:pPr>
       <w:r>
         <w:rPr>
-          <w:rFonts w:ascii="Arial Narrow" w:hAnsi="Arial Narrow"/>
+          <w:rFonts w:cs="Arial"/>
           <w:b/>
           <w:color w:val="002060"/>
           <w:sz w:val="22"/>
@@ -3329,7 +5552,7 @@
       <w:pPr>
         <w:pStyle w:val="Paragraphedeliste"/>
         <w:rPr>
-          <w:rFonts w:ascii="Arial Narrow" w:hAnsi="Arial Narrow"/>
+          <w:rFonts w:cs="Arial"/>
           <w:b/>
           <w:color w:val="002060"/>
           <w:sz w:val="22"/>
@@ -3340,7 +5563,7 @@
       <w:pPr>
         <w:ind w:left="360"/>
         <w:rPr>
-          <w:rFonts w:ascii="Arial Narrow" w:hAnsi="Arial Narrow"/>
+          <w:rFonts w:cs="Arial"/>
           <w:i/>
           <w:iCs/>
           <w:color w:val="215E99" w:themeColor="text2" w:themeTint="BF"/>
@@ -3348,148 +5571,494 @@
       </w:pPr>
       <w:r>
         <w:rPr>
-          <w:rFonts w:ascii="Arial Narrow" w:hAnsi="Arial Narrow"/>
+          <w:rFonts w:cs="Arial"/>
           <w:i/>
           <w:iCs/>
           <w:color w:val="CC6600"/>
         </w:rPr>
-        <w:t>N</w:t>
-      </w:r>
-      <w:r>
-        <w:rPr>
-          <w:rFonts w:ascii="Arial Narrow" w:hAnsi="Arial Narrow"/>
-          <w:i/>
-          <w:iCs/>
-          <w:color w:val="CC6600"/>
-        </w:rPr>
-        <w:t xml:space="preserve">ature et gravité des risques majeurs </w:t>
-      </w:r>
-      <w:r>
-        <w:rPr>
-          <w:rFonts w:ascii="Arial Narrow" w:hAnsi="Arial Narrow"/>
-          <w:i/>
-          <w:iCs/>
-          <w:color w:val="CC6600"/>
-        </w:rPr>
-        <w:t>pouvant altérer le</w:t>
-      </w:r>
-      <w:r>
-        <w:rPr>
-          <w:rFonts w:ascii="Arial Narrow" w:hAnsi="Arial Narrow"/>
-          <w:i/>
-          <w:iCs/>
-          <w:color w:val="CC6600"/>
-        </w:rPr>
-        <w:t xml:space="preserve"> projet</w:t>
-      </w:r>
-      <w:r>
-        <w:rPr>
-          <w:rFonts w:ascii="Arial Narrow" w:hAnsi="Arial Narrow"/>
-          <w:i/>
-          <w:iCs/>
-          <w:color w:val="CC6600"/>
-        </w:rPr>
-        <w:t xml:space="preserve"> (risques économiques, politiques, humains, légaux…)</w:t>
+        <w:t>Nature et gravité des risques majeurs pouvant altérer le projet (risques économiques, politiques, humains, légaux…)</w:t>
       </w:r>
     </w:p>
     <w:p>
       <w:pPr>
         <w:ind w:left="360"/>
         <w:rPr>
-          <w:rFonts w:ascii="Arial Narrow" w:hAnsi="Arial Narrow"/>
+          <w:rFonts w:cs="Arial"/>
           <w:i/>
           <w:iCs/>
           <w:color w:val="215E99" w:themeColor="text2" w:themeTint="BF"/>
         </w:rPr>
       </w:pPr>
       <w:r>
-        <w:t>RISQUES ET CONTRAINTES</w:t>
+        <w:rPr>
+          <w:rFonts w:cs="Arial"/>
+        </w:rPr>
+        <w:t>0. RISQUE MAJEUR — MAUVAISE IDENTIFICATION DU PROPRIÉTAIRE DU PARKING (GRAVITÉ HAUTE)</w:t>
+        <w:br/>
+        <w:t>Nature : Le dirigeant du magasin (source SIRENE/Pappers) n'est pas toujours le propriétaire du parking. Si le parking appartient à une foncière externe, un bailleur tiers ou une holding sans lien avec le dirigeant, l'agent produira une piste incorrecte et le chargé d'affaires contactera la mauvaise personne.</w:t>
+        <w:br/>
+        <w:t>Mitigation : Score de confiance affiché sur chaque lead avec mention explicite « présumé » / « à vérifier » / « tiers probable » ; relevé de propriété SPF (12 €/parcelle) obligatoire avant tout contact sur les leads retenus ; leads sous 50 % de confiance écartés du pipeline actif.</w:t>
         <w:br/>
         <w:br/>
+        <w:t>RISQUES ET CONTRAINTES</w:t>
+      </w:r>
+      <w:r>
+        <w:rPr>
+          <w:rFonts w:cs="Arial"/>
+        </w:rPr>
+        <w:br/>
+      </w:r>
+      <w:r>
+        <w:rPr>
+          <w:rFonts w:cs="Arial"/>
+        </w:rPr>
+        <w:br/>
         <w:t>1. RISQUE RGPD (GRAVITÉ HAUTE)</w:t>
+      </w:r>
+      <w:r>
+        <w:rPr>
+          <w:rFonts w:cs="Arial"/>
+        </w:rPr>
         <w:br/>
         <w:t>Nature : Traitement de données à caractère professionnel sans base légale validée.</w:t>
+      </w:r>
+      <w:r>
+        <w:rPr>
+          <w:rFonts w:cs="Arial"/>
+        </w:rPr>
         <w:br/>
         <w:t>Mitigation : Validation DPO avant toute prise de contact ; exclusion systématique des enregistrements en diffusion partielle (SIRENE) ; table Opposition vérifiée à chaque étape ; registre de traitement (source + date_collecte) codé en dur. Bloquant pour le contact, pas pour le build.</w:t>
+      </w:r>
+      <w:r>
+        <w:rPr>
+          <w:rFonts w:cs="Arial"/>
+        </w:rPr>
         <w:br/>
+      </w:r>
+      <w:r>
+        <w:rPr>
+          <w:rFonts w:cs="Arial"/>
+        </w:rPr>
         <w:br/>
         <w:t>2. RISQUE TECHNIQUE — QUALITÉ DU LIEN MAGASIN ↔ SCI (GRAVITÉ MOYENNE)</w:t>
+      </w:r>
+      <w:r>
+        <w:rPr>
+          <w:rFonts w:cs="Arial"/>
+        </w:rPr>
         <w:br/>
         <w:t>Nature : L'IA peut se tromper dans le rapprochement (SCI avec dénomination générique, dirigeant multi-mandats). Le lien reste une présomption tant qu'un relevé de propriété ne le confirme pas.</w:t>
+      </w:r>
+      <w:r>
+        <w:rPr>
+          <w:rFonts w:cs="Arial"/>
+        </w:rPr>
         <w:br/>
         <w:t>Mitigation : Score de confiance affiché sur chaque lead ; seuil bas → revue humaine obligatoire ; relevé de propriété (SPF/mairie) sur le top des leads avant contact.</w:t>
+      </w:r>
+      <w:r>
+        <w:rPr>
+          <w:rFonts w:cs="Arial"/>
+        </w:rPr>
         <w:br/>
+      </w:r>
+      <w:r>
+        <w:rPr>
+          <w:rFonts w:cs="Arial"/>
+        </w:rPr>
         <w:br/>
         <w:t>3. RISQUE API — INDISPONIBILITÉ OU CHANGEMENT DE CONDITIONS (GRAVITÉ MOYENNE)</w:t>
+      </w:r>
+      <w:r>
+        <w:rPr>
+          <w:rFonts w:cs="Arial"/>
+        </w:rPr>
         <w:br/>
         <w:t>Nature : Pappers modifie ses tarifs ou son API ; SIRENE subit des quotas restrictifs.</w:t>
+      </w:r>
+      <w:r>
+        <w:rPr>
+          <w:rFonts w:cs="Arial"/>
+        </w:rPr>
         <w:br/>
         <w:t>Mitigation : Cache local des résultats Pappers ; architecture modulaire (chaque brique est indépendante) ; heuristiques de fallback pour la surface parking si IGN BD TOPO indisponible.</w:t>
+      </w:r>
+      <w:r>
+        <w:rPr>
+          <w:rFonts w:cs="Arial"/>
+        </w:rPr>
         <w:br/>
+      </w:r>
+      <w:r>
+        <w:rPr>
+          <w:rFonts w:cs="Arial"/>
+        </w:rPr>
         <w:br/>
         <w:t>4. RISQUE COMMERCIAL — MARCHÉ PEU MATURE (GRAVITÉ MOYENNE)</w:t>
+      </w:r>
+      <w:r>
+        <w:rPr>
+          <w:rFonts w:cs="Arial"/>
+        </w:rPr>
         <w:br/>
         <w:t>Nature : Les propriétaires de SCI méconnaissent le modèle tiers investissement et perçoivent l'investissement comme lourd.</w:t>
+      </w:r>
+      <w:r>
+        <w:rPr>
+          <w:rFonts w:cs="Arial"/>
+        </w:rPr>
         <w:br/>
         <w:t>Mitigation : L'accroche commerciale (IA-2) est centrée sur la conformité réglementaire + valorisation patrimoniale + zéro investissement initial — angle validé par la carte d'empathie IDEX. Ne pas positionner l'injection réseau comme argument principal.</w:t>
+      </w:r>
+      <w:r>
+        <w:rPr>
+          <w:rFonts w:cs="Arial"/>
+        </w:rPr>
         <w:br/>
+      </w:r>
+      <w:r>
+        <w:rPr>
+          <w:rFonts w:cs="Arial"/>
+        </w:rPr>
         <w:br/>
         <w:t>5. RISQUE DONNÉES — ESTIMATION SURFACE PARKING IMPRÉCISE (GRAVITÉ FAIBLE)</w:t>
+      </w:r>
+      <w:r>
+        <w:rPr>
+          <w:rFonts w:cs="Arial"/>
+        </w:rPr>
         <w:br/>
         <w:t>Nature : La surface libre (parcelle − bâtiment) inclut quais de livraison, espaces verts, voirie interne — pas uniquement le parking.</w:t>
+      </w:r>
+      <w:r>
+        <w:rPr>
+          <w:rFonts w:cs="Arial"/>
+        </w:rPr>
         <w:br/>
         <w:t>Mitigation : L'estimation automatique sert au tri (&gt; 1 500 m² = éligible). La mesure fine est faite manuellement sur Géoportail pour les 10–15 meilleurs leads avant contact commercial.</w:t>
+      </w:r>
+      <w:r>
+        <w:rPr>
+          <w:rFonts w:cs="Arial"/>
+        </w:rPr>
         <w:br/>
+      </w:r>
+      <w:r>
+        <w:rPr>
+          <w:rFonts w:cs="Arial"/>
+        </w:rPr>
         <w:br/>
         <w:t>6. CONTRAINTE LÉGALE — BÉNÉFICIAIRES EFFECTIFS (NON NÉGOCIABLE)</w:t>
+      </w:r>
+      <w:r>
+        <w:rPr>
+          <w:rFonts w:cs="Arial"/>
+        </w:rPr>
         <w:br/>
         <w:t>Nature : Depuis l'arrêt CJUE 2022, l'accès aux bénéficiaires effectifs est restreint.</w:t>
+      </w:r>
+      <w:r>
+        <w:rPr>
+          <w:rFonts w:cs="Arial"/>
+        </w:rPr>
         <w:br/>
         <w:t>Réponse : Non utilisés dans le pipeline. Le rapprochement s'appuie uniquement sur les dirigeants et mandats publics (Pappers).</w:t>
       </w:r>
     </w:p>
-    <w:p/>
-    <w:p/>
-    <w:p/>
-    <w:p/>
-    <w:p/>
-    <w:p/>
-    <w:p/>
-    <w:p/>
-    <w:p/>
-    <w:p/>
-    <w:p/>
-    <w:p/>
-    <w:p/>
-    <w:p/>
-    <w:p/>
-    <w:p/>
-    <w:p/>
-    <w:p/>
-    <w:p/>
-    <w:p/>
-    <w:p/>
-    <w:p/>
-    <w:p/>
-    <w:p/>
-    <w:p/>
-    <w:p/>
-    <w:p/>
-    <w:p/>
-    <w:p/>
-    <w:p/>
-    <w:p/>
-    <w:p/>
-    <w:p/>
-    <w:p/>
-    <w:p/>
-    <w:p/>
-    <w:p/>
-    <w:p/>
-    <w:p/>
-    <w:p/>
-    <w:p/>
-    <w:p/>
+    <w:p>
+      <w:pPr>
+        <w:rPr>
+          <w:rFonts w:cs="Arial"/>
+        </w:rPr>
+      </w:pPr>
+    </w:p>
+    <w:p>
+      <w:pPr>
+        <w:rPr>
+          <w:rFonts w:cs="Arial"/>
+        </w:rPr>
+      </w:pPr>
+    </w:p>
+    <w:p>
+      <w:pPr>
+        <w:rPr>
+          <w:rFonts w:cs="Arial"/>
+        </w:rPr>
+      </w:pPr>
+    </w:p>
+    <w:p>
+      <w:pPr>
+        <w:rPr>
+          <w:rFonts w:cs="Arial"/>
+        </w:rPr>
+      </w:pPr>
+    </w:p>
+    <w:p>
+      <w:pPr>
+        <w:rPr>
+          <w:rFonts w:cs="Arial"/>
+        </w:rPr>
+      </w:pPr>
+    </w:p>
+    <w:p>
+      <w:pPr>
+        <w:rPr>
+          <w:rFonts w:cs="Arial"/>
+        </w:rPr>
+      </w:pPr>
+    </w:p>
+    <w:p>
+      <w:pPr>
+        <w:rPr>
+          <w:rFonts w:cs="Arial"/>
+        </w:rPr>
+      </w:pPr>
+    </w:p>
+    <w:p>
+      <w:pPr>
+        <w:rPr>
+          <w:rFonts w:cs="Arial"/>
+        </w:rPr>
+      </w:pPr>
+    </w:p>
+    <w:p>
+      <w:pPr>
+        <w:rPr>
+          <w:rFonts w:cs="Arial"/>
+        </w:rPr>
+      </w:pPr>
+    </w:p>
+    <w:p>
+      <w:pPr>
+        <w:rPr>
+          <w:rFonts w:cs="Arial"/>
+        </w:rPr>
+      </w:pPr>
+    </w:p>
+    <w:p>
+      <w:pPr>
+        <w:rPr>
+          <w:rFonts w:cs="Arial"/>
+        </w:rPr>
+      </w:pPr>
+    </w:p>
+    <w:p>
+      <w:pPr>
+        <w:rPr>
+          <w:rFonts w:cs="Arial"/>
+        </w:rPr>
+      </w:pPr>
+    </w:p>
+    <w:p>
+      <w:pPr>
+        <w:rPr>
+          <w:rFonts w:cs="Arial"/>
+        </w:rPr>
+      </w:pPr>
+    </w:p>
+    <w:p>
+      <w:pPr>
+        <w:rPr>
+          <w:rFonts w:cs="Arial"/>
+        </w:rPr>
+      </w:pPr>
+    </w:p>
+    <w:p>
+      <w:pPr>
+        <w:rPr>
+          <w:rFonts w:cs="Arial"/>
+        </w:rPr>
+      </w:pPr>
+    </w:p>
+    <w:p>
+      <w:pPr>
+        <w:rPr>
+          <w:rFonts w:cs="Arial"/>
+        </w:rPr>
+      </w:pPr>
+    </w:p>
+    <w:p>
+      <w:pPr>
+        <w:rPr>
+          <w:rFonts w:cs="Arial"/>
+        </w:rPr>
+      </w:pPr>
+    </w:p>
+    <w:p>
+      <w:pPr>
+        <w:rPr>
+          <w:rFonts w:cs="Arial"/>
+        </w:rPr>
+      </w:pPr>
+    </w:p>
+    <w:p>
+      <w:pPr>
+        <w:rPr>
+          <w:rFonts w:cs="Arial"/>
+        </w:rPr>
+      </w:pPr>
+    </w:p>
+    <w:p>
+      <w:pPr>
+        <w:rPr>
+          <w:rFonts w:cs="Arial"/>
+        </w:rPr>
+      </w:pPr>
+    </w:p>
+    <w:p>
+      <w:pPr>
+        <w:rPr>
+          <w:rFonts w:cs="Arial"/>
+        </w:rPr>
+      </w:pPr>
+    </w:p>
+    <w:p>
+      <w:pPr>
+        <w:rPr>
+          <w:rFonts w:cs="Arial"/>
+        </w:rPr>
+      </w:pPr>
+    </w:p>
+    <w:p>
+      <w:pPr>
+        <w:rPr>
+          <w:rFonts w:cs="Arial"/>
+        </w:rPr>
+      </w:pPr>
+    </w:p>
+    <w:p>
+      <w:pPr>
+        <w:rPr>
+          <w:rFonts w:cs="Arial"/>
+        </w:rPr>
+      </w:pPr>
+    </w:p>
+    <w:p>
+      <w:pPr>
+        <w:rPr>
+          <w:rFonts w:cs="Arial"/>
+        </w:rPr>
+      </w:pPr>
+    </w:p>
+    <w:p>
+      <w:pPr>
+        <w:rPr>
+          <w:rFonts w:cs="Arial"/>
+        </w:rPr>
+      </w:pPr>
+    </w:p>
+    <w:p>
+      <w:pPr>
+        <w:rPr>
+          <w:rFonts w:cs="Arial"/>
+        </w:rPr>
+      </w:pPr>
+    </w:p>
+    <w:p>
+      <w:pPr>
+        <w:rPr>
+          <w:rFonts w:cs="Arial"/>
+        </w:rPr>
+      </w:pPr>
+    </w:p>
+    <w:p>
+      <w:pPr>
+        <w:rPr>
+          <w:rFonts w:cs="Arial"/>
+        </w:rPr>
+      </w:pPr>
+    </w:p>
+    <w:p>
+      <w:pPr>
+        <w:rPr>
+          <w:rFonts w:cs="Arial"/>
+        </w:rPr>
+      </w:pPr>
+    </w:p>
+    <w:p>
+      <w:pPr>
+        <w:rPr>
+          <w:rFonts w:cs="Arial"/>
+        </w:rPr>
+      </w:pPr>
+    </w:p>
+    <w:p>
+      <w:pPr>
+        <w:rPr>
+          <w:rFonts w:cs="Arial"/>
+        </w:rPr>
+      </w:pPr>
+    </w:p>
+    <w:p>
+      <w:pPr>
+        <w:rPr>
+          <w:rFonts w:cs="Arial"/>
+        </w:rPr>
+      </w:pPr>
+    </w:p>
+    <w:p>
+      <w:pPr>
+        <w:rPr>
+          <w:rFonts w:cs="Arial"/>
+        </w:rPr>
+      </w:pPr>
+    </w:p>
+    <w:p>
+      <w:pPr>
+        <w:rPr>
+          <w:rFonts w:cs="Arial"/>
+        </w:rPr>
+      </w:pPr>
+    </w:p>
+    <w:p>
+      <w:pPr>
+        <w:rPr>
+          <w:rFonts w:cs="Arial"/>
+        </w:rPr>
+      </w:pPr>
+    </w:p>
+    <w:p>
+      <w:pPr>
+        <w:rPr>
+          <w:rFonts w:cs="Arial"/>
+        </w:rPr>
+      </w:pPr>
+    </w:p>
+    <w:p>
+      <w:pPr>
+        <w:rPr>
+          <w:rFonts w:cs="Arial"/>
+        </w:rPr>
+      </w:pPr>
+    </w:p>
+    <w:p>
+      <w:pPr>
+        <w:rPr>
+          <w:rFonts w:cs="Arial"/>
+        </w:rPr>
+      </w:pPr>
+    </w:p>
+    <w:p>
+      <w:pPr>
+        <w:rPr>
+          <w:rFonts w:cs="Arial"/>
+        </w:rPr>
+      </w:pPr>
+    </w:p>
+    <w:p>
+      <w:pPr>
+        <w:rPr>
+          <w:rFonts w:cs="Arial"/>
+        </w:rPr>
+      </w:pPr>
+    </w:p>
+    <w:p>
+      <w:pPr>
+        <w:rPr>
+          <w:rFonts w:cs="Arial"/>
+        </w:rPr>
+      </w:pPr>
+    </w:p>
     <w:tbl>
       <w:tblPr>
         <w:tblpPr w:leftFromText="141" w:rightFromText="141" w:vertAnchor="text" w:horzAnchor="margin" w:tblpY="388"/>
@@ -3522,6 +6091,7 @@
             <w:pPr>
               <w:jc w:val="center"/>
               <w:rPr>
+                <w:rFonts w:cs="Arial"/>
                 <w:color w:val="FFFFFF" w:themeColor="background1"/>
               </w:rPr>
             </w:pPr>
@@ -3544,6 +6114,7 @@
     <w:p>
       <w:pPr>
         <w:rPr>
+          <w:rFonts w:cs="Arial"/>
           <w:vanish/>
         </w:rPr>
       </w:pPr>
@@ -3591,19 +6162,30 @@
             </w:r>
             <w:bookmarkEnd w:id="0"/>
           </w:p>
-          <w:p/>
+          <w:p>
+            <w:pPr>
+              <w:rPr>
+                <w:rFonts w:cs="Arial"/>
+              </w:rPr>
+            </w:pPr>
+          </w:p>
         </w:tc>
         <w:tc>
           <w:tcPr>
             <w:tcW w:w="5244" w:type="dxa"/>
-            <w:shd w:val="clear" w:color="auto" w:fill="auto"/>
             <w:vAlign w:val="center"/>
           </w:tcPr>
           <w:p>
             <w:pPr>
               <w:jc w:val="left"/>
+              <w:rPr>
+                <w:rFonts w:cs="Arial"/>
+              </w:rPr>
             </w:pPr>
             <w:r>
+              <w:rPr>
+                <w:rFonts w:cs="Arial"/>
+              </w:rPr>
               <w:fldChar w:fldCharType="begin">
                 <w:ffData>
                   <w:name w:val="CaseACocher3"/>
@@ -3618,25 +6200,51 @@
             </w:r>
             <w:bookmarkStart w:id="1" w:name="CaseACocher3"/>
             <w:r>
+              <w:rPr>
+                <w:rFonts w:cs="Arial"/>
+              </w:rPr>
               <w:instrText xml:space="preserve"> FORMCHECKBOX </w:instrText>
             </w:r>
             <w:r>
+              <w:rPr>
+                <w:rFonts w:cs="Arial"/>
+              </w:rPr>
+            </w:r>
+            <w:r>
+              <w:rPr>
+                <w:rFonts w:cs="Arial"/>
+              </w:rPr>
               <w:fldChar w:fldCharType="separate"/>
             </w:r>
             <w:r>
+              <w:rPr>
+                <w:rFonts w:cs="Arial"/>
+              </w:rPr>
               <w:fldChar w:fldCharType="end"/>
             </w:r>
             <w:bookmarkEnd w:id="1"/>
             <w:r>
+              <w:rPr>
+                <w:rFonts w:cs="Arial"/>
+              </w:rPr>
               <w:t xml:space="preserve"> </w:t>
             </w:r>
             <w:r>
+              <w:rPr>
+                <w:rFonts w:cs="Arial"/>
+              </w:rPr>
               <w:t>A</w:t>
             </w:r>
             <w:r>
+              <w:rPr>
+                <w:rFonts w:cs="Arial"/>
+              </w:rPr>
               <w:t xml:space="preserve">ccepté  </w:t>
             </w:r>
             <w:r>
+              <w:rPr>
+                <w:rFonts w:cs="Arial"/>
+              </w:rPr>
               <w:fldChar w:fldCharType="begin">
                 <w:ffData>
                   <w:name w:val="CaseACocher4"/>
@@ -3651,25 +6259,51 @@
             </w:r>
             <w:bookmarkStart w:id="2" w:name="CaseACocher4"/>
             <w:r>
+              <w:rPr>
+                <w:rFonts w:cs="Arial"/>
+              </w:rPr>
               <w:instrText xml:space="preserve"> FORMCHECKBOX </w:instrText>
             </w:r>
             <w:r>
+              <w:rPr>
+                <w:rFonts w:cs="Arial"/>
+              </w:rPr>
+            </w:r>
+            <w:r>
+              <w:rPr>
+                <w:rFonts w:cs="Arial"/>
+              </w:rPr>
               <w:fldChar w:fldCharType="separate"/>
             </w:r>
             <w:r>
+              <w:rPr>
+                <w:rFonts w:cs="Arial"/>
+              </w:rPr>
               <w:fldChar w:fldCharType="end"/>
             </w:r>
             <w:bookmarkEnd w:id="2"/>
             <w:r>
+              <w:rPr>
+                <w:rFonts w:cs="Arial"/>
+              </w:rPr>
               <w:t xml:space="preserve"> </w:t>
             </w:r>
             <w:r>
+              <w:rPr>
+                <w:rFonts w:cs="Arial"/>
+              </w:rPr>
               <w:t>R</w:t>
             </w:r>
             <w:r>
+              <w:rPr>
+                <w:rFonts w:cs="Arial"/>
+              </w:rPr>
               <w:t xml:space="preserve">efusé  </w:t>
             </w:r>
             <w:r>
+              <w:rPr>
+                <w:rFonts w:cs="Arial"/>
+              </w:rPr>
               <w:fldChar w:fldCharType="begin">
                 <w:ffData>
                   <w:name w:val="CaseACocher5"/>
@@ -3684,16 +6318,33 @@
             </w:r>
             <w:bookmarkStart w:id="3" w:name="CaseACocher5"/>
             <w:r>
+              <w:rPr>
+                <w:rFonts w:cs="Arial"/>
+              </w:rPr>
               <w:instrText xml:space="preserve"> FORMCHECKBOX </w:instrText>
             </w:r>
             <w:r>
+              <w:rPr>
+                <w:rFonts w:cs="Arial"/>
+              </w:rPr>
+            </w:r>
+            <w:r>
+              <w:rPr>
+                <w:rFonts w:cs="Arial"/>
+              </w:rPr>
               <w:fldChar w:fldCharType="separate"/>
             </w:r>
             <w:r>
+              <w:rPr>
+                <w:rFonts w:cs="Arial"/>
+              </w:rPr>
               <w:fldChar w:fldCharType="end"/>
             </w:r>
             <w:bookmarkEnd w:id="3"/>
             <w:r>
+              <w:rPr>
+                <w:rFonts w:cs="Arial"/>
+              </w:rPr>
               <w:t xml:space="preserve"> Demande de précisions</w:t>
             </w:r>
           </w:p>
@@ -3704,16 +6355,17 @@
           <w:tcPr>
             <w:tcW w:w="9747" w:type="dxa"/>
             <w:gridSpan w:val="2"/>
-            <w:shd w:val="clear" w:color="auto" w:fill="auto"/>
           </w:tcPr>
           <w:p>
             <w:pPr>
               <w:rPr>
+                <w:rFonts w:cs="Arial"/>
                 <w:b/>
               </w:rPr>
             </w:pPr>
             <w:r>
               <w:rPr>
+                <w:rFonts w:cs="Arial"/>
                 <w:b/>
                 <w:color w:val="7F7F7F" w:themeColor="text1" w:themeTint="80"/>
               </w:rPr>
@@ -3723,6 +6375,7 @@
           <w:p>
             <w:pPr>
               <w:rPr>
+                <w:rFonts w:cs="Arial"/>
                 <w:sz w:val="22"/>
               </w:rPr>
             </w:pPr>
@@ -3730,6 +6383,7 @@
           <w:p>
             <w:pPr>
               <w:rPr>
+                <w:rFonts w:cs="Arial"/>
                 <w:i/>
               </w:rPr>
             </w:pPr>
@@ -3737,6 +6391,7 @@
           <w:p>
             <w:pPr>
               <w:rPr>
+                <w:rFonts w:cs="Arial"/>
                 <w:i/>
               </w:rPr>
             </w:pPr>
@@ -3744,6 +6399,7 @@
           <w:p>
             <w:pPr>
               <w:rPr>
+                <w:rFonts w:cs="Arial"/>
                 <w:i/>
               </w:rPr>
             </w:pPr>
@@ -3751,7 +6407,13 @@
         </w:tc>
       </w:tr>
     </w:tbl>
-    <w:p/>
+    <w:p>
+      <w:pPr>
+        <w:rPr>
+          <w:rFonts w:cs="Arial"/>
+        </w:rPr>
+      </w:pPr>
+    </w:p>
     <w:sectPr>
       <w:footerReference w:type="even" r:id="rId11"/>
       <w:footerReference w:type="default" r:id="rId12"/>
@@ -3766,7 +6428,7 @@
 </file>
 
 <file path=word/endnotes.xml><?xml version="1.0" encoding="utf-8"?>
-<w:endnotes xmlns:wpc="http://schemas.microsoft.com/office/word/2010/wordprocessingCanvas" xmlns:cx="http://schemas.microsoft.com/office/drawing/2014/chartex" xmlns:cx1="http://schemas.microsoft.com/office/drawing/2015/9/8/chartex" xmlns:cx2="http://schemas.microsoft.com/office/drawing/2015/10/21/chartex" xmlns:cx3="http://schemas.microsoft.com/office/drawing/2016/5/9/chartex" xmlns:cx4="http://schemas.microsoft.com/office/drawing/2016/5/10/chartex" xmlns:cx5="http://schemas.microsoft.com/office/drawing/2016/5/11/chartex" xmlns:cx6="http://schemas.microsoft.com/office/drawing/2016/5/12/chartex" xmlns:cx7="http://schemas.microsoft.com/office/drawing/2016/5/13/chartex" xmlns:cx8="http://schemas.microsoft.com/office/drawing/2016/5/14/chartex" xmlns:mc="http://schemas.openxmlformats.org/markup-compatibility/2006" xmlns:aink="http://schemas.microsoft.com/office/drawing/2016/ink" xmlns:am3d="http://schemas.microsoft.com/office/drawing/2017/model3d" xmlns:o="urn:schemas-microsoft-com:office:office" xmlns:oel="http://schemas.microsoft.com/office/2019/extlst" xmlns:r="http://schemas.openxmlformats.org/officeDocument/2006/relationships" xmlns:m="http://schemas.openxmlformats.org/officeDocument/2006/math" xmlns:v="urn:schemas-microsoft-com:vml" xmlns:wp14="http://schemas.microsoft.com/office/word/2010/wordprocessingDrawing" xmlns:wp="http://schemas.openxmlformats.org/drawingml/2006/wordprocessingDrawing" xmlns:w10="urn:schemas-microsoft-com:office:word" xmlns:w="http://schemas.openxmlformats.org/wordprocessingml/2006/main" xmlns:w14="http://schemas.microsoft.com/office/word/2010/wordml" xmlns:w15="http://schemas.microsoft.com/office/word/2012/wordml" xmlns:w16cex="http://schemas.microsoft.com/office/word/2018/wordml/cex" xmlns:w16cid="http://schemas.microsoft.com/office/word/2016/wordml/cid" xmlns:w16="http://schemas.microsoft.com/office/word/2018/wordml" xmlns:w16sdtdh="http://schemas.microsoft.com/office/word/2020/wordml/sdtdatahash" xmlns:w16se="http://schemas.microsoft.com/office/word/2015/wordml/symex" xmlns:wpg="http://schemas.microsoft.com/office/word/2010/wordprocessingGroup" xmlns:wpi="http://schemas.microsoft.com/office/word/2010/wordprocessingInk" xmlns:wne="http://schemas.microsoft.com/office/word/2006/wordml" xmlns:wps="http://schemas.microsoft.com/office/word/2010/wordprocessingShape" mc:Ignorable="w14 w15 w16se w16cid w16 w16cex w16sdtdh wp14">
+<w:endnotes xmlns:wpc="http://schemas.microsoft.com/office/word/2010/wordprocessingCanvas" xmlns:cx="http://schemas.microsoft.com/office/drawing/2014/chartex" xmlns:cx1="http://schemas.microsoft.com/office/drawing/2015/9/8/chartex" xmlns:cx2="http://schemas.microsoft.com/office/drawing/2015/10/21/chartex" xmlns:cx3="http://schemas.microsoft.com/office/drawing/2016/5/9/chartex" xmlns:cx4="http://schemas.microsoft.com/office/drawing/2016/5/10/chartex" xmlns:cx5="http://schemas.microsoft.com/office/drawing/2016/5/11/chartex" xmlns:cx6="http://schemas.microsoft.com/office/drawing/2016/5/12/chartex" xmlns:cx7="http://schemas.microsoft.com/office/drawing/2016/5/13/chartex" xmlns:cx8="http://schemas.microsoft.com/office/drawing/2016/5/14/chartex" xmlns:mc="http://schemas.openxmlformats.org/markup-compatibility/2006" xmlns:aink="http://schemas.microsoft.com/office/drawing/2016/ink" xmlns:am3d="http://schemas.microsoft.com/office/drawing/2017/model3d" xmlns:o="urn:schemas-microsoft-com:office:office" xmlns:oel="http://schemas.microsoft.com/office/2019/extlst" xmlns:r="http://schemas.openxmlformats.org/officeDocument/2006/relationships" xmlns:m="http://schemas.openxmlformats.org/officeDocument/2006/math" xmlns:v="urn:schemas-microsoft-com:vml" xmlns:wp14="http://schemas.microsoft.com/office/word/2010/wordprocessingDrawing" xmlns:wp="http://schemas.openxmlformats.org/drawingml/2006/wordprocessingDrawing" xmlns:w10="urn:schemas-microsoft-com:office:word" xmlns:w="http://schemas.openxmlformats.org/wordprocessingml/2006/main" xmlns:w14="http://schemas.microsoft.com/office/word/2010/wordml" xmlns:w15="http://schemas.microsoft.com/office/word/2012/wordml" xmlns:w16cex="http://schemas.microsoft.com/office/word/2018/wordml/cex" xmlns:w16cid="http://schemas.microsoft.com/office/word/2016/wordml/cid" xmlns:w16="http://schemas.microsoft.com/office/word/2018/wordml" xmlns:w16du="http://schemas.microsoft.com/office/word/2023/wordml/word16du" xmlns:w16sdtdh="http://schemas.microsoft.com/office/word/2020/wordml/sdtdatahash" xmlns:w16sdtfl="http://schemas.microsoft.com/office/word/2024/wordml/sdtformatlock" xmlns:w16se="http://schemas.microsoft.com/office/word/2015/wordml/symex" xmlns:wpg="http://schemas.microsoft.com/office/word/2010/wordprocessingGroup" xmlns:wpi="http://schemas.microsoft.com/office/word/2010/wordprocessingInk" xmlns:wne="http://schemas.microsoft.com/office/word/2006/wordml" xmlns:wps="http://schemas.microsoft.com/office/word/2010/wordprocessingShape" mc:Ignorable="w14 w15 w16se w16cid w16 w16cex w16sdtdh w16sdtfl w16du wp14">
   <w:endnote w:type="separator" w:id="-1">
     <w:p>
       <w:r>
@@ -3785,7 +6447,7 @@
 </file>
 
 <file path=word/footer1.xml><?xml version="1.0" encoding="utf-8"?>
-<w:ftr xmlns:wpc="http://schemas.microsoft.com/office/word/2010/wordprocessingCanvas" xmlns:cx="http://schemas.microsoft.com/office/drawing/2014/chartex" xmlns:cx1="http://schemas.microsoft.com/office/drawing/2015/9/8/chartex" xmlns:cx2="http://schemas.microsoft.com/office/drawing/2015/10/21/chartex" xmlns:cx3="http://schemas.microsoft.com/office/drawing/2016/5/9/chartex" xmlns:cx4="http://schemas.microsoft.com/office/drawing/2016/5/10/chartex" xmlns:cx5="http://schemas.microsoft.com/office/drawing/2016/5/11/chartex" xmlns:cx6="http://schemas.microsoft.com/office/drawing/2016/5/12/chartex" xmlns:cx7="http://schemas.microsoft.com/office/drawing/2016/5/13/chartex" xmlns:cx8="http://schemas.microsoft.com/office/drawing/2016/5/14/chartex" xmlns:mc="http://schemas.openxmlformats.org/markup-compatibility/2006" xmlns:aink="http://schemas.microsoft.com/office/drawing/2016/ink" xmlns:am3d="http://schemas.microsoft.com/office/drawing/2017/model3d" xmlns:o="urn:schemas-microsoft-com:office:office" xmlns:oel="http://schemas.microsoft.com/office/2019/extlst" xmlns:r="http://schemas.openxmlformats.org/officeDocument/2006/relationships" xmlns:m="http://schemas.openxmlformats.org/officeDocument/2006/math" xmlns:v="urn:schemas-microsoft-com:vml" xmlns:wp14="http://schemas.microsoft.com/office/word/2010/wordprocessingDrawing" xmlns:wp="http://schemas.openxmlformats.org/drawingml/2006/wordprocessingDrawing" xmlns:w10="urn:schemas-microsoft-com:office:word" xmlns:w="http://schemas.openxmlformats.org/wordprocessingml/2006/main" xmlns:w14="http://schemas.microsoft.com/office/word/2010/wordml" xmlns:w15="http://schemas.microsoft.com/office/word/2012/wordml" xmlns:w16cex="http://schemas.microsoft.com/office/word/2018/wordml/cex" xmlns:w16cid="http://schemas.microsoft.com/office/word/2016/wordml/cid" xmlns:w16="http://schemas.microsoft.com/office/word/2018/wordml" xmlns:w16sdtdh="http://schemas.microsoft.com/office/word/2020/wordml/sdtdatahash" xmlns:w16se="http://schemas.microsoft.com/office/word/2015/wordml/symex" xmlns:wpg="http://schemas.microsoft.com/office/word/2010/wordprocessingGroup" xmlns:wpi="http://schemas.microsoft.com/office/word/2010/wordprocessingInk" xmlns:wne="http://schemas.microsoft.com/office/word/2006/wordml" xmlns:wps="http://schemas.microsoft.com/office/word/2010/wordprocessingShape" mc:Ignorable="w14 w15 w16se w16cid w16 w16cex w16sdtdh wp14">
+<w:ftr xmlns:wpc="http://schemas.microsoft.com/office/word/2010/wordprocessingCanvas" xmlns:cx="http://schemas.microsoft.com/office/drawing/2014/chartex" xmlns:cx1="http://schemas.microsoft.com/office/drawing/2015/9/8/chartex" xmlns:cx2="http://schemas.microsoft.com/office/drawing/2015/10/21/chartex" xmlns:cx3="http://schemas.microsoft.com/office/drawing/2016/5/9/chartex" xmlns:cx4="http://schemas.microsoft.com/office/drawing/2016/5/10/chartex" xmlns:cx5="http://schemas.microsoft.com/office/drawing/2016/5/11/chartex" xmlns:cx6="http://schemas.microsoft.com/office/drawing/2016/5/12/chartex" xmlns:cx7="http://schemas.microsoft.com/office/drawing/2016/5/13/chartex" xmlns:cx8="http://schemas.microsoft.com/office/drawing/2016/5/14/chartex" xmlns:mc="http://schemas.openxmlformats.org/markup-compatibility/2006" xmlns:aink="http://schemas.microsoft.com/office/drawing/2016/ink" xmlns:am3d="http://schemas.microsoft.com/office/drawing/2017/model3d" xmlns:o="urn:schemas-microsoft-com:office:office" xmlns:oel="http://schemas.microsoft.com/office/2019/extlst" xmlns:r="http://schemas.openxmlformats.org/officeDocument/2006/relationships" xmlns:m="http://schemas.openxmlformats.org/officeDocument/2006/math" xmlns:v="urn:schemas-microsoft-com:vml" xmlns:wp14="http://schemas.microsoft.com/office/word/2010/wordprocessingDrawing" xmlns:wp="http://schemas.openxmlformats.org/drawingml/2006/wordprocessingDrawing" xmlns:w10="urn:schemas-microsoft-com:office:word" xmlns:w="http://schemas.openxmlformats.org/wordprocessingml/2006/main" xmlns:w14="http://schemas.microsoft.com/office/word/2010/wordml" xmlns:w15="http://schemas.microsoft.com/office/word/2012/wordml" xmlns:w16cex="http://schemas.microsoft.com/office/word/2018/wordml/cex" xmlns:w16cid="http://schemas.microsoft.com/office/word/2016/wordml/cid" xmlns:w16="http://schemas.microsoft.com/office/word/2018/wordml" xmlns:w16du="http://schemas.microsoft.com/office/word/2023/wordml/word16du" xmlns:w16sdtdh="http://schemas.microsoft.com/office/word/2020/wordml/sdtdatahash" xmlns:w16sdtfl="http://schemas.microsoft.com/office/word/2024/wordml/sdtformatlock" xmlns:w16se="http://schemas.microsoft.com/office/word/2015/wordml/symex" xmlns:wpg="http://schemas.microsoft.com/office/word/2010/wordprocessingGroup" xmlns:wpi="http://schemas.microsoft.com/office/word/2010/wordprocessingInk" xmlns:wne="http://schemas.microsoft.com/office/word/2006/wordml" xmlns:wps="http://schemas.microsoft.com/office/word/2010/wordprocessingShape" mc:Ignorable="w14 w15 w16se w16cid w16 w16cex w16sdtdh w16sdtfl w16du wp14">
   <w:p>
     <w:pPr>
       <w:pStyle w:val="Pieddepage"/>
@@ -3836,7 +6498,7 @@
 </file>
 
 <file path=word/footer2.xml><?xml version="1.0" encoding="utf-8"?>
-<w:ftr xmlns:wpc="http://schemas.microsoft.com/office/word/2010/wordprocessingCanvas" xmlns:cx="http://schemas.microsoft.com/office/drawing/2014/chartex" xmlns:cx1="http://schemas.microsoft.com/office/drawing/2015/9/8/chartex" xmlns:cx2="http://schemas.microsoft.com/office/drawing/2015/10/21/chartex" xmlns:cx3="http://schemas.microsoft.com/office/drawing/2016/5/9/chartex" xmlns:cx4="http://schemas.microsoft.com/office/drawing/2016/5/10/chartex" xmlns:cx5="http://schemas.microsoft.com/office/drawing/2016/5/11/chartex" xmlns:cx6="http://schemas.microsoft.com/office/drawing/2016/5/12/chartex" xmlns:cx7="http://schemas.microsoft.com/office/drawing/2016/5/13/chartex" xmlns:cx8="http://schemas.microsoft.com/office/drawing/2016/5/14/chartex" xmlns:mc="http://schemas.openxmlformats.org/markup-compatibility/2006" xmlns:aink="http://schemas.microsoft.com/office/drawing/2016/ink" xmlns:am3d="http://schemas.microsoft.com/office/drawing/2017/model3d" xmlns:o="urn:schemas-microsoft-com:office:office" xmlns:oel="http://schemas.microsoft.com/office/2019/extlst" xmlns:r="http://schemas.openxmlformats.org/officeDocument/2006/relationships" xmlns:m="http://schemas.openxmlformats.org/officeDocument/2006/math" xmlns:v="urn:schemas-microsoft-com:vml" xmlns:wp14="http://schemas.microsoft.com/office/word/2010/wordprocessingDrawing" xmlns:wp="http://schemas.openxmlformats.org/drawingml/2006/wordprocessingDrawing" xmlns:w10="urn:schemas-microsoft-com:office:word" xmlns:w="http://schemas.openxmlformats.org/wordprocessingml/2006/main" xmlns:w14="http://schemas.microsoft.com/office/word/2010/wordml" xmlns:w15="http://schemas.microsoft.com/office/word/2012/wordml" xmlns:w16cex="http://schemas.microsoft.com/office/word/2018/wordml/cex" xmlns:w16cid="http://schemas.microsoft.com/office/word/2016/wordml/cid" xmlns:w16="http://schemas.microsoft.com/office/word/2018/wordml" xmlns:w16sdtdh="http://schemas.microsoft.com/office/word/2020/wordml/sdtdatahash" xmlns:w16se="http://schemas.microsoft.com/office/word/2015/wordml/symex" xmlns:wpg="http://schemas.microsoft.com/office/word/2010/wordprocessingGroup" xmlns:wpi="http://schemas.microsoft.com/office/word/2010/wordprocessingInk" xmlns:wne="http://schemas.microsoft.com/office/word/2006/wordml" xmlns:wps="http://schemas.microsoft.com/office/word/2010/wordprocessingShape" mc:Ignorable="w14 w15 w16se w16cid w16 w16cex w16sdtdh wp14">
+<w:ftr xmlns:wpc="http://schemas.microsoft.com/office/word/2010/wordprocessingCanvas" xmlns:cx="http://schemas.microsoft.com/office/drawing/2014/chartex" xmlns:cx1="http://schemas.microsoft.com/office/drawing/2015/9/8/chartex" xmlns:cx2="http://schemas.microsoft.com/office/drawing/2015/10/21/chartex" xmlns:cx3="http://schemas.microsoft.com/office/drawing/2016/5/9/chartex" xmlns:cx4="http://schemas.microsoft.com/office/drawing/2016/5/10/chartex" xmlns:cx5="http://schemas.microsoft.com/office/drawing/2016/5/11/chartex" xmlns:cx6="http://schemas.microsoft.com/office/drawing/2016/5/12/chartex" xmlns:cx7="http://schemas.microsoft.com/office/drawing/2016/5/13/chartex" xmlns:cx8="http://schemas.microsoft.com/office/drawing/2016/5/14/chartex" xmlns:mc="http://schemas.openxmlformats.org/markup-compatibility/2006" xmlns:aink="http://schemas.microsoft.com/office/drawing/2016/ink" xmlns:am3d="http://schemas.microsoft.com/office/drawing/2017/model3d" xmlns:o="urn:schemas-microsoft-com:office:office" xmlns:oel="http://schemas.microsoft.com/office/2019/extlst" xmlns:r="http://schemas.openxmlformats.org/officeDocument/2006/relationships" xmlns:m="http://schemas.openxmlformats.org/officeDocument/2006/math" xmlns:v="urn:schemas-microsoft-com:vml" xmlns:wp14="http://schemas.microsoft.com/office/word/2010/wordprocessingDrawing" xmlns:wp="http://schemas.openxmlformats.org/drawingml/2006/wordprocessingDrawing" xmlns:w10="urn:schemas-microsoft-com:office:word" xmlns:w="http://schemas.openxmlformats.org/wordprocessingml/2006/main" xmlns:w14="http://schemas.microsoft.com/office/word/2010/wordml" xmlns:w15="http://schemas.microsoft.com/office/word/2012/wordml" xmlns:w16cex="http://schemas.microsoft.com/office/word/2018/wordml/cex" xmlns:w16cid="http://schemas.microsoft.com/office/word/2016/wordml/cid" xmlns:w16="http://schemas.microsoft.com/office/word/2018/wordml" xmlns:w16du="http://schemas.microsoft.com/office/word/2023/wordml/word16du" xmlns:w16sdtdh="http://schemas.microsoft.com/office/word/2020/wordml/sdtdatahash" xmlns:w16sdtfl="http://schemas.microsoft.com/office/word/2024/wordml/sdtformatlock" xmlns:w16se="http://schemas.microsoft.com/office/word/2015/wordml/symex" xmlns:wpg="http://schemas.microsoft.com/office/word/2010/wordprocessingGroup" xmlns:wpi="http://schemas.microsoft.com/office/word/2010/wordprocessingInk" xmlns:wne="http://schemas.microsoft.com/office/word/2006/wordml" xmlns:wps="http://schemas.microsoft.com/office/word/2010/wordprocessingShape" mc:Ignorable="w14 w15 w16se w16cid w16 w16cex w16sdtdh w16sdtfl w16du wp14">
   <w:sdt>
     <w:sdtPr>
       <w:id w:val="422460299"/>
@@ -3845,6 +6507,7 @@
         <w:docPartUnique/>
       </w:docPartObj>
     </w:sdtPr>
+    <w:sdtEndPr/>
     <w:sdtContent>
       <w:p>
         <w:pPr>
@@ -3887,7 +6550,7 @@
 </file>
 
 <file path=word/footnotes.xml><?xml version="1.0" encoding="utf-8"?>
-<w:footnotes xmlns:wpc="http://schemas.microsoft.com/office/word/2010/wordprocessingCanvas" xmlns:cx="http://schemas.microsoft.com/office/drawing/2014/chartex" xmlns:cx1="http://schemas.microsoft.com/office/drawing/2015/9/8/chartex" xmlns:cx2="http://schemas.microsoft.com/office/drawing/2015/10/21/chartex" xmlns:cx3="http://schemas.microsoft.com/office/drawing/2016/5/9/chartex" xmlns:cx4="http://schemas.microsoft.com/office/drawing/2016/5/10/chartex" xmlns:cx5="http://schemas.microsoft.com/office/drawing/2016/5/11/chartex" xmlns:cx6="http://schemas.microsoft.com/office/drawing/2016/5/12/chartex" xmlns:cx7="http://schemas.microsoft.com/office/drawing/2016/5/13/chartex" xmlns:cx8="http://schemas.microsoft.com/office/drawing/2016/5/14/chartex" xmlns:mc="http://schemas.openxmlformats.org/markup-compatibility/2006" xmlns:aink="http://schemas.microsoft.com/office/drawing/2016/ink" xmlns:am3d="http://schemas.microsoft.com/office/drawing/2017/model3d" xmlns:o="urn:schemas-microsoft-com:office:office" xmlns:oel="http://schemas.microsoft.com/office/2019/extlst" xmlns:r="http://schemas.openxmlformats.org/officeDocument/2006/relationships" xmlns:m="http://schemas.openxmlformats.org/officeDocument/2006/math" xmlns:v="urn:schemas-microsoft-com:vml" xmlns:wp14="http://schemas.microsoft.com/office/word/2010/wordprocessingDrawing" xmlns:wp="http://schemas.openxmlformats.org/drawingml/2006/wordprocessingDrawing" xmlns:w10="urn:schemas-microsoft-com:office:word" xmlns:w="http://schemas.openxmlformats.org/wordprocessingml/2006/main" xmlns:w14="http://schemas.microsoft.com/office/word/2010/wordml" xmlns:w15="http://schemas.microsoft.com/office/word/2012/wordml" xmlns:w16cex="http://schemas.microsoft.com/office/word/2018/wordml/cex" xmlns:w16cid="http://schemas.microsoft.com/office/word/2016/wordml/cid" xmlns:w16="http://schemas.microsoft.com/office/word/2018/wordml" xmlns:w16sdtdh="http://schemas.microsoft.com/office/word/2020/wordml/sdtdatahash" xmlns:w16se="http://schemas.microsoft.com/office/word/2015/wordml/symex" xmlns:wpg="http://schemas.microsoft.com/office/word/2010/wordprocessingGroup" xmlns:wpi="http://schemas.microsoft.com/office/word/2010/wordprocessingInk" xmlns:wne="http://schemas.microsoft.com/office/word/2006/wordml" xmlns:wps="http://schemas.microsoft.com/office/word/2010/wordprocessingShape" mc:Ignorable="w14 w15 w16se w16cid w16 w16cex w16sdtdh wp14">
+<w:footnotes xmlns:wpc="http://schemas.microsoft.com/office/word/2010/wordprocessingCanvas" xmlns:cx="http://schemas.microsoft.com/office/drawing/2014/chartex" xmlns:cx1="http://schemas.microsoft.com/office/drawing/2015/9/8/chartex" xmlns:cx2="http://schemas.microsoft.com/office/drawing/2015/10/21/chartex" xmlns:cx3="http://schemas.microsoft.com/office/drawing/2016/5/9/chartex" xmlns:cx4="http://schemas.microsoft.com/office/drawing/2016/5/10/chartex" xmlns:cx5="http://schemas.microsoft.com/office/drawing/2016/5/11/chartex" xmlns:cx6="http://schemas.microsoft.com/office/drawing/2016/5/12/chartex" xmlns:cx7="http://schemas.microsoft.com/office/drawing/2016/5/13/chartex" xmlns:cx8="http://schemas.microsoft.com/office/drawing/2016/5/14/chartex" xmlns:mc="http://schemas.openxmlformats.org/markup-compatibility/2006" xmlns:aink="http://schemas.microsoft.com/office/drawing/2016/ink" xmlns:am3d="http://schemas.microsoft.com/office/drawing/2017/model3d" xmlns:o="urn:schemas-microsoft-com:office:office" xmlns:oel="http://schemas.microsoft.com/office/2019/extlst" xmlns:r="http://schemas.openxmlformats.org/officeDocument/2006/relationships" xmlns:m="http://schemas.openxmlformats.org/officeDocument/2006/math" xmlns:v="urn:schemas-microsoft-com:vml" xmlns:wp14="http://schemas.microsoft.com/office/word/2010/wordprocessingDrawing" xmlns:wp="http://schemas.openxmlformats.org/drawingml/2006/wordprocessingDrawing" xmlns:w10="urn:schemas-microsoft-com:office:word" xmlns:w="http://schemas.openxmlformats.org/wordprocessingml/2006/main" xmlns:w14="http://schemas.microsoft.com/office/word/2010/wordml" xmlns:w15="http://schemas.microsoft.com/office/word/2012/wordml" xmlns:w16cex="http://schemas.microsoft.com/office/word/2018/wordml/cex" xmlns:w16cid="http://schemas.microsoft.com/office/word/2016/wordml/cid" xmlns:w16="http://schemas.microsoft.com/office/word/2018/wordml" xmlns:w16du="http://schemas.microsoft.com/office/word/2023/wordml/word16du" xmlns:w16sdtdh="http://schemas.microsoft.com/office/word/2020/wordml/sdtdatahash" xmlns:w16sdtfl="http://schemas.microsoft.com/office/word/2024/wordml/sdtformatlock" xmlns:w16se="http://schemas.microsoft.com/office/word/2015/wordml/symex" xmlns:wpg="http://schemas.microsoft.com/office/word/2010/wordprocessingGroup" xmlns:wpi="http://schemas.microsoft.com/office/word/2010/wordprocessingInk" xmlns:wne="http://schemas.microsoft.com/office/word/2006/wordml" xmlns:wps="http://schemas.microsoft.com/office/word/2010/wordprocessingShape" mc:Ignorable="w14 w15 w16se w16cid w16 w16cex w16sdtdh w16sdtfl w16du wp14">
   <w:footnote w:type="separator" w:id="-1">
     <w:p>
       <w:r>
@@ -3906,7 +6569,7 @@
 </file>
 
 <file path=word/numbering.xml><?xml version="1.0" encoding="utf-8"?>
-<w:numbering xmlns:wpc="http://schemas.microsoft.com/office/word/2010/wordprocessingCanvas" xmlns:cx="http://schemas.microsoft.com/office/drawing/2014/chartex" xmlns:cx1="http://schemas.microsoft.com/office/drawing/2015/9/8/chartex" xmlns:cx2="http://schemas.microsoft.com/office/drawing/2015/10/21/chartex" xmlns:cx3="http://schemas.microsoft.com/office/drawing/2016/5/9/chartex" xmlns:cx4="http://schemas.microsoft.com/office/drawing/2016/5/10/chartex" xmlns:cx5="http://schemas.microsoft.com/office/drawing/2016/5/11/chartex" xmlns:cx6="http://schemas.microsoft.com/office/drawing/2016/5/12/chartex" xmlns:cx7="http://schemas.microsoft.com/office/drawing/2016/5/13/chartex" xmlns:cx8="http://schemas.microsoft.com/office/drawing/2016/5/14/chartex" xmlns:mc="http://schemas.openxmlformats.org/markup-compatibility/2006" xmlns:aink="http://schemas.microsoft.com/office/drawing/2016/ink" xmlns:am3d="http://schemas.microsoft.com/office/drawing/2017/model3d" xmlns:o="urn:schemas-microsoft-com:office:office" xmlns:oel="http://schemas.microsoft.com/office/2019/extlst" xmlns:r="http://schemas.openxmlformats.org/officeDocument/2006/relationships" xmlns:m="http://schemas.openxmlformats.org/officeDocument/2006/math" xmlns:v="urn:schemas-microsoft-com:vml" xmlns:wp14="http://schemas.microsoft.com/office/word/2010/wordprocessingDrawing" xmlns:wp="http://schemas.openxmlformats.org/drawingml/2006/wordprocessingDrawing" xmlns:w10="urn:schemas-microsoft-com:office:word" xmlns:w="http://schemas.openxmlformats.org/wordprocessingml/2006/main" xmlns:w14="http://schemas.microsoft.com/office/word/2010/wordml" xmlns:w15="http://schemas.microsoft.com/office/word/2012/wordml" xmlns:w16cex="http://schemas.microsoft.com/office/word/2018/wordml/cex" xmlns:w16cid="http://schemas.microsoft.com/office/word/2016/wordml/cid" xmlns:w16="http://schemas.microsoft.com/office/word/2018/wordml" xmlns:w16sdtdh="http://schemas.microsoft.com/office/word/2020/wordml/sdtdatahash" xmlns:w16se="http://schemas.microsoft.com/office/word/2015/wordml/symex" xmlns:wpg="http://schemas.microsoft.com/office/word/2010/wordprocessingGroup" xmlns:wpi="http://schemas.microsoft.com/office/word/2010/wordprocessingInk" xmlns:wne="http://schemas.microsoft.com/office/word/2006/wordml" xmlns:wps="http://schemas.microsoft.com/office/word/2010/wordprocessingShape" mc:Ignorable="w14 w15 w16se w16cid w16 w16cex w16sdtdh wp14">
+<w:numbering xmlns:wpc="http://schemas.microsoft.com/office/word/2010/wordprocessingCanvas" xmlns:cx="http://schemas.microsoft.com/office/drawing/2014/chartex" xmlns:cx1="http://schemas.microsoft.com/office/drawing/2015/9/8/chartex" xmlns:cx2="http://schemas.microsoft.com/office/drawing/2015/10/21/chartex" xmlns:cx3="http://schemas.microsoft.com/office/drawing/2016/5/9/chartex" xmlns:cx4="http://schemas.microsoft.com/office/drawing/2016/5/10/chartex" xmlns:cx5="http://schemas.microsoft.com/office/drawing/2016/5/11/chartex" xmlns:cx6="http://schemas.microsoft.com/office/drawing/2016/5/12/chartex" xmlns:cx7="http://schemas.microsoft.com/office/drawing/2016/5/13/chartex" xmlns:cx8="http://schemas.microsoft.com/office/drawing/2016/5/14/chartex" xmlns:mc="http://schemas.openxmlformats.org/markup-compatibility/2006" xmlns:aink="http://schemas.microsoft.com/office/drawing/2016/ink" xmlns:am3d="http://schemas.microsoft.com/office/drawing/2017/model3d" xmlns:o="urn:schemas-microsoft-com:office:office" xmlns:oel="http://schemas.microsoft.com/office/2019/extlst" xmlns:r="http://schemas.openxmlformats.org/officeDocument/2006/relationships" xmlns:m="http://schemas.openxmlformats.org/officeDocument/2006/math" xmlns:v="urn:schemas-microsoft-com:vml" xmlns:wp14="http://schemas.microsoft.com/office/word/2010/wordprocessingDrawing" xmlns:wp="http://schemas.openxmlformats.org/drawingml/2006/wordprocessingDrawing" xmlns:w10="urn:schemas-microsoft-com:office:word" xmlns:w="http://schemas.openxmlformats.org/wordprocessingml/2006/main" xmlns:w14="http://schemas.microsoft.com/office/word/2010/wordml" xmlns:w15="http://schemas.microsoft.com/office/word/2012/wordml" xmlns:w16cex="http://schemas.microsoft.com/office/word/2018/wordml/cex" xmlns:w16cid="http://schemas.microsoft.com/office/word/2016/wordml/cid" xmlns:w16="http://schemas.microsoft.com/office/word/2018/wordml" xmlns:w16du="http://schemas.microsoft.com/office/word/2023/wordml/word16du" xmlns:w16sdtdh="http://schemas.microsoft.com/office/word/2020/wordml/sdtdatahash" xmlns:w16sdtfl="http://schemas.microsoft.com/office/word/2024/wordml/sdtformatlock" xmlns:w16se="http://schemas.microsoft.com/office/word/2015/wordml/symex" xmlns:wpg="http://schemas.microsoft.com/office/word/2010/wordprocessingGroup" xmlns:wpi="http://schemas.microsoft.com/office/word/2010/wordprocessingInk" xmlns:wne="http://schemas.microsoft.com/office/word/2006/wordml" xmlns:wps="http://schemas.microsoft.com/office/word/2010/wordprocessingShape" mc:Ignorable="w14 w15 w16se w16cid w16 w16cex w16sdtdh w16sdtfl w16du wp14">
   <w:abstractNum w:abstractNumId="0" w15:restartNumberingAfterBreak="0">
     <w:nsid w:val="0A922B1D"/>
     <w:multiLevelType w:val="multilevel"/>
@@ -4682,6 +7345,119 @@
     </w:lvl>
   </w:abstractNum>
   <w:abstractNum w:abstractNumId="6" w15:restartNumberingAfterBreak="0">
+    <w:nsid w:val="1C9A7F35"/>
+    <w:multiLevelType w:val="multilevel"/>
+    <w:tmpl w:val="CDC0CC00"/>
+    <w:lvl w:ilvl="0">
+      <w:start w:val="1"/>
+      <w:numFmt w:val="decimal"/>
+      <w:lvlText w:val="%1."/>
+      <w:lvlJc w:val="left"/>
+      <w:pPr>
+        <w:tabs>
+          <w:tab w:val="num" w:pos="720"/>
+        </w:tabs>
+        <w:ind w:left="720" w:hanging="360"/>
+      </w:pPr>
+    </w:lvl>
+    <w:lvl w:ilvl="1" w:tentative="1">
+      <w:start w:val="1"/>
+      <w:numFmt w:val="decimal"/>
+      <w:lvlText w:val="%2."/>
+      <w:lvlJc w:val="left"/>
+      <w:pPr>
+        <w:tabs>
+          <w:tab w:val="num" w:pos="1440"/>
+        </w:tabs>
+        <w:ind w:left="1440" w:hanging="360"/>
+      </w:pPr>
+    </w:lvl>
+    <w:lvl w:ilvl="2" w:tentative="1">
+      <w:start w:val="1"/>
+      <w:numFmt w:val="decimal"/>
+      <w:lvlText w:val="%3."/>
+      <w:lvlJc w:val="left"/>
+      <w:pPr>
+        <w:tabs>
+          <w:tab w:val="num" w:pos="2160"/>
+        </w:tabs>
+        <w:ind w:left="2160" w:hanging="360"/>
+      </w:pPr>
+    </w:lvl>
+    <w:lvl w:ilvl="3" w:tentative="1">
+      <w:start w:val="1"/>
+      <w:numFmt w:val="decimal"/>
+      <w:lvlText w:val="%4."/>
+      <w:lvlJc w:val="left"/>
+      <w:pPr>
+        <w:tabs>
+          <w:tab w:val="num" w:pos="2880"/>
+        </w:tabs>
+        <w:ind w:left="2880" w:hanging="360"/>
+      </w:pPr>
+    </w:lvl>
+    <w:lvl w:ilvl="4" w:tentative="1">
+      <w:start w:val="1"/>
+      <w:numFmt w:val="decimal"/>
+      <w:lvlText w:val="%5."/>
+      <w:lvlJc w:val="left"/>
+      <w:pPr>
+        <w:tabs>
+          <w:tab w:val="num" w:pos="3600"/>
+        </w:tabs>
+        <w:ind w:left="3600" w:hanging="360"/>
+      </w:pPr>
+    </w:lvl>
+    <w:lvl w:ilvl="5" w:tentative="1">
+      <w:start w:val="1"/>
+      <w:numFmt w:val="decimal"/>
+      <w:lvlText w:val="%6."/>
+      <w:lvlJc w:val="left"/>
+      <w:pPr>
+        <w:tabs>
+          <w:tab w:val="num" w:pos="4320"/>
+        </w:tabs>
+        <w:ind w:left="4320" w:hanging="360"/>
+      </w:pPr>
+    </w:lvl>
+    <w:lvl w:ilvl="6" w:tentative="1">
+      <w:start w:val="1"/>
+      <w:numFmt w:val="decimal"/>
+      <w:lvlText w:val="%7."/>
+      <w:lvlJc w:val="left"/>
+      <w:pPr>
+        <w:tabs>
+          <w:tab w:val="num" w:pos="5040"/>
+        </w:tabs>
+        <w:ind w:left="5040" w:hanging="360"/>
+      </w:pPr>
+    </w:lvl>
+    <w:lvl w:ilvl="7" w:tentative="1">
+      <w:start w:val="1"/>
+      <w:numFmt w:val="decimal"/>
+      <w:lvlText w:val="%8."/>
+      <w:lvlJc w:val="left"/>
+      <w:pPr>
+        <w:tabs>
+          <w:tab w:val="num" w:pos="5760"/>
+        </w:tabs>
+        <w:ind w:left="5760" w:hanging="360"/>
+      </w:pPr>
+    </w:lvl>
+    <w:lvl w:ilvl="8" w:tentative="1">
+      <w:start w:val="1"/>
+      <w:numFmt w:val="decimal"/>
+      <w:lvlText w:val="%9."/>
+      <w:lvlJc w:val="left"/>
+      <w:pPr>
+        <w:tabs>
+          <w:tab w:val="num" w:pos="6480"/>
+        </w:tabs>
+        <w:ind w:left="6480" w:hanging="360"/>
+      </w:pPr>
+    </w:lvl>
+  </w:abstractNum>
+  <w:abstractNum w:abstractNumId="7" w15:restartNumberingAfterBreak="0">
     <w:nsid w:val="1F327EEE"/>
     <w:multiLevelType w:val="multilevel"/>
     <w:tmpl w:val="84FACE7C"/>
@@ -4830,7 +7606,7 @@
       </w:rPr>
     </w:lvl>
   </w:abstractNum>
-  <w:abstractNum w:abstractNumId="7" w15:restartNumberingAfterBreak="0">
+  <w:abstractNum w:abstractNumId="8" w15:restartNumberingAfterBreak="0">
     <w:nsid w:val="21421459"/>
     <w:multiLevelType w:val="hybridMultilevel"/>
     <w:tmpl w:val="150CEA66"/>
@@ -4919,7 +7695,120 @@
       </w:pPr>
     </w:lvl>
   </w:abstractNum>
-  <w:abstractNum w:abstractNumId="8" w15:restartNumberingAfterBreak="0">
+  <w:abstractNum w:abstractNumId="9" w15:restartNumberingAfterBreak="0">
+    <w:nsid w:val="259B5C00"/>
+    <w:multiLevelType w:val="multilevel"/>
+    <w:tmpl w:val="4B2671BC"/>
+    <w:lvl w:ilvl="0">
+      <w:start w:val="1"/>
+      <w:numFmt w:val="decimal"/>
+      <w:lvlText w:val="%1."/>
+      <w:lvlJc w:val="left"/>
+      <w:pPr>
+        <w:tabs>
+          <w:tab w:val="num" w:pos="720"/>
+        </w:tabs>
+        <w:ind w:left="720" w:hanging="360"/>
+      </w:pPr>
+    </w:lvl>
+    <w:lvl w:ilvl="1" w:tentative="1">
+      <w:start w:val="1"/>
+      <w:numFmt w:val="decimal"/>
+      <w:lvlText w:val="%2."/>
+      <w:lvlJc w:val="left"/>
+      <w:pPr>
+        <w:tabs>
+          <w:tab w:val="num" w:pos="1440"/>
+        </w:tabs>
+        <w:ind w:left="1440" w:hanging="360"/>
+      </w:pPr>
+    </w:lvl>
+    <w:lvl w:ilvl="2" w:tentative="1">
+      <w:start w:val="1"/>
+      <w:numFmt w:val="decimal"/>
+      <w:lvlText w:val="%3."/>
+      <w:lvlJc w:val="left"/>
+      <w:pPr>
+        <w:tabs>
+          <w:tab w:val="num" w:pos="2160"/>
+        </w:tabs>
+        <w:ind w:left="2160" w:hanging="360"/>
+      </w:pPr>
+    </w:lvl>
+    <w:lvl w:ilvl="3" w:tentative="1">
+      <w:start w:val="1"/>
+      <w:numFmt w:val="decimal"/>
+      <w:lvlText w:val="%4."/>
+      <w:lvlJc w:val="left"/>
+      <w:pPr>
+        <w:tabs>
+          <w:tab w:val="num" w:pos="2880"/>
+        </w:tabs>
+        <w:ind w:left="2880" w:hanging="360"/>
+      </w:pPr>
+    </w:lvl>
+    <w:lvl w:ilvl="4" w:tentative="1">
+      <w:start w:val="1"/>
+      <w:numFmt w:val="decimal"/>
+      <w:lvlText w:val="%5."/>
+      <w:lvlJc w:val="left"/>
+      <w:pPr>
+        <w:tabs>
+          <w:tab w:val="num" w:pos="3600"/>
+        </w:tabs>
+        <w:ind w:left="3600" w:hanging="360"/>
+      </w:pPr>
+    </w:lvl>
+    <w:lvl w:ilvl="5" w:tentative="1">
+      <w:start w:val="1"/>
+      <w:numFmt w:val="decimal"/>
+      <w:lvlText w:val="%6."/>
+      <w:lvlJc w:val="left"/>
+      <w:pPr>
+        <w:tabs>
+          <w:tab w:val="num" w:pos="4320"/>
+        </w:tabs>
+        <w:ind w:left="4320" w:hanging="360"/>
+      </w:pPr>
+    </w:lvl>
+    <w:lvl w:ilvl="6" w:tentative="1">
+      <w:start w:val="1"/>
+      <w:numFmt w:val="decimal"/>
+      <w:lvlText w:val="%7."/>
+      <w:lvlJc w:val="left"/>
+      <w:pPr>
+        <w:tabs>
+          <w:tab w:val="num" w:pos="5040"/>
+        </w:tabs>
+        <w:ind w:left="5040" w:hanging="360"/>
+      </w:pPr>
+    </w:lvl>
+    <w:lvl w:ilvl="7" w:tentative="1">
+      <w:start w:val="1"/>
+      <w:numFmt w:val="decimal"/>
+      <w:lvlText w:val="%8."/>
+      <w:lvlJc w:val="left"/>
+      <w:pPr>
+        <w:tabs>
+          <w:tab w:val="num" w:pos="5760"/>
+        </w:tabs>
+        <w:ind w:left="5760" w:hanging="360"/>
+      </w:pPr>
+    </w:lvl>
+    <w:lvl w:ilvl="8" w:tentative="1">
+      <w:start w:val="1"/>
+      <w:numFmt w:val="decimal"/>
+      <w:lvlText w:val="%9."/>
+      <w:lvlJc w:val="left"/>
+      <w:pPr>
+        <w:tabs>
+          <w:tab w:val="num" w:pos="6480"/>
+        </w:tabs>
+        <w:ind w:left="6480" w:hanging="360"/>
+      </w:pPr>
+    </w:lvl>
+  </w:abstractNum>
+  <w:abstractNum w:abstractNumId="10" w15:restartNumberingAfterBreak="0">
     <w:nsid w:val="27EA060B"/>
     <w:multiLevelType w:val="multilevel"/>
     <w:tmpl w:val="1BAE580A"/>
@@ -5068,7 +7957,7 @@
       </w:rPr>
     </w:lvl>
   </w:abstractNum>
-  <w:abstractNum w:abstractNumId="9" w15:restartNumberingAfterBreak="0">
+  <w:abstractNum w:abstractNumId="11" w15:restartNumberingAfterBreak="0">
     <w:nsid w:val="3C61143D"/>
     <w:multiLevelType w:val="multilevel"/>
     <w:tmpl w:val="2CB80B40"/>
@@ -5217,7 +8106,7 @@
       </w:rPr>
     </w:lvl>
   </w:abstractNum>
-  <w:abstractNum w:abstractNumId="10" w15:restartNumberingAfterBreak="0">
+  <w:abstractNum w:abstractNumId="12" w15:restartNumberingAfterBreak="0">
     <w:nsid w:val="3E1A2266"/>
     <w:multiLevelType w:val="multilevel"/>
     <w:tmpl w:val="9CEEE9F0"/>
@@ -5366,7 +8255,7 @@
       </w:rPr>
     </w:lvl>
   </w:abstractNum>
-  <w:abstractNum w:abstractNumId="11" w15:restartNumberingAfterBreak="0">
+  <w:abstractNum w:abstractNumId="13" w15:restartNumberingAfterBreak="0">
     <w:nsid w:val="413375F8"/>
     <w:multiLevelType w:val="multilevel"/>
     <w:tmpl w:val="EE84CEDA"/>
@@ -5515,7 +8404,7 @@
       </w:rPr>
     </w:lvl>
   </w:abstractNum>
-  <w:abstractNum w:abstractNumId="12" w15:restartNumberingAfterBreak="0">
+  <w:abstractNum w:abstractNumId="14" w15:restartNumberingAfterBreak="0">
     <w:nsid w:val="47D21808"/>
     <w:multiLevelType w:val="multilevel"/>
     <w:tmpl w:val="53C64436"/>
@@ -5664,7 +8553,7 @@
       </w:rPr>
     </w:lvl>
   </w:abstractNum>
-  <w:abstractNum w:abstractNumId="13" w15:restartNumberingAfterBreak="0">
+  <w:abstractNum w:abstractNumId="15" w15:restartNumberingAfterBreak="0">
     <w:nsid w:val="4A5E4209"/>
     <w:multiLevelType w:val="multilevel"/>
     <w:tmpl w:val="256E5632"/>
@@ -5813,7 +8702,7 @@
       </w:rPr>
     </w:lvl>
   </w:abstractNum>
-  <w:abstractNum w:abstractNumId="14" w15:restartNumberingAfterBreak="0">
+  <w:abstractNum w:abstractNumId="16" w15:restartNumberingAfterBreak="0">
     <w:nsid w:val="4AF855DF"/>
     <w:multiLevelType w:val="multilevel"/>
     <w:tmpl w:val="167036B8"/>
@@ -5962,7 +8851,156 @@
       </w:rPr>
     </w:lvl>
   </w:abstractNum>
-  <w:abstractNum w:abstractNumId="15" w15:restartNumberingAfterBreak="0">
+  <w:abstractNum w:abstractNumId="17" w15:restartNumberingAfterBreak="0">
+    <w:nsid w:val="4CCD1899"/>
+    <w:multiLevelType w:val="multilevel"/>
+    <w:tmpl w:val="C884E2FC"/>
+    <w:lvl w:ilvl="0">
+      <w:start w:val="1"/>
+      <w:numFmt w:val="bullet"/>
+      <w:lvlText w:val=""/>
+      <w:lvlJc w:val="left"/>
+      <w:pPr>
+        <w:tabs>
+          <w:tab w:val="num" w:pos="720"/>
+        </w:tabs>
+        <w:ind w:left="720" w:hanging="360"/>
+      </w:pPr>
+      <w:rPr>
+        <w:rFonts w:ascii="Symbol" w:hAnsi="Symbol" w:hint="default"/>
+        <w:sz w:val="20"/>
+      </w:rPr>
+    </w:lvl>
+    <w:lvl w:ilvl="1" w:tentative="1">
+      <w:start w:val="1"/>
+      <w:numFmt w:val="bullet"/>
+      <w:lvlText w:val="o"/>
+      <w:lvlJc w:val="left"/>
+      <w:pPr>
+        <w:tabs>
+          <w:tab w:val="num" w:pos="1440"/>
+        </w:tabs>
+        <w:ind w:left="1440" w:hanging="360"/>
+      </w:pPr>
+      <w:rPr>
+        <w:rFonts w:ascii="Courier New" w:hAnsi="Courier New" w:hint="default"/>
+        <w:sz w:val="20"/>
+      </w:rPr>
+    </w:lvl>
+    <w:lvl w:ilvl="2" w:tentative="1">
+      <w:start w:val="1"/>
+      <w:numFmt w:val="bullet"/>
+      <w:lvlText w:val=""/>
+      <w:lvlJc w:val="left"/>
+      <w:pPr>
+        <w:tabs>
+          <w:tab w:val="num" w:pos="2160"/>
+        </w:tabs>
+        <w:ind w:left="2160" w:hanging="360"/>
+      </w:pPr>
+      <w:rPr>
+        <w:rFonts w:ascii="Wingdings" w:hAnsi="Wingdings" w:hint="default"/>
+        <w:sz w:val="20"/>
+      </w:rPr>
+    </w:lvl>
+    <w:lvl w:ilvl="3" w:tentative="1">
+      <w:start w:val="1"/>
+      <w:numFmt w:val="bullet"/>
+      <w:lvlText w:val=""/>
+      <w:lvlJc w:val="left"/>
+      <w:pPr>
+        <w:tabs>
+          <w:tab w:val="num" w:pos="2880"/>
+        </w:tabs>
+        <w:ind w:left="2880" w:hanging="360"/>
+      </w:pPr>
+      <w:rPr>
+        <w:rFonts w:ascii="Wingdings" w:hAnsi="Wingdings" w:hint="default"/>
+        <w:sz w:val="20"/>
+      </w:rPr>
+    </w:lvl>
+    <w:lvl w:ilvl="4" w:tentative="1">
+      <w:start w:val="1"/>
+      <w:numFmt w:val="bullet"/>
+      <w:lvlText w:val=""/>
+      <w:lvlJc w:val="left"/>
+      <w:pPr>
+        <w:tabs>
+          <w:tab w:val="num" w:pos="3600"/>
+        </w:tabs>
+        <w:ind w:left="3600" w:hanging="360"/>
+      </w:pPr>
+      <w:rPr>
+        <w:rFonts w:ascii="Wingdings" w:hAnsi="Wingdings" w:hint="default"/>
+        <w:sz w:val="20"/>
+      </w:rPr>
+    </w:lvl>
+    <w:lvl w:ilvl="5" w:tentative="1">
+      <w:start w:val="1"/>
+      <w:numFmt w:val="bullet"/>
+      <w:lvlText w:val=""/>
+      <w:lvlJc w:val="left"/>
+      <w:pPr>
+        <w:tabs>
+          <w:tab w:val="num" w:pos="4320"/>
+        </w:tabs>
+        <w:ind w:left="4320" w:hanging="360"/>
+      </w:pPr>
+      <w:rPr>
+        <w:rFonts w:ascii="Wingdings" w:hAnsi="Wingdings" w:hint="default"/>
+        <w:sz w:val="20"/>
+      </w:rPr>
+    </w:lvl>
+    <w:lvl w:ilvl="6" w:tentative="1">
+      <w:start w:val="1"/>
+      <w:numFmt w:val="bullet"/>
+      <w:lvlText w:val=""/>
+      <w:lvlJc w:val="left"/>
+      <w:pPr>
+        <w:tabs>
+          <w:tab w:val="num" w:pos="5040"/>
+        </w:tabs>
+        <w:ind w:left="5040" w:hanging="360"/>
+      </w:pPr>
+      <w:rPr>
+        <w:rFonts w:ascii="Wingdings" w:hAnsi="Wingdings" w:hint="default"/>
+        <w:sz w:val="20"/>
+      </w:rPr>
+    </w:lvl>
+    <w:lvl w:ilvl="7" w:tentative="1">
+      <w:start w:val="1"/>
+      <w:numFmt w:val="bullet"/>
+      <w:lvlText w:val=""/>
+      <w:lvlJc w:val="left"/>
+      <w:pPr>
+        <w:tabs>
+          <w:tab w:val="num" w:pos="5760"/>
+        </w:tabs>
+        <w:ind w:left="5760" w:hanging="360"/>
+      </w:pPr>
+      <w:rPr>
+        <w:rFonts w:ascii="Wingdings" w:hAnsi="Wingdings" w:hint="default"/>
+        <w:sz w:val="20"/>
+      </w:rPr>
+    </w:lvl>
+    <w:lvl w:ilvl="8" w:tentative="1">
+      <w:start w:val="1"/>
+      <w:numFmt w:val="bullet"/>
+      <w:lvlText w:val=""/>
+      <w:lvlJc w:val="left"/>
+      <w:pPr>
+        <w:tabs>
+          <w:tab w:val="num" w:pos="6480"/>
+        </w:tabs>
+        <w:ind w:left="6480" w:hanging="360"/>
+      </w:pPr>
+      <w:rPr>
+        <w:rFonts w:ascii="Wingdings" w:hAnsi="Wingdings" w:hint="default"/>
+        <w:sz w:val="20"/>
+      </w:rPr>
+    </w:lvl>
+  </w:abstractNum>
+  <w:abstractNum w:abstractNumId="18" w15:restartNumberingAfterBreak="0">
     <w:nsid w:val="506B5088"/>
     <w:multiLevelType w:val="multilevel"/>
     <w:tmpl w:val="6838A6A6"/>
@@ -6111,7 +9149,7 @@
       </w:rPr>
     </w:lvl>
   </w:abstractNum>
-  <w:abstractNum w:abstractNumId="16" w15:restartNumberingAfterBreak="0">
+  <w:abstractNum w:abstractNumId="19" w15:restartNumberingAfterBreak="0">
     <w:nsid w:val="51C10E03"/>
     <w:multiLevelType w:val="multilevel"/>
     <w:tmpl w:val="91C80F6A"/>
@@ -6260,7 +9298,7 @@
       </w:rPr>
     </w:lvl>
   </w:abstractNum>
-  <w:abstractNum w:abstractNumId="17" w15:restartNumberingAfterBreak="0">
+  <w:abstractNum w:abstractNumId="20" w15:restartNumberingAfterBreak="0">
     <w:nsid w:val="526E09F7"/>
     <w:multiLevelType w:val="multilevel"/>
     <w:tmpl w:val="F9A4D08A"/>
@@ -6409,7 +9447,156 @@
       </w:rPr>
     </w:lvl>
   </w:abstractNum>
-  <w:abstractNum w:abstractNumId="18" w15:restartNumberingAfterBreak="0">
+  <w:abstractNum w:abstractNumId="21" w15:restartNumberingAfterBreak="0">
+    <w:nsid w:val="52861E75"/>
+    <w:multiLevelType w:val="multilevel"/>
+    <w:tmpl w:val="38A8F19C"/>
+    <w:lvl w:ilvl="0">
+      <w:start w:val="1"/>
+      <w:numFmt w:val="bullet"/>
+      <w:lvlText w:val=""/>
+      <w:lvlJc w:val="left"/>
+      <w:pPr>
+        <w:tabs>
+          <w:tab w:val="num" w:pos="720"/>
+        </w:tabs>
+        <w:ind w:left="720" w:hanging="360"/>
+      </w:pPr>
+      <w:rPr>
+        <w:rFonts w:ascii="Symbol" w:hAnsi="Symbol" w:hint="default"/>
+        <w:sz w:val="20"/>
+      </w:rPr>
+    </w:lvl>
+    <w:lvl w:ilvl="1" w:tentative="1">
+      <w:start w:val="1"/>
+      <w:numFmt w:val="bullet"/>
+      <w:lvlText w:val="o"/>
+      <w:lvlJc w:val="left"/>
+      <w:pPr>
+        <w:tabs>
+          <w:tab w:val="num" w:pos="1440"/>
+        </w:tabs>
+        <w:ind w:left="1440" w:hanging="360"/>
+      </w:pPr>
+      <w:rPr>
+        <w:rFonts w:ascii="Courier New" w:hAnsi="Courier New" w:hint="default"/>
+        <w:sz w:val="20"/>
+      </w:rPr>
+    </w:lvl>
+    <w:lvl w:ilvl="2" w:tentative="1">
+      <w:start w:val="1"/>
+      <w:numFmt w:val="bullet"/>
+      <w:lvlText w:val=""/>
+      <w:lvlJc w:val="left"/>
+      <w:pPr>
+        <w:tabs>
+          <w:tab w:val="num" w:pos="2160"/>
+        </w:tabs>
+        <w:ind w:left="2160" w:hanging="360"/>
+      </w:pPr>
+      <w:rPr>
+        <w:rFonts w:ascii="Wingdings" w:hAnsi="Wingdings" w:hint="default"/>
+        <w:sz w:val="20"/>
+      </w:rPr>
+    </w:lvl>
+    <w:lvl w:ilvl="3" w:tentative="1">
+      <w:start w:val="1"/>
+      <w:numFmt w:val="bullet"/>
+      <w:lvlText w:val=""/>
+      <w:lvlJc w:val="left"/>
+      <w:pPr>
+        <w:tabs>
+          <w:tab w:val="num" w:pos="2880"/>
+        </w:tabs>
+        <w:ind w:left="2880" w:hanging="360"/>
+      </w:pPr>
+      <w:rPr>
+        <w:rFonts w:ascii="Wingdings" w:hAnsi="Wingdings" w:hint="default"/>
+        <w:sz w:val="20"/>
+      </w:rPr>
+    </w:lvl>
+    <w:lvl w:ilvl="4" w:tentative="1">
+      <w:start w:val="1"/>
+      <w:numFmt w:val="bullet"/>
+      <w:lvlText w:val=""/>
+      <w:lvlJc w:val="left"/>
+      <w:pPr>
+        <w:tabs>
+          <w:tab w:val="num" w:pos="3600"/>
+        </w:tabs>
+        <w:ind w:left="3600" w:hanging="360"/>
+      </w:pPr>
+      <w:rPr>
+        <w:rFonts w:ascii="Wingdings" w:hAnsi="Wingdings" w:hint="default"/>
+        <w:sz w:val="20"/>
+      </w:rPr>
+    </w:lvl>
+    <w:lvl w:ilvl="5" w:tentative="1">
+      <w:start w:val="1"/>
+      <w:numFmt w:val="bullet"/>
+      <w:lvlText w:val=""/>
+      <w:lvlJc w:val="left"/>
+      <w:pPr>
+        <w:tabs>
+          <w:tab w:val="num" w:pos="4320"/>
+        </w:tabs>
+        <w:ind w:left="4320" w:hanging="360"/>
+      </w:pPr>
+      <w:rPr>
+        <w:rFonts w:ascii="Wingdings" w:hAnsi="Wingdings" w:hint="default"/>
+        <w:sz w:val="20"/>
+      </w:rPr>
+    </w:lvl>
+    <w:lvl w:ilvl="6" w:tentative="1">
+      <w:start w:val="1"/>
+      <w:numFmt w:val="bullet"/>
+      <w:lvlText w:val=""/>
+      <w:lvlJc w:val="left"/>
+      <w:pPr>
+        <w:tabs>
+          <w:tab w:val="num" w:pos="5040"/>
+        </w:tabs>
+        <w:ind w:left="5040" w:hanging="360"/>
+      </w:pPr>
+      <w:rPr>
+        <w:rFonts w:ascii="Wingdings" w:hAnsi="Wingdings" w:hint="default"/>
+        <w:sz w:val="20"/>
+      </w:rPr>
+    </w:lvl>
+    <w:lvl w:ilvl="7" w:tentative="1">
+      <w:start w:val="1"/>
+      <w:numFmt w:val="bullet"/>
+      <w:lvlText w:val=""/>
+      <w:lvlJc w:val="left"/>
+      <w:pPr>
+        <w:tabs>
+          <w:tab w:val="num" w:pos="5760"/>
+        </w:tabs>
+        <w:ind w:left="5760" w:hanging="360"/>
+      </w:pPr>
+      <w:rPr>
+        <w:rFonts w:ascii="Wingdings" w:hAnsi="Wingdings" w:hint="default"/>
+        <w:sz w:val="20"/>
+      </w:rPr>
+    </w:lvl>
+    <w:lvl w:ilvl="8" w:tentative="1">
+      <w:start w:val="1"/>
+      <w:numFmt w:val="bullet"/>
+      <w:lvlText w:val=""/>
+      <w:lvlJc w:val="left"/>
+      <w:pPr>
+        <w:tabs>
+          <w:tab w:val="num" w:pos="6480"/>
+        </w:tabs>
+        <w:ind w:left="6480" w:hanging="360"/>
+      </w:pPr>
+      <w:rPr>
+        <w:rFonts w:ascii="Wingdings" w:hAnsi="Wingdings" w:hint="default"/>
+        <w:sz w:val="20"/>
+      </w:rPr>
+    </w:lvl>
+  </w:abstractNum>
+  <w:abstractNum w:abstractNumId="22" w15:restartNumberingAfterBreak="0">
     <w:nsid w:val="5E51040E"/>
     <w:multiLevelType w:val="multilevel"/>
     <w:tmpl w:val="7CE6FFAE"/>
@@ -6558,7 +9745,7 @@
       </w:rPr>
     </w:lvl>
   </w:abstractNum>
-  <w:abstractNum w:abstractNumId="19" w15:restartNumberingAfterBreak="0">
+  <w:abstractNum w:abstractNumId="23" w15:restartNumberingAfterBreak="0">
     <w:nsid w:val="64597E17"/>
     <w:multiLevelType w:val="multilevel"/>
     <w:tmpl w:val="23F85286"/>
@@ -6707,7 +9894,156 @@
       </w:rPr>
     </w:lvl>
   </w:abstractNum>
-  <w:abstractNum w:abstractNumId="20" w15:restartNumberingAfterBreak="0">
+  <w:abstractNum w:abstractNumId="24" w15:restartNumberingAfterBreak="0">
+    <w:nsid w:val="6F196D90"/>
+    <w:multiLevelType w:val="multilevel"/>
+    <w:tmpl w:val="D6923322"/>
+    <w:lvl w:ilvl="0">
+      <w:start w:val="1"/>
+      <w:numFmt w:val="bullet"/>
+      <w:lvlText w:val=""/>
+      <w:lvlJc w:val="left"/>
+      <w:pPr>
+        <w:tabs>
+          <w:tab w:val="num" w:pos="720"/>
+        </w:tabs>
+        <w:ind w:left="720" w:hanging="360"/>
+      </w:pPr>
+      <w:rPr>
+        <w:rFonts w:ascii="Symbol" w:hAnsi="Symbol" w:hint="default"/>
+        <w:sz w:val="20"/>
+      </w:rPr>
+    </w:lvl>
+    <w:lvl w:ilvl="1" w:tentative="1">
+      <w:start w:val="1"/>
+      <w:numFmt w:val="bullet"/>
+      <w:lvlText w:val="o"/>
+      <w:lvlJc w:val="left"/>
+      <w:pPr>
+        <w:tabs>
+          <w:tab w:val="num" w:pos="1440"/>
+        </w:tabs>
+        <w:ind w:left="1440" w:hanging="360"/>
+      </w:pPr>
+      <w:rPr>
+        <w:rFonts w:ascii="Courier New" w:hAnsi="Courier New" w:hint="default"/>
+        <w:sz w:val="20"/>
+      </w:rPr>
+    </w:lvl>
+    <w:lvl w:ilvl="2" w:tentative="1">
+      <w:start w:val="1"/>
+      <w:numFmt w:val="bullet"/>
+      <w:lvlText w:val=""/>
+      <w:lvlJc w:val="left"/>
+      <w:pPr>
+        <w:tabs>
+          <w:tab w:val="num" w:pos="2160"/>
+        </w:tabs>
+        <w:ind w:left="2160" w:hanging="360"/>
+      </w:pPr>
+      <w:rPr>
+        <w:rFonts w:ascii="Wingdings" w:hAnsi="Wingdings" w:hint="default"/>
+        <w:sz w:val="20"/>
+      </w:rPr>
+    </w:lvl>
+    <w:lvl w:ilvl="3" w:tentative="1">
+      <w:start w:val="1"/>
+      <w:numFmt w:val="bullet"/>
+      <w:lvlText w:val=""/>
+      <w:lvlJc w:val="left"/>
+      <w:pPr>
+        <w:tabs>
+          <w:tab w:val="num" w:pos="2880"/>
+        </w:tabs>
+        <w:ind w:left="2880" w:hanging="360"/>
+      </w:pPr>
+      <w:rPr>
+        <w:rFonts w:ascii="Wingdings" w:hAnsi="Wingdings" w:hint="default"/>
+        <w:sz w:val="20"/>
+      </w:rPr>
+    </w:lvl>
+    <w:lvl w:ilvl="4" w:tentative="1">
+      <w:start w:val="1"/>
+      <w:numFmt w:val="bullet"/>
+      <w:lvlText w:val=""/>
+      <w:lvlJc w:val="left"/>
+      <w:pPr>
+        <w:tabs>
+          <w:tab w:val="num" w:pos="3600"/>
+        </w:tabs>
+        <w:ind w:left="3600" w:hanging="360"/>
+      </w:pPr>
+      <w:rPr>
+        <w:rFonts w:ascii="Wingdings" w:hAnsi="Wingdings" w:hint="default"/>
+        <w:sz w:val="20"/>
+      </w:rPr>
+    </w:lvl>
+    <w:lvl w:ilvl="5" w:tentative="1">
+      <w:start w:val="1"/>
+      <w:numFmt w:val="bullet"/>
+      <w:lvlText w:val=""/>
+      <w:lvlJc w:val="left"/>
+      <w:pPr>
+        <w:tabs>
+          <w:tab w:val="num" w:pos="4320"/>
+        </w:tabs>
+        <w:ind w:left="4320" w:hanging="360"/>
+      </w:pPr>
+      <w:rPr>
+        <w:rFonts w:ascii="Wingdings" w:hAnsi="Wingdings" w:hint="default"/>
+        <w:sz w:val="20"/>
+      </w:rPr>
+    </w:lvl>
+    <w:lvl w:ilvl="6" w:tentative="1">
+      <w:start w:val="1"/>
+      <w:numFmt w:val="bullet"/>
+      <w:lvlText w:val=""/>
+      <w:lvlJc w:val="left"/>
+      <w:pPr>
+        <w:tabs>
+          <w:tab w:val="num" w:pos="5040"/>
+        </w:tabs>
+        <w:ind w:left="5040" w:hanging="360"/>
+      </w:pPr>
+      <w:rPr>
+        <w:rFonts w:ascii="Wingdings" w:hAnsi="Wingdings" w:hint="default"/>
+        <w:sz w:val="20"/>
+      </w:rPr>
+    </w:lvl>
+    <w:lvl w:ilvl="7" w:tentative="1">
+      <w:start w:val="1"/>
+      <w:numFmt w:val="bullet"/>
+      <w:lvlText w:val=""/>
+      <w:lvlJc w:val="left"/>
+      <w:pPr>
+        <w:tabs>
+          <w:tab w:val="num" w:pos="5760"/>
+        </w:tabs>
+        <w:ind w:left="5760" w:hanging="360"/>
+      </w:pPr>
+      <w:rPr>
+        <w:rFonts w:ascii="Wingdings" w:hAnsi="Wingdings" w:hint="default"/>
+        <w:sz w:val="20"/>
+      </w:rPr>
+    </w:lvl>
+    <w:lvl w:ilvl="8" w:tentative="1">
+      <w:start w:val="1"/>
+      <w:numFmt w:val="bullet"/>
+      <w:lvlText w:val=""/>
+      <w:lvlJc w:val="left"/>
+      <w:pPr>
+        <w:tabs>
+          <w:tab w:val="num" w:pos="6480"/>
+        </w:tabs>
+        <w:ind w:left="6480" w:hanging="360"/>
+      </w:pPr>
+      <w:rPr>
+        <w:rFonts w:ascii="Wingdings" w:hAnsi="Wingdings" w:hint="default"/>
+        <w:sz w:val="20"/>
+      </w:rPr>
+    </w:lvl>
+  </w:abstractNum>
+  <w:abstractNum w:abstractNumId="25" w15:restartNumberingAfterBreak="0">
     <w:nsid w:val="769D2E38"/>
     <w:multiLevelType w:val="multilevel"/>
     <w:tmpl w:val="909C4AAA"/>
@@ -6856,7 +10192,7 @@
       </w:rPr>
     </w:lvl>
   </w:abstractNum>
-  <w:abstractNum w:abstractNumId="21" w15:restartNumberingAfterBreak="0">
+  <w:abstractNum w:abstractNumId="26" w15:restartNumberingAfterBreak="0">
     <w:nsid w:val="7D7E14D7"/>
     <w:multiLevelType w:val="multilevel"/>
     <w:tmpl w:val="74C6452E"/>
@@ -7006,22 +10342,22 @@
     </w:lvl>
   </w:abstractNum>
   <w:num w:numId="1" w16cid:durableId="68970656">
-    <w:abstractNumId w:val="18"/>
+    <w:abstractNumId w:val="22"/>
   </w:num>
   <w:num w:numId="2" w16cid:durableId="759790366">
-    <w:abstractNumId w:val="16"/>
+    <w:abstractNumId w:val="19"/>
   </w:num>
   <w:num w:numId="3" w16cid:durableId="397754948">
-    <w:abstractNumId w:val="8"/>
+    <w:abstractNumId w:val="10"/>
   </w:num>
   <w:num w:numId="4" w16cid:durableId="585192194">
-    <w:abstractNumId w:val="11"/>
+    <w:abstractNumId w:val="13"/>
   </w:num>
   <w:num w:numId="5" w16cid:durableId="1288925940">
-    <w:abstractNumId w:val="12"/>
+    <w:abstractNumId w:val="14"/>
   </w:num>
   <w:num w:numId="6" w16cid:durableId="2136095577">
-    <w:abstractNumId w:val="15"/>
+    <w:abstractNumId w:val="18"/>
   </w:num>
   <w:num w:numId="7" w16cid:durableId="649794639">
     <w:abstractNumId w:val="2"/>
@@ -7030,53 +10366,68 @@
     <w:abstractNumId w:val="1"/>
   </w:num>
   <w:num w:numId="9" w16cid:durableId="1000084214">
-    <w:abstractNumId w:val="6"/>
+    <w:abstractNumId w:val="7"/>
   </w:num>
   <w:num w:numId="10" w16cid:durableId="529417604">
-    <w:abstractNumId w:val="9"/>
+    <w:abstractNumId w:val="11"/>
   </w:num>
   <w:num w:numId="11" w16cid:durableId="702637181">
     <w:abstractNumId w:val="0"/>
   </w:num>
   <w:num w:numId="12" w16cid:durableId="165171612">
-    <w:abstractNumId w:val="19"/>
+    <w:abstractNumId w:val="23"/>
   </w:num>
   <w:num w:numId="13" w16cid:durableId="1219515518">
-    <w:abstractNumId w:val="20"/>
+    <w:abstractNumId w:val="25"/>
   </w:num>
   <w:num w:numId="14" w16cid:durableId="272904506">
-    <w:abstractNumId w:val="10"/>
+    <w:abstractNumId w:val="12"/>
   </w:num>
   <w:num w:numId="15" w16cid:durableId="346948658">
-    <w:abstractNumId w:val="21"/>
+    <w:abstractNumId w:val="26"/>
   </w:num>
   <w:num w:numId="16" w16cid:durableId="1289312099">
-    <w:abstractNumId w:val="14"/>
+    <w:abstractNumId w:val="16"/>
   </w:num>
   <w:num w:numId="17" w16cid:durableId="2014647442">
-    <w:abstractNumId w:val="13"/>
+    <w:abstractNumId w:val="15"/>
   </w:num>
   <w:num w:numId="18" w16cid:durableId="511145682">
     <w:abstractNumId w:val="3"/>
   </w:num>
   <w:num w:numId="19" w16cid:durableId="70397270">
-    <w:abstractNumId w:val="17"/>
+    <w:abstractNumId w:val="20"/>
   </w:num>
   <w:num w:numId="20" w16cid:durableId="804354142">
     <w:abstractNumId w:val="5"/>
   </w:num>
   <w:num w:numId="21" w16cid:durableId="1290747100">
-    <w:abstractNumId w:val="7"/>
+    <w:abstractNumId w:val="8"/>
   </w:num>
   <w:num w:numId="22" w16cid:durableId="871768154">
     <w:abstractNumId w:val="4"/>
+  </w:num>
+  <w:num w:numId="23" w16cid:durableId="753622187">
+    <w:abstractNumId w:val="17"/>
+  </w:num>
+  <w:num w:numId="24" w16cid:durableId="1348288195">
+    <w:abstractNumId w:val="21"/>
+  </w:num>
+  <w:num w:numId="25" w16cid:durableId="2016181561">
+    <w:abstractNumId w:val="24"/>
+  </w:num>
+  <w:num w:numId="26" w16cid:durableId="1820684697">
+    <w:abstractNumId w:val="9"/>
+  </w:num>
+  <w:num w:numId="27" w16cid:durableId="1505052484">
+    <w:abstractNumId w:val="6"/>
   </w:num>
   <w:numIdMacAtCleanup w:val="7"/>
 </w:numbering>
 </file>
 
 <file path=word/styles.xml><?xml version="1.0" encoding="utf-8"?>
-<w:styles xmlns:mc="http://schemas.openxmlformats.org/markup-compatibility/2006" xmlns:r="http://schemas.openxmlformats.org/officeDocument/2006/relationships" xmlns:w="http://schemas.openxmlformats.org/wordprocessingml/2006/main" xmlns:w14="http://schemas.microsoft.com/office/word/2010/wordml" xmlns:w15="http://schemas.microsoft.com/office/word/2012/wordml" xmlns:w16cex="http://schemas.microsoft.com/office/word/2018/wordml/cex" xmlns:w16cid="http://schemas.microsoft.com/office/word/2016/wordml/cid" xmlns:w16="http://schemas.microsoft.com/office/word/2018/wordml" xmlns:w16sdtdh="http://schemas.microsoft.com/office/word/2020/wordml/sdtdatahash" xmlns:w16se="http://schemas.microsoft.com/office/word/2015/wordml/symex" mc:Ignorable="w14 w15 w16se w16cid w16 w16cex w16sdtdh">
+<w:styles xmlns:mc="http://schemas.openxmlformats.org/markup-compatibility/2006" xmlns:r="http://schemas.openxmlformats.org/officeDocument/2006/relationships" xmlns:w="http://schemas.openxmlformats.org/wordprocessingml/2006/main" xmlns:w14="http://schemas.microsoft.com/office/word/2010/wordml" xmlns:w15="http://schemas.microsoft.com/office/word/2012/wordml" xmlns:w16cex="http://schemas.microsoft.com/office/word/2018/wordml/cex" xmlns:w16cid="http://schemas.microsoft.com/office/word/2016/wordml/cid" xmlns:w16="http://schemas.microsoft.com/office/word/2018/wordml" xmlns:w16du="http://schemas.microsoft.com/office/word/2023/wordml/word16du" xmlns:w16sdtdh="http://schemas.microsoft.com/office/word/2020/wordml/sdtdatahash" xmlns:w16sdtfl="http://schemas.microsoft.com/office/word/2024/wordml/sdtformatlock" xmlns:w16se="http://schemas.microsoft.com/office/word/2015/wordml/symex" mc:Ignorable="w14 w15 w16se w16cid w16 w16cex w16sdtdh w16sdtfl w16du">
   <w:docDefaults>
     <w:rPrDefault>
       <w:rPr>
@@ -7102,7 +10453,7 @@
     <w:lsdException w:name="Title" w:qFormat="1"/>
     <w:lsdException w:name="Subtitle" w:qFormat="1"/>
     <w:lsdException w:name="Strong" w:qFormat="1"/>
-    <w:lsdException w:name="Emphasis" w:qFormat="1"/>
+    <w:lsdException w:name="Emphasis" w:uiPriority="20" w:qFormat="1"/>
     <w:lsdException w:name="Normal Table" w:semiHidden="1" w:unhideWhenUsed="1"/>
     <w:lsdException w:name="Table Simple 1" w:semiHidden="1" w:unhideWhenUsed="1"/>
     <w:lsdException w:name="Table Simple 2" w:semiHidden="1" w:unhideWhenUsed="1"/>
@@ -7465,7 +10816,6 @@
   <w:style w:type="character" w:default="1" w:styleId="Policepardfaut">
     <w:name w:val="Default Paragraph Font"/>
     <w:uiPriority w:val="1"/>
-    <w:semiHidden/>
     <w:unhideWhenUsed/>
   </w:style>
   <w:style w:type="table" w:default="1" w:styleId="TableauNormal">
@@ -7603,6 +10953,7 @@
   </w:style>
   <w:style w:type="character" w:styleId="Accentuation">
     <w:name w:val="Emphasis"/>
+    <w:uiPriority w:val="20"/>
     <w:qFormat/>
     <w:rsid w:val="002F3FBB"/>
     <w:rPr>
@@ -8049,6 +11400,19 @@
 </file>
 
 <file path=customXml/item1.xml><?xml version="1.0" encoding="utf-8"?>
+<b:Sources xmlns:b="http://schemas.openxmlformats.org/officeDocument/2006/bibliography" xmlns="http://schemas.openxmlformats.org/officeDocument/2006/bibliography" SelectedStyle="/APASixthEditionOfficeOnline.xsl" StyleName="APA" Version="6"/>
+</file>
+
+<file path=customXml/item2.xml><?xml version="1.0" encoding="utf-8"?>
+<?mso-contentType ?>
+<FormTemplates xmlns="http://schemas.microsoft.com/sharepoint/v3/contenttype/forms">
+  <Display>DocumentLibraryForm</Display>
+  <Edit>DocumentLibraryForm</Edit>
+  <New>DocumentLibraryForm</New>
+</FormTemplates>
+</file>
+
+<file path=customXml/item3.xml><?xml version="1.0" encoding="utf-8"?>
 <ct:contentTypeSchema xmlns:ct="http://schemas.microsoft.com/office/2006/metadata/contentType" xmlns:ma="http://schemas.microsoft.com/office/2006/metadata/properties/metaAttributes" ct:_="" ma:_="" ma:contentTypeName="Document" ma:contentTypeID="0x0101000833D029326C1E4B9200C3261DC77244" ma:contentTypeVersion="6" ma:contentTypeDescription="Crée un document." ma:contentTypeScope="" ma:versionID="b230a12b526b881b0d7960b206d77600">
   <xsd:schema xmlns:xsd="http://www.w3.org/2001/XMLSchema" xmlns:xs="http://www.w3.org/2001/XMLSchema" xmlns:p="http://schemas.microsoft.com/office/2006/metadata/properties" xmlns:ns2="489f5aac-279f-4e20-8b6d-1669a69335fb" targetNamespace="http://schemas.microsoft.com/office/2006/metadata/properties" ma:root="true" ma:fieldsID="0a63d8aa6f8cf47ad16a18a21ef2d9c5" ns2:_="">
     <xsd:import namespace="489f5aac-279f-4e20-8b6d-1669a69335fb"/>
@@ -8204,20 +11568,23 @@
 </ct:contentTypeSchema>
 </file>
 
-<file path=customXml/item2.xml><?xml version="1.0" encoding="utf-8"?>
-<?mso-contentType ?>
-<FormTemplates xmlns="http://schemas.microsoft.com/sharepoint/v3/contenttype/forms">
-  <Display>DocumentLibraryForm</Display>
-  <Edit>DocumentLibraryForm</Edit>
-  <New>DocumentLibraryForm</New>
-</FormTemplates>
+<file path=customXml/itemProps1.xml><?xml version="1.0" encoding="utf-8"?>
+<ds:datastoreItem xmlns:ds="http://schemas.openxmlformats.org/officeDocument/2006/customXml" ds:itemID="{7002D411-72B2-4BC7-9D49-FBBCF304473F}">
+  <ds:schemaRefs>
+    <ds:schemaRef ds:uri="http://schemas.openxmlformats.org/officeDocument/2006/bibliography"/>
+  </ds:schemaRefs>
+</ds:datastoreItem>
 </file>
 
-<file path=customXml/item3.xml><?xml version="1.0" encoding="utf-8"?>
-<b:Sources xmlns:b="http://schemas.openxmlformats.org/officeDocument/2006/bibliography" xmlns="http://schemas.openxmlformats.org/officeDocument/2006/bibliography" SelectedStyle="/APASixthEditionOfficeOnline.xsl" StyleName="APA" Version="6"/>
+<file path=customXml/itemProps2.xml><?xml version="1.0" encoding="utf-8"?>
+<ds:datastoreItem xmlns:ds="http://schemas.openxmlformats.org/officeDocument/2006/customXml" ds:itemID="{64652393-5020-43C5-A3C2-72C53553D01E}">
+  <ds:schemaRefs>
+    <ds:schemaRef ds:uri="http://schemas.microsoft.com/sharepoint/v3/contenttype/forms"/>
+  </ds:schemaRefs>
+</ds:datastoreItem>
 </file>
 
-<file path=customXml/itemProps1.xml><?xml version="1.0" encoding="utf-8"?>
+<file path=customXml/itemProps3.xml><?xml version="1.0" encoding="utf-8"?>
 <ds:datastoreItem xmlns:ds="http://schemas.openxmlformats.org/officeDocument/2006/customXml" ds:itemID="{1A5729A0-2C2E-42AF-B4DE-C0913E5853CE}">
   <ds:schemaRefs>
     <ds:schemaRef ds:uri="http://schemas.microsoft.com/office/2006/metadata/contentType"/>
@@ -8235,22 +11602,6 @@
 </ds:datastoreItem>
 </file>
 
-<file path=customXml/itemProps2.xml><?xml version="1.0" encoding="utf-8"?>
-<ds:datastoreItem xmlns:ds="http://schemas.openxmlformats.org/officeDocument/2006/customXml" ds:itemID="{64652393-5020-43C5-A3C2-72C53553D01E}">
-  <ds:schemaRefs>
-    <ds:schemaRef ds:uri="http://schemas.microsoft.com/sharepoint/v3/contenttype/forms"/>
-  </ds:schemaRefs>
-</ds:datastoreItem>
-</file>
-
-<file path=customXml/itemProps3.xml><?xml version="1.0" encoding="utf-8"?>
-<ds:datastoreItem xmlns:ds="http://schemas.openxmlformats.org/officeDocument/2006/customXml" ds:itemID="{7002D411-72B2-4BC7-9D49-FBBCF304473F}">
-  <ds:schemaRefs>
-    <ds:schemaRef ds:uri="http://schemas.openxmlformats.org/officeDocument/2006/bibliography"/>
-  </ds:schemaRefs>
-</ds:datastoreItem>
-</file>
-
 <file path=docMetadata/LabelInfo.xml><?xml version="1.0" encoding="utf-8"?>
 <clbl:labelList xmlns:clbl="http://schemas.microsoft.com/office/2020/mipLabelMetadata">
   <clbl:label id="{ea847b31-dc73-4e64-b8e9-54cb237688f3}" enabled="0" method="" siteId="{ea847b31-dc73-4e64-b8e9-54cb237688f3}" removed="1"/>

--- a/Note_de_cadrage_Explorateur_Solaire_IDEX.docx
+++ b/Note_de_cadrage_Explorateur_Solaire_IDEX.docx
@@ -5252,6 +5252,200 @@
                 <w:rFonts w:cs="Arial"/>
               </w:rPr>
               <w:t>≤ 300 € hors coûts internes — budget solution ≤ 10 000 € (conforme objectif)</w:t>
+            </w:r>
+          </w:p>
+        </w:tc>
+      </w:tr>
+      <w:tr>
+        <w:tc>
+          <w:tcPr>
+            <w:tcW w:type="dxa" w:w="4500"/>
+          </w:tcPr>
+          <w:p>
+            <w:r>
+              <w:t>── PASSAGE À L'ÉCHELLE (post-POC national) ──</w:t>
+            </w:r>
+          </w:p>
+        </w:tc>
+        <w:tc>
+          <w:tcPr>
+            <w:tcW w:type="dxa" w:w="1500"/>
+          </w:tcPr>
+          <w:p>
+            <w:r/>
+          </w:p>
+        </w:tc>
+      </w:tr>
+      <w:tr>
+        <w:tc>
+          <w:tcPr>
+            <w:tcW w:type="dxa" w:w="4500"/>
+          </w:tcPr>
+          <w:p>
+            <w:r>
+              <w:t>Pappers — volume national (~50 000 magasins)</w:t>
+            </w:r>
+          </w:p>
+        </w:tc>
+        <w:tc>
+          <w:tcPr>
+            <w:tcW w:type="dxa" w:w="1500"/>
+          </w:tcPr>
+          <w:p>
+            <w:r>
+              <w:t>2 000 – 5 000 €</w:t>
+            </w:r>
+          </w:p>
+        </w:tc>
+      </w:tr>
+      <w:tr>
+        <w:tc>
+          <w:tcPr>
+            <w:tcW w:type="dxa" w:w="4500"/>
+          </w:tcPr>
+          <w:p>
+            <w:r>
+              <w:t>API Anthropic Claude — volume ×50</w:t>
+            </w:r>
+          </w:p>
+        </w:tc>
+        <w:tc>
+          <w:tcPr>
+            <w:tcW w:type="dxa" w:w="1500"/>
+          </w:tcPr>
+          <w:p>
+            <w:r>
+              <w:t>500 – 1 500 €</w:t>
+            </w:r>
+          </w:p>
+        </w:tc>
+      </w:tr>
+      <w:tr>
+        <w:tc>
+          <w:tcPr>
+            <w:tcW w:type="dxa" w:w="4500"/>
+          </w:tcPr>
+          <w:p>
+            <w:r>
+              <w:t>Relevés SPF — top 200 leads national</w:t>
+            </w:r>
+          </w:p>
+        </w:tc>
+        <w:tc>
+          <w:tcPr>
+            <w:tcW w:type="dxa" w:w="1500"/>
+          </w:tcPr>
+          <w:p>
+            <w:r>
+              <w:t>~2 400 € (12 €/parcelle)</w:t>
+            </w:r>
+          </w:p>
+        </w:tc>
+      </w:tr>
+      <w:tr>
+        <w:tc>
+          <w:tcPr>
+            <w:tcW w:type="dxa" w:w="4500"/>
+          </w:tcPr>
+          <w:p>
+            <w:r>
+              <w:t>Airtable — plan Team (équipe &gt; 5)</w:t>
+            </w:r>
+          </w:p>
+        </w:tc>
+        <w:tc>
+          <w:tcPr>
+            <w:tcW w:type="dxa" w:w="1500"/>
+          </w:tcPr>
+          <w:p>
+            <w:r>
+              <w:t>~240 €/an</w:t>
+            </w:r>
+          </w:p>
+        </w:tc>
+      </w:tr>
+      <w:tr>
+        <w:tc>
+          <w:tcPr>
+            <w:tcW w:type="dxa" w:w="4500"/>
+          </w:tcPr>
+          <w:p>
+            <w:r>
+              <w:t>Serveur n8n dédié (VPS)</w:t>
+            </w:r>
+          </w:p>
+        </w:tc>
+        <w:tc>
+          <w:tcPr>
+            <w:tcW w:type="dxa" w:w="1500"/>
+          </w:tcPr>
+          <w:p>
+            <w:r>
+              <w:t>~240 €/an (~20 €/mois)</w:t>
+            </w:r>
+          </w:p>
+        </w:tc>
+      </w:tr>
+      <w:tr>
+        <w:tc>
+          <w:tcPr>
+            <w:tcW w:type="dxa" w:w="4500"/>
+          </w:tcPr>
+          <w:p>
+            <w:r>
+              <w:t>Budget total passage à l'échelle</w:t>
+            </w:r>
+          </w:p>
+        </w:tc>
+        <w:tc>
+          <w:tcPr>
+            <w:tcW w:type="dxa" w:w="1500"/>
+          </w:tcPr>
+          <w:p>
+            <w:r>
+              <w:t>5 000 – 10 000 € (conforme objectif Idex)</w:t>
+            </w:r>
+          </w:p>
+        </w:tc>
+      </w:tr>
+      <w:tr>
+        <w:tc>
+          <w:tcPr>
+            <w:tcW w:type="dxa" w:w="4500"/>
+          </w:tcPr>
+          <w:p>
+            <w:r>
+              <w:t>── COÛT HUMAIN À BUDGÉTER ──</w:t>
+            </w:r>
+          </w:p>
+        </w:tc>
+        <w:tc>
+          <w:tcPr>
+            <w:tcW w:type="dxa" w:w="1500"/>
+          </w:tcPr>
+          <w:p>
+            <w:r/>
+          </w:p>
+        </w:tc>
+      </w:tr>
+      <w:tr>
+        <w:tc>
+          <w:tcPr>
+            <w:tcW w:type="dxa" w:w="4500"/>
+          </w:tcPr>
+          <w:p>
+            <w:r>
+              <w:t>Revue humaine leads « À vérifier » (est. 40 % des leads, 15-30 min/lead)</w:t>
+            </w:r>
+          </w:p>
+        </w:tc>
+        <w:tc>
+          <w:tcPr>
+            <w:tcW w:type="dxa" w:w="1500"/>
+          </w:tcPr>
+          <w:p>
+            <w:r>
+              <w:t>~10 à 20 h chargé d'affaires sur le POC — à intégrer dans le planning commercial</w:t>
             </w:r>
           </w:p>
         </w:tc>
